--- a/Reports/Final Report.docx
+++ b/Reports/Final Report.docx
@@ -11,13 +11,16 @@
           <w:szCs w:val="32"/>
         </w:rPr>
       </w:pPr>
-      <w:r>
+    </w:p>
+    <w:p>
+      <w:pPr>
+        <w:spacing w:line="240" w:lineRule="auto"/>
+        <w:jc w:val="center"/>
         <w:rPr>
           <w:sz w:val="32"/>
           <w:szCs w:val="32"/>
         </w:rPr>
-        <w:t>Digital Advertising Cost Optimization Problem</w:t>
-      </w:r>
+      </w:pPr>
     </w:p>
     <w:p>
       <w:pPr>
@@ -32,9 +35,1618 @@
     <w:p>
       <w:pPr>
         <w:spacing w:line="240" w:lineRule="auto"/>
-        <w:jc w:val="both"/>
-      </w:pPr>
-      <w:r>
+        <w:jc w:val="center"/>
+        <w:rPr>
+          <w:sz w:val="32"/>
+          <w:szCs w:val="32"/>
+        </w:rPr>
+      </w:pPr>
+    </w:p>
+    <w:p>
+      <w:pPr>
+        <w:spacing w:line="240" w:lineRule="auto"/>
+        <w:jc w:val="center"/>
+        <w:rPr>
+          <w:sz w:val="32"/>
+          <w:szCs w:val="32"/>
+        </w:rPr>
+      </w:pPr>
+    </w:p>
+    <w:p>
+      <w:pPr>
+        <w:spacing w:line="240" w:lineRule="auto"/>
+        <w:jc w:val="center"/>
+        <w:rPr>
+          <w:sz w:val="32"/>
+          <w:szCs w:val="32"/>
+        </w:rPr>
+      </w:pPr>
+    </w:p>
+    <w:p>
+      <w:pPr>
+        <w:spacing w:line="240" w:lineRule="auto"/>
+        <w:jc w:val="center"/>
+        <w:rPr>
+          <w:sz w:val="32"/>
+          <w:szCs w:val="32"/>
+        </w:rPr>
+      </w:pPr>
+    </w:p>
+    <w:p>
+      <w:pPr>
+        <w:spacing w:line="240" w:lineRule="auto"/>
+        <w:jc w:val="center"/>
+        <w:rPr>
+          <w:sz w:val="32"/>
+          <w:szCs w:val="32"/>
+        </w:rPr>
+      </w:pPr>
+    </w:p>
+    <w:p>
+      <w:pPr>
+        <w:spacing w:line="240" w:lineRule="auto"/>
+        <w:jc w:val="center"/>
+        <w:rPr>
+          <w:sz w:val="48"/>
+          <w:szCs w:val="48"/>
+        </w:rPr>
+      </w:pPr>
+      <w:r>
+        <w:rPr>
+          <w:sz w:val="48"/>
+          <w:szCs w:val="48"/>
+        </w:rPr>
+        <w:t xml:space="preserve">General Assembly </w:t>
+      </w:r>
+    </w:p>
+    <w:p>
+      <w:pPr>
+        <w:spacing w:line="240" w:lineRule="auto"/>
+        <w:jc w:val="center"/>
+        <w:rPr>
+          <w:sz w:val="48"/>
+          <w:szCs w:val="48"/>
+        </w:rPr>
+      </w:pPr>
+      <w:r>
+        <w:rPr>
+          <w:sz w:val="48"/>
+          <w:szCs w:val="48"/>
+        </w:rPr>
+        <w:t>Data Analytics Bootcamp (DAB 11)</w:t>
+      </w:r>
+    </w:p>
+    <w:p>
+      <w:pPr>
+        <w:spacing w:line="240" w:lineRule="auto"/>
+        <w:jc w:val="center"/>
+        <w:rPr>
+          <w:sz w:val="32"/>
+          <w:szCs w:val="32"/>
+        </w:rPr>
+      </w:pPr>
+      <w:r>
+        <w:rPr>
+          <w:sz w:val="48"/>
+          <w:szCs w:val="48"/>
+        </w:rPr>
+        <w:t xml:space="preserve">Topic: </w:t>
+      </w:r>
+      <w:r>
+        <w:rPr>
+          <w:sz w:val="48"/>
+          <w:szCs w:val="48"/>
+        </w:rPr>
+        <w:t xml:space="preserve">Digital Advertising Cost Optimization </w:t>
+      </w:r>
+    </w:p>
+    <w:p>
+      <w:pPr>
+        <w:spacing w:line="240" w:lineRule="auto"/>
+        <w:jc w:val="center"/>
+        <w:rPr>
+          <w:sz w:val="32"/>
+          <w:szCs w:val="32"/>
+        </w:rPr>
+      </w:pPr>
+    </w:p>
+    <w:p>
+      <w:pPr>
+        <w:spacing w:line="240" w:lineRule="auto"/>
+        <w:jc w:val="center"/>
+        <w:rPr>
+          <w:sz w:val="32"/>
+          <w:szCs w:val="32"/>
+        </w:rPr>
+      </w:pPr>
+      <w:r>
+        <w:rPr>
+          <w:sz w:val="32"/>
+          <w:szCs w:val="32"/>
+        </w:rPr>
+        <w:t xml:space="preserve">Prepared by </w:t>
+      </w:r>
+      <w:proofErr w:type="spellStart"/>
+      <w:r>
+        <w:rPr>
+          <w:sz w:val="32"/>
+          <w:szCs w:val="32"/>
+        </w:rPr>
+        <w:t>Jiahong</w:t>
+      </w:r>
+      <w:proofErr w:type="spellEnd"/>
+      <w:r>
+        <w:rPr>
+          <w:sz w:val="32"/>
+          <w:szCs w:val="32"/>
+        </w:rPr>
+        <w:t>, Zhuo</w:t>
+      </w:r>
+    </w:p>
+    <w:p>
+      <w:pPr>
+        <w:spacing w:line="240" w:lineRule="auto"/>
+        <w:jc w:val="center"/>
+        <w:rPr>
+          <w:sz w:val="32"/>
+          <w:szCs w:val="32"/>
+        </w:rPr>
+      </w:pPr>
+    </w:p>
+    <w:p>
+      <w:pPr>
+        <w:spacing w:line="240" w:lineRule="auto"/>
+        <w:jc w:val="center"/>
+        <w:rPr>
+          <w:sz w:val="32"/>
+          <w:szCs w:val="32"/>
+        </w:rPr>
+      </w:pPr>
+    </w:p>
+    <w:p>
+      <w:pPr>
+        <w:spacing w:line="240" w:lineRule="auto"/>
+        <w:jc w:val="center"/>
+        <w:rPr>
+          <w:sz w:val="32"/>
+          <w:szCs w:val="32"/>
+        </w:rPr>
+      </w:pPr>
+    </w:p>
+    <w:p>
+      <w:pPr>
+        <w:spacing w:line="240" w:lineRule="auto"/>
+        <w:jc w:val="center"/>
+        <w:rPr>
+          <w:sz w:val="32"/>
+          <w:szCs w:val="32"/>
+        </w:rPr>
+      </w:pPr>
+    </w:p>
+    <w:p>
+      <w:pPr>
+        <w:spacing w:line="240" w:lineRule="auto"/>
+        <w:jc w:val="center"/>
+        <w:rPr>
+          <w:sz w:val="32"/>
+          <w:szCs w:val="32"/>
+        </w:rPr>
+      </w:pPr>
+    </w:p>
+    <w:p>
+      <w:pPr>
+        <w:spacing w:line="240" w:lineRule="auto"/>
+        <w:jc w:val="center"/>
+        <w:rPr>
+          <w:sz w:val="32"/>
+          <w:szCs w:val="32"/>
+        </w:rPr>
+      </w:pPr>
+    </w:p>
+    <w:p>
+      <w:pPr>
+        <w:spacing w:line="240" w:lineRule="auto"/>
+        <w:jc w:val="center"/>
+        <w:rPr>
+          <w:sz w:val="32"/>
+          <w:szCs w:val="32"/>
+        </w:rPr>
+      </w:pPr>
+    </w:p>
+    <w:p>
+      <w:pPr>
+        <w:spacing w:line="240" w:lineRule="auto"/>
+        <w:jc w:val="center"/>
+        <w:rPr>
+          <w:sz w:val="32"/>
+          <w:szCs w:val="32"/>
+        </w:rPr>
+      </w:pPr>
+    </w:p>
+    <w:p>
+      <w:pPr>
+        <w:spacing w:line="240" w:lineRule="auto"/>
+        <w:jc w:val="center"/>
+        <w:rPr>
+          <w:sz w:val="32"/>
+          <w:szCs w:val="32"/>
+        </w:rPr>
+      </w:pPr>
+    </w:p>
+    <w:sdt>
+      <w:sdtPr>
+        <w:id w:val="2124881309"/>
+        <w:docPartObj>
+          <w:docPartGallery w:val="Table of Contents"/>
+          <w:docPartUnique/>
+        </w:docPartObj>
+      </w:sdtPr>
+      <w:sdtEndPr>
+        <w:rPr>
+          <w:rFonts w:asciiTheme="minorHAnsi" w:eastAsiaTheme="minorEastAsia" w:hAnsiTheme="minorHAnsi" w:cstheme="minorBidi"/>
+          <w:b/>
+          <w:bCs/>
+          <w:noProof/>
+          <w:color w:val="auto"/>
+          <w:kern w:val="2"/>
+          <w:sz w:val="24"/>
+          <w:szCs w:val="24"/>
+          <w:lang w:eastAsia="zh-CN"/>
+          <w14:ligatures w14:val="standardContextual"/>
+        </w:rPr>
+      </w:sdtEndPr>
+      <w:sdtContent>
+        <w:p>
+          <w:pPr>
+            <w:pStyle w:val="TOCHeading"/>
+            <w:jc w:val="center"/>
+          </w:pPr>
+          <w:r>
+            <w:rPr>
+              <w:b/>
+              <w:bCs/>
+              <w:sz w:val="40"/>
+              <w:szCs w:val="40"/>
+            </w:rPr>
+            <w:t>Contents</w:t>
+          </w:r>
+        </w:p>
+        <w:p>
+          <w:pPr>
+            <w:rPr>
+              <w:lang w:eastAsia="en-US"/>
+            </w:rPr>
+          </w:pPr>
+        </w:p>
+        <w:p>
+          <w:pPr>
+            <w:pStyle w:val="TOC1"/>
+            <w:tabs>
+              <w:tab w:val="right" w:leader="dot" w:pos="9350"/>
+            </w:tabs>
+            <w:rPr>
+              <w:noProof/>
+            </w:rPr>
+          </w:pPr>
+          <w:r>
+            <w:fldChar w:fldCharType="begin"/>
+          </w:r>
+          <w:r>
+            <w:instrText xml:space="preserve"> TOC \o "1-3" \h \z \u </w:instrText>
+          </w:r>
+          <w:r>
+            <w:fldChar w:fldCharType="separate"/>
+          </w:r>
+          <w:hyperlink w:anchor="_Toc231569597" w:history="1">
+            <w:r>
+              <w:rPr>
+                <w:rStyle w:val="Hyperlink"/>
+                <w:noProof/>
+              </w:rPr>
+              <w:t>Overview</w:t>
+            </w:r>
+            <w:r>
+              <w:rPr>
+                <w:noProof/>
+                <w:webHidden/>
+              </w:rPr>
+              <w:tab/>
+            </w:r>
+            <w:r>
+              <w:rPr>
+                <w:noProof/>
+                <w:webHidden/>
+              </w:rPr>
+              <w:fldChar w:fldCharType="begin"/>
+            </w:r>
+            <w:r>
+              <w:rPr>
+                <w:noProof/>
+                <w:webHidden/>
+              </w:rPr>
+              <w:instrText xml:space="preserve"> PAGEREF _Toc231569597 \h </w:instrText>
+            </w:r>
+            <w:r>
+              <w:rPr>
+                <w:noProof/>
+                <w:webHidden/>
+              </w:rPr>
+            </w:r>
+            <w:r>
+              <w:rPr>
+                <w:noProof/>
+                <w:webHidden/>
+              </w:rPr>
+              <w:fldChar w:fldCharType="separate"/>
+            </w:r>
+            <w:r>
+              <w:rPr>
+                <w:noProof/>
+                <w:webHidden/>
+              </w:rPr>
+              <w:t>3</w:t>
+            </w:r>
+            <w:r>
+              <w:rPr>
+                <w:noProof/>
+                <w:webHidden/>
+              </w:rPr>
+              <w:fldChar w:fldCharType="end"/>
+            </w:r>
+          </w:hyperlink>
+        </w:p>
+        <w:p>
+          <w:pPr>
+            <w:pStyle w:val="TOC1"/>
+            <w:tabs>
+              <w:tab w:val="right" w:leader="dot" w:pos="9350"/>
+            </w:tabs>
+            <w:rPr>
+              <w:noProof/>
+            </w:rPr>
+          </w:pPr>
+          <w:hyperlink w:anchor="_Toc231569598" w:history="1">
+            <w:r>
+              <w:rPr>
+                <w:rStyle w:val="Hyperlink"/>
+                <w:noProof/>
+              </w:rPr>
+              <w:t>Data Information</w:t>
+            </w:r>
+            <w:r>
+              <w:rPr>
+                <w:noProof/>
+                <w:webHidden/>
+              </w:rPr>
+              <w:tab/>
+            </w:r>
+            <w:r>
+              <w:rPr>
+                <w:noProof/>
+                <w:webHidden/>
+              </w:rPr>
+              <w:fldChar w:fldCharType="begin"/>
+            </w:r>
+            <w:r>
+              <w:rPr>
+                <w:noProof/>
+                <w:webHidden/>
+              </w:rPr>
+              <w:instrText xml:space="preserve"> PAGEREF _Toc231569598 \h </w:instrText>
+            </w:r>
+            <w:r>
+              <w:rPr>
+                <w:noProof/>
+                <w:webHidden/>
+              </w:rPr>
+            </w:r>
+            <w:r>
+              <w:rPr>
+                <w:noProof/>
+                <w:webHidden/>
+              </w:rPr>
+              <w:fldChar w:fldCharType="separate"/>
+            </w:r>
+            <w:r>
+              <w:rPr>
+                <w:noProof/>
+                <w:webHidden/>
+              </w:rPr>
+              <w:t>4</w:t>
+            </w:r>
+            <w:r>
+              <w:rPr>
+                <w:noProof/>
+                <w:webHidden/>
+              </w:rPr>
+              <w:fldChar w:fldCharType="end"/>
+            </w:r>
+          </w:hyperlink>
+        </w:p>
+        <w:p>
+          <w:pPr>
+            <w:pStyle w:val="TOC1"/>
+            <w:tabs>
+              <w:tab w:val="right" w:leader="dot" w:pos="9350"/>
+            </w:tabs>
+            <w:rPr>
+              <w:noProof/>
+            </w:rPr>
+          </w:pPr>
+          <w:hyperlink w:anchor="_Toc231569599" w:history="1">
+            <w:r>
+              <w:rPr>
+                <w:rStyle w:val="Hyperlink"/>
+                <w:noProof/>
+              </w:rPr>
+              <w:t>Exploratory Data Analysis (EDA)</w:t>
+            </w:r>
+            <w:r>
+              <w:rPr>
+                <w:noProof/>
+                <w:webHidden/>
+              </w:rPr>
+              <w:tab/>
+            </w:r>
+            <w:r>
+              <w:rPr>
+                <w:noProof/>
+                <w:webHidden/>
+              </w:rPr>
+              <w:fldChar w:fldCharType="begin"/>
+            </w:r>
+            <w:r>
+              <w:rPr>
+                <w:noProof/>
+                <w:webHidden/>
+              </w:rPr>
+              <w:instrText xml:space="preserve"> PAGEREF _Toc231569599 \h </w:instrText>
+            </w:r>
+            <w:r>
+              <w:rPr>
+                <w:noProof/>
+                <w:webHidden/>
+              </w:rPr>
+            </w:r>
+            <w:r>
+              <w:rPr>
+                <w:noProof/>
+                <w:webHidden/>
+              </w:rPr>
+              <w:fldChar w:fldCharType="separate"/>
+            </w:r>
+            <w:r>
+              <w:rPr>
+                <w:noProof/>
+                <w:webHidden/>
+              </w:rPr>
+              <w:t>5</w:t>
+            </w:r>
+            <w:r>
+              <w:rPr>
+                <w:noProof/>
+                <w:webHidden/>
+              </w:rPr>
+              <w:fldChar w:fldCharType="end"/>
+            </w:r>
+          </w:hyperlink>
+        </w:p>
+        <w:p>
+          <w:pPr>
+            <w:pStyle w:val="TOC2"/>
+            <w:tabs>
+              <w:tab w:val="right" w:leader="dot" w:pos="9350"/>
+            </w:tabs>
+            <w:rPr>
+              <w:noProof/>
+            </w:rPr>
+          </w:pPr>
+          <w:hyperlink w:anchor="_Toc231569600" w:history="1">
+            <w:r>
+              <w:rPr>
+                <w:rStyle w:val="Hyperlink"/>
+                <w:noProof/>
+              </w:rPr>
+              <w:t>Purpose</w:t>
+            </w:r>
+            <w:r>
+              <w:rPr>
+                <w:noProof/>
+                <w:webHidden/>
+              </w:rPr>
+              <w:tab/>
+            </w:r>
+            <w:r>
+              <w:rPr>
+                <w:noProof/>
+                <w:webHidden/>
+              </w:rPr>
+              <w:fldChar w:fldCharType="begin"/>
+            </w:r>
+            <w:r>
+              <w:rPr>
+                <w:noProof/>
+                <w:webHidden/>
+              </w:rPr>
+              <w:instrText xml:space="preserve"> PAGEREF _Toc231569600 \h </w:instrText>
+            </w:r>
+            <w:r>
+              <w:rPr>
+                <w:noProof/>
+                <w:webHidden/>
+              </w:rPr>
+            </w:r>
+            <w:r>
+              <w:rPr>
+                <w:noProof/>
+                <w:webHidden/>
+              </w:rPr>
+              <w:fldChar w:fldCharType="separate"/>
+            </w:r>
+            <w:r>
+              <w:rPr>
+                <w:noProof/>
+                <w:webHidden/>
+              </w:rPr>
+              <w:t>5</w:t>
+            </w:r>
+            <w:r>
+              <w:rPr>
+                <w:noProof/>
+                <w:webHidden/>
+              </w:rPr>
+              <w:fldChar w:fldCharType="end"/>
+            </w:r>
+          </w:hyperlink>
+        </w:p>
+        <w:p>
+          <w:pPr>
+            <w:pStyle w:val="TOC2"/>
+            <w:tabs>
+              <w:tab w:val="right" w:leader="dot" w:pos="9350"/>
+            </w:tabs>
+            <w:rPr>
+              <w:noProof/>
+            </w:rPr>
+          </w:pPr>
+          <w:hyperlink w:anchor="_Toc231569601" w:history="1">
+            <w:r>
+              <w:rPr>
+                <w:rStyle w:val="Hyperlink"/>
+                <w:noProof/>
+              </w:rPr>
+              <w:t>Data Quality</w:t>
+            </w:r>
+            <w:r>
+              <w:rPr>
+                <w:noProof/>
+                <w:webHidden/>
+              </w:rPr>
+              <w:tab/>
+            </w:r>
+            <w:r>
+              <w:rPr>
+                <w:noProof/>
+                <w:webHidden/>
+              </w:rPr>
+              <w:fldChar w:fldCharType="begin"/>
+            </w:r>
+            <w:r>
+              <w:rPr>
+                <w:noProof/>
+                <w:webHidden/>
+              </w:rPr>
+              <w:instrText xml:space="preserve"> PAGEREF _Toc231569601 \h </w:instrText>
+            </w:r>
+            <w:r>
+              <w:rPr>
+                <w:noProof/>
+                <w:webHidden/>
+              </w:rPr>
+            </w:r>
+            <w:r>
+              <w:rPr>
+                <w:noProof/>
+                <w:webHidden/>
+              </w:rPr>
+              <w:fldChar w:fldCharType="separate"/>
+            </w:r>
+            <w:r>
+              <w:rPr>
+                <w:noProof/>
+                <w:webHidden/>
+              </w:rPr>
+              <w:t>5</w:t>
+            </w:r>
+            <w:r>
+              <w:rPr>
+                <w:noProof/>
+                <w:webHidden/>
+              </w:rPr>
+              <w:fldChar w:fldCharType="end"/>
+            </w:r>
+          </w:hyperlink>
+        </w:p>
+        <w:p>
+          <w:pPr>
+            <w:pStyle w:val="TOC2"/>
+            <w:tabs>
+              <w:tab w:val="right" w:leader="dot" w:pos="9350"/>
+            </w:tabs>
+            <w:rPr>
+              <w:noProof/>
+            </w:rPr>
+          </w:pPr>
+          <w:hyperlink w:anchor="_Toc231569602" w:history="1">
+            <w:r>
+              <w:rPr>
+                <w:rStyle w:val="Hyperlink"/>
+                <w:noProof/>
+              </w:rPr>
+              <w:t>Univariate Insights</w:t>
+            </w:r>
+            <w:r>
+              <w:rPr>
+                <w:noProof/>
+                <w:webHidden/>
+              </w:rPr>
+              <w:tab/>
+            </w:r>
+            <w:r>
+              <w:rPr>
+                <w:noProof/>
+                <w:webHidden/>
+              </w:rPr>
+              <w:fldChar w:fldCharType="begin"/>
+            </w:r>
+            <w:r>
+              <w:rPr>
+                <w:noProof/>
+                <w:webHidden/>
+              </w:rPr>
+              <w:instrText xml:space="preserve"> PAGEREF _Toc231569602 \h </w:instrText>
+            </w:r>
+            <w:r>
+              <w:rPr>
+                <w:noProof/>
+                <w:webHidden/>
+              </w:rPr>
+            </w:r>
+            <w:r>
+              <w:rPr>
+                <w:noProof/>
+                <w:webHidden/>
+              </w:rPr>
+              <w:fldChar w:fldCharType="separate"/>
+            </w:r>
+            <w:r>
+              <w:rPr>
+                <w:noProof/>
+                <w:webHidden/>
+              </w:rPr>
+              <w:t>6</w:t>
+            </w:r>
+            <w:r>
+              <w:rPr>
+                <w:noProof/>
+                <w:webHidden/>
+              </w:rPr>
+              <w:fldChar w:fldCharType="end"/>
+            </w:r>
+          </w:hyperlink>
+        </w:p>
+        <w:p>
+          <w:pPr>
+            <w:pStyle w:val="TOC2"/>
+            <w:tabs>
+              <w:tab w:val="right" w:leader="dot" w:pos="9350"/>
+            </w:tabs>
+            <w:rPr>
+              <w:noProof/>
+            </w:rPr>
+          </w:pPr>
+          <w:hyperlink w:anchor="_Toc231569603" w:history="1">
+            <w:r>
+              <w:rPr>
+                <w:rStyle w:val="Hyperlink"/>
+                <w:noProof/>
+              </w:rPr>
+              <w:t>Bivariate / Segmentation Analysis</w:t>
+            </w:r>
+            <w:r>
+              <w:rPr>
+                <w:noProof/>
+                <w:webHidden/>
+              </w:rPr>
+              <w:tab/>
+            </w:r>
+            <w:r>
+              <w:rPr>
+                <w:noProof/>
+                <w:webHidden/>
+              </w:rPr>
+              <w:fldChar w:fldCharType="begin"/>
+            </w:r>
+            <w:r>
+              <w:rPr>
+                <w:noProof/>
+                <w:webHidden/>
+              </w:rPr>
+              <w:instrText xml:space="preserve"> PAGEREF _Toc231569603 \h </w:instrText>
+            </w:r>
+            <w:r>
+              <w:rPr>
+                <w:noProof/>
+                <w:webHidden/>
+              </w:rPr>
+            </w:r>
+            <w:r>
+              <w:rPr>
+                <w:noProof/>
+                <w:webHidden/>
+              </w:rPr>
+              <w:fldChar w:fldCharType="separate"/>
+            </w:r>
+            <w:r>
+              <w:rPr>
+                <w:noProof/>
+                <w:webHidden/>
+              </w:rPr>
+              <w:t>7</w:t>
+            </w:r>
+            <w:r>
+              <w:rPr>
+                <w:noProof/>
+                <w:webHidden/>
+              </w:rPr>
+              <w:fldChar w:fldCharType="end"/>
+            </w:r>
+          </w:hyperlink>
+        </w:p>
+        <w:p>
+          <w:pPr>
+            <w:pStyle w:val="TOC2"/>
+            <w:tabs>
+              <w:tab w:val="right" w:leader="dot" w:pos="9350"/>
+            </w:tabs>
+            <w:rPr>
+              <w:noProof/>
+            </w:rPr>
+          </w:pPr>
+          <w:hyperlink w:anchor="_Toc231569604" w:history="1">
+            <w:r>
+              <w:rPr>
+                <w:rStyle w:val="Hyperlink"/>
+                <w:noProof/>
+              </w:rPr>
+              <w:t>Outlier Detection</w:t>
+            </w:r>
+            <w:r>
+              <w:rPr>
+                <w:noProof/>
+                <w:webHidden/>
+              </w:rPr>
+              <w:tab/>
+            </w:r>
+            <w:r>
+              <w:rPr>
+                <w:noProof/>
+                <w:webHidden/>
+              </w:rPr>
+              <w:fldChar w:fldCharType="begin"/>
+            </w:r>
+            <w:r>
+              <w:rPr>
+                <w:noProof/>
+                <w:webHidden/>
+              </w:rPr>
+              <w:instrText xml:space="preserve"> PAGEREF _Toc231569604 \h </w:instrText>
+            </w:r>
+            <w:r>
+              <w:rPr>
+                <w:noProof/>
+                <w:webHidden/>
+              </w:rPr>
+            </w:r>
+            <w:r>
+              <w:rPr>
+                <w:noProof/>
+                <w:webHidden/>
+              </w:rPr>
+              <w:fldChar w:fldCharType="separate"/>
+            </w:r>
+            <w:r>
+              <w:rPr>
+                <w:noProof/>
+                <w:webHidden/>
+              </w:rPr>
+              <w:t>10</w:t>
+            </w:r>
+            <w:r>
+              <w:rPr>
+                <w:noProof/>
+                <w:webHidden/>
+              </w:rPr>
+              <w:fldChar w:fldCharType="end"/>
+            </w:r>
+          </w:hyperlink>
+        </w:p>
+        <w:p>
+          <w:pPr>
+            <w:pStyle w:val="TOC2"/>
+            <w:tabs>
+              <w:tab w:val="right" w:leader="dot" w:pos="9350"/>
+            </w:tabs>
+            <w:rPr>
+              <w:noProof/>
+            </w:rPr>
+          </w:pPr>
+          <w:hyperlink w:anchor="_Toc231569605" w:history="1">
+            <w:r>
+              <w:rPr>
+                <w:rStyle w:val="Hyperlink"/>
+                <w:noProof/>
+              </w:rPr>
+              <w:t>Correlation Analysis</w:t>
+            </w:r>
+            <w:r>
+              <w:rPr>
+                <w:noProof/>
+                <w:webHidden/>
+              </w:rPr>
+              <w:tab/>
+            </w:r>
+            <w:r>
+              <w:rPr>
+                <w:noProof/>
+                <w:webHidden/>
+              </w:rPr>
+              <w:fldChar w:fldCharType="begin"/>
+            </w:r>
+            <w:r>
+              <w:rPr>
+                <w:noProof/>
+                <w:webHidden/>
+              </w:rPr>
+              <w:instrText xml:space="preserve"> PAGEREF _Toc231569605 \h </w:instrText>
+            </w:r>
+            <w:r>
+              <w:rPr>
+                <w:noProof/>
+                <w:webHidden/>
+              </w:rPr>
+            </w:r>
+            <w:r>
+              <w:rPr>
+                <w:noProof/>
+                <w:webHidden/>
+              </w:rPr>
+              <w:fldChar w:fldCharType="separate"/>
+            </w:r>
+            <w:r>
+              <w:rPr>
+                <w:noProof/>
+                <w:webHidden/>
+              </w:rPr>
+              <w:t>11</w:t>
+            </w:r>
+            <w:r>
+              <w:rPr>
+                <w:noProof/>
+                <w:webHidden/>
+              </w:rPr>
+              <w:fldChar w:fldCharType="end"/>
+            </w:r>
+          </w:hyperlink>
+        </w:p>
+        <w:p>
+          <w:pPr>
+            <w:pStyle w:val="TOC1"/>
+            <w:tabs>
+              <w:tab w:val="right" w:leader="dot" w:pos="9350"/>
+            </w:tabs>
+            <w:rPr>
+              <w:noProof/>
+            </w:rPr>
+          </w:pPr>
+          <w:hyperlink w:anchor="_Toc231569606" w:history="1">
+            <w:r>
+              <w:rPr>
+                <w:rStyle w:val="Hyperlink"/>
+                <w:noProof/>
+              </w:rPr>
+              <w:t>Predictive Modeling &amp; Insights</w:t>
+            </w:r>
+            <w:r>
+              <w:rPr>
+                <w:noProof/>
+                <w:webHidden/>
+              </w:rPr>
+              <w:tab/>
+            </w:r>
+            <w:r>
+              <w:rPr>
+                <w:noProof/>
+                <w:webHidden/>
+              </w:rPr>
+              <w:fldChar w:fldCharType="begin"/>
+            </w:r>
+            <w:r>
+              <w:rPr>
+                <w:noProof/>
+                <w:webHidden/>
+              </w:rPr>
+              <w:instrText xml:space="preserve"> PAGEREF _Toc231569606 \h </w:instrText>
+            </w:r>
+            <w:r>
+              <w:rPr>
+                <w:noProof/>
+                <w:webHidden/>
+              </w:rPr>
+            </w:r>
+            <w:r>
+              <w:rPr>
+                <w:noProof/>
+                <w:webHidden/>
+              </w:rPr>
+              <w:fldChar w:fldCharType="separate"/>
+            </w:r>
+            <w:r>
+              <w:rPr>
+                <w:noProof/>
+                <w:webHidden/>
+              </w:rPr>
+              <w:t>12</w:t>
+            </w:r>
+            <w:r>
+              <w:rPr>
+                <w:noProof/>
+                <w:webHidden/>
+              </w:rPr>
+              <w:fldChar w:fldCharType="end"/>
+            </w:r>
+          </w:hyperlink>
+        </w:p>
+        <w:p>
+          <w:pPr>
+            <w:pStyle w:val="TOC2"/>
+            <w:tabs>
+              <w:tab w:val="right" w:leader="dot" w:pos="9350"/>
+            </w:tabs>
+            <w:rPr>
+              <w:noProof/>
+            </w:rPr>
+          </w:pPr>
+          <w:hyperlink w:anchor="_Toc231569607" w:history="1">
+            <w:r>
+              <w:rPr>
+                <w:rStyle w:val="Hyperlink"/>
+                <w:noProof/>
+              </w:rPr>
+              <w:t>Model Selection &amp; Rationale</w:t>
+            </w:r>
+            <w:r>
+              <w:rPr>
+                <w:noProof/>
+                <w:webHidden/>
+              </w:rPr>
+              <w:tab/>
+            </w:r>
+            <w:r>
+              <w:rPr>
+                <w:noProof/>
+                <w:webHidden/>
+              </w:rPr>
+              <w:fldChar w:fldCharType="begin"/>
+            </w:r>
+            <w:r>
+              <w:rPr>
+                <w:noProof/>
+                <w:webHidden/>
+              </w:rPr>
+              <w:instrText xml:space="preserve"> PAGEREF _Toc231569607 \h </w:instrText>
+            </w:r>
+            <w:r>
+              <w:rPr>
+                <w:noProof/>
+                <w:webHidden/>
+              </w:rPr>
+            </w:r>
+            <w:r>
+              <w:rPr>
+                <w:noProof/>
+                <w:webHidden/>
+              </w:rPr>
+              <w:fldChar w:fldCharType="separate"/>
+            </w:r>
+            <w:r>
+              <w:rPr>
+                <w:noProof/>
+                <w:webHidden/>
+              </w:rPr>
+              <w:t>12</w:t>
+            </w:r>
+            <w:r>
+              <w:rPr>
+                <w:noProof/>
+                <w:webHidden/>
+              </w:rPr>
+              <w:fldChar w:fldCharType="end"/>
+            </w:r>
+          </w:hyperlink>
+        </w:p>
+        <w:p>
+          <w:pPr>
+            <w:pStyle w:val="TOC2"/>
+            <w:tabs>
+              <w:tab w:val="right" w:leader="dot" w:pos="9350"/>
+            </w:tabs>
+            <w:rPr>
+              <w:noProof/>
+            </w:rPr>
+          </w:pPr>
+          <w:hyperlink w:anchor="_Toc231569608" w:history="1">
+            <w:r>
+              <w:rPr>
+                <w:rStyle w:val="Hyperlink"/>
+                <w:noProof/>
+              </w:rPr>
+              <w:t>Feature Importance &amp; Drivers</w:t>
+            </w:r>
+            <w:r>
+              <w:rPr>
+                <w:noProof/>
+                <w:webHidden/>
+              </w:rPr>
+              <w:tab/>
+            </w:r>
+            <w:r>
+              <w:rPr>
+                <w:noProof/>
+                <w:webHidden/>
+              </w:rPr>
+              <w:fldChar w:fldCharType="begin"/>
+            </w:r>
+            <w:r>
+              <w:rPr>
+                <w:noProof/>
+                <w:webHidden/>
+              </w:rPr>
+              <w:instrText xml:space="preserve"> PAGEREF _Toc231569608 \h </w:instrText>
+            </w:r>
+            <w:r>
+              <w:rPr>
+                <w:noProof/>
+                <w:webHidden/>
+              </w:rPr>
+            </w:r>
+            <w:r>
+              <w:rPr>
+                <w:noProof/>
+                <w:webHidden/>
+              </w:rPr>
+              <w:fldChar w:fldCharType="separate"/>
+            </w:r>
+            <w:r>
+              <w:rPr>
+                <w:noProof/>
+                <w:webHidden/>
+              </w:rPr>
+              <w:t>12</w:t>
+            </w:r>
+            <w:r>
+              <w:rPr>
+                <w:noProof/>
+                <w:webHidden/>
+              </w:rPr>
+              <w:fldChar w:fldCharType="end"/>
+            </w:r>
+          </w:hyperlink>
+        </w:p>
+        <w:p>
+          <w:pPr>
+            <w:pStyle w:val="TOC2"/>
+            <w:tabs>
+              <w:tab w:val="right" w:leader="dot" w:pos="9350"/>
+            </w:tabs>
+            <w:rPr>
+              <w:noProof/>
+            </w:rPr>
+          </w:pPr>
+          <w:hyperlink w:anchor="_Toc231569609" w:history="1">
+            <w:r>
+              <w:rPr>
+                <w:rStyle w:val="Hyperlink"/>
+                <w:noProof/>
+              </w:rPr>
+              <w:t>Model Performance Metrics</w:t>
+            </w:r>
+            <w:r>
+              <w:rPr>
+                <w:noProof/>
+                <w:webHidden/>
+              </w:rPr>
+              <w:tab/>
+            </w:r>
+            <w:r>
+              <w:rPr>
+                <w:noProof/>
+                <w:webHidden/>
+              </w:rPr>
+              <w:fldChar w:fldCharType="begin"/>
+            </w:r>
+            <w:r>
+              <w:rPr>
+                <w:noProof/>
+                <w:webHidden/>
+              </w:rPr>
+              <w:instrText xml:space="preserve"> PAGEREF _Toc231569609 \h </w:instrText>
+            </w:r>
+            <w:r>
+              <w:rPr>
+                <w:noProof/>
+                <w:webHidden/>
+              </w:rPr>
+            </w:r>
+            <w:r>
+              <w:rPr>
+                <w:noProof/>
+                <w:webHidden/>
+              </w:rPr>
+              <w:fldChar w:fldCharType="separate"/>
+            </w:r>
+            <w:r>
+              <w:rPr>
+                <w:noProof/>
+                <w:webHidden/>
+              </w:rPr>
+              <w:t>13</w:t>
+            </w:r>
+            <w:r>
+              <w:rPr>
+                <w:noProof/>
+                <w:webHidden/>
+              </w:rPr>
+              <w:fldChar w:fldCharType="end"/>
+            </w:r>
+          </w:hyperlink>
+        </w:p>
+        <w:p>
+          <w:pPr>
+            <w:pStyle w:val="TOC2"/>
+            <w:tabs>
+              <w:tab w:val="right" w:leader="dot" w:pos="9350"/>
+            </w:tabs>
+            <w:rPr>
+              <w:noProof/>
+            </w:rPr>
+          </w:pPr>
+          <w:hyperlink w:anchor="_Toc231569610" w:history="1">
+            <w:r>
+              <w:rPr>
+                <w:rStyle w:val="Hyperlink"/>
+                <w:noProof/>
+              </w:rPr>
+              <w:t>Segment Analysis</w:t>
+            </w:r>
+            <w:r>
+              <w:rPr>
+                <w:noProof/>
+                <w:webHidden/>
+              </w:rPr>
+              <w:tab/>
+            </w:r>
+            <w:r>
+              <w:rPr>
+                <w:noProof/>
+                <w:webHidden/>
+              </w:rPr>
+              <w:fldChar w:fldCharType="begin"/>
+            </w:r>
+            <w:r>
+              <w:rPr>
+                <w:noProof/>
+                <w:webHidden/>
+              </w:rPr>
+              <w:instrText xml:space="preserve"> PAGEREF _Toc231569610 \h </w:instrText>
+            </w:r>
+            <w:r>
+              <w:rPr>
+                <w:noProof/>
+                <w:webHidden/>
+              </w:rPr>
+            </w:r>
+            <w:r>
+              <w:rPr>
+                <w:noProof/>
+                <w:webHidden/>
+              </w:rPr>
+              <w:fldChar w:fldCharType="separate"/>
+            </w:r>
+            <w:r>
+              <w:rPr>
+                <w:noProof/>
+                <w:webHidden/>
+              </w:rPr>
+              <w:t>13</w:t>
+            </w:r>
+            <w:r>
+              <w:rPr>
+                <w:noProof/>
+                <w:webHidden/>
+              </w:rPr>
+              <w:fldChar w:fldCharType="end"/>
+            </w:r>
+          </w:hyperlink>
+        </w:p>
+        <w:p>
+          <w:pPr>
+            <w:pStyle w:val="TOC2"/>
+            <w:tabs>
+              <w:tab w:val="right" w:leader="dot" w:pos="9350"/>
+            </w:tabs>
+            <w:rPr>
+              <w:noProof/>
+            </w:rPr>
+          </w:pPr>
+          <w:hyperlink w:anchor="_Toc231569611" w:history="1">
+            <w:r>
+              <w:rPr>
+                <w:rStyle w:val="Hyperlink"/>
+                <w:noProof/>
+              </w:rPr>
+              <w:t>Scenario Analysis</w:t>
+            </w:r>
+            <w:r>
+              <w:rPr>
+                <w:noProof/>
+                <w:webHidden/>
+              </w:rPr>
+              <w:tab/>
+            </w:r>
+            <w:r>
+              <w:rPr>
+                <w:noProof/>
+                <w:webHidden/>
+              </w:rPr>
+              <w:fldChar w:fldCharType="begin"/>
+            </w:r>
+            <w:r>
+              <w:rPr>
+                <w:noProof/>
+                <w:webHidden/>
+              </w:rPr>
+              <w:instrText xml:space="preserve"> PAGEREF _Toc231569611 \h </w:instrText>
+            </w:r>
+            <w:r>
+              <w:rPr>
+                <w:noProof/>
+                <w:webHidden/>
+              </w:rPr>
+            </w:r>
+            <w:r>
+              <w:rPr>
+                <w:noProof/>
+                <w:webHidden/>
+              </w:rPr>
+              <w:fldChar w:fldCharType="separate"/>
+            </w:r>
+            <w:r>
+              <w:rPr>
+                <w:noProof/>
+                <w:webHidden/>
+              </w:rPr>
+              <w:t>14</w:t>
+            </w:r>
+            <w:r>
+              <w:rPr>
+                <w:noProof/>
+                <w:webHidden/>
+              </w:rPr>
+              <w:fldChar w:fldCharType="end"/>
+            </w:r>
+          </w:hyperlink>
+        </w:p>
+        <w:p>
+          <w:pPr>
+            <w:pStyle w:val="TOC2"/>
+            <w:tabs>
+              <w:tab w:val="right" w:leader="dot" w:pos="9350"/>
+            </w:tabs>
+            <w:rPr>
+              <w:noProof/>
+            </w:rPr>
+          </w:pPr>
+          <w:hyperlink w:anchor="_Toc231569612" w:history="1">
+            <w:r>
+              <w:rPr>
+                <w:rStyle w:val="Hyperlink"/>
+                <w:noProof/>
+              </w:rPr>
+              <w:t>Model Limitation &amp; Assumptions</w:t>
+            </w:r>
+            <w:r>
+              <w:rPr>
+                <w:noProof/>
+                <w:webHidden/>
+              </w:rPr>
+              <w:tab/>
+            </w:r>
+            <w:r>
+              <w:rPr>
+                <w:noProof/>
+                <w:webHidden/>
+              </w:rPr>
+              <w:fldChar w:fldCharType="begin"/>
+            </w:r>
+            <w:r>
+              <w:rPr>
+                <w:noProof/>
+                <w:webHidden/>
+              </w:rPr>
+              <w:instrText xml:space="preserve"> PAGEREF _Toc231569612 \h </w:instrText>
+            </w:r>
+            <w:r>
+              <w:rPr>
+                <w:noProof/>
+                <w:webHidden/>
+              </w:rPr>
+            </w:r>
+            <w:r>
+              <w:rPr>
+                <w:noProof/>
+                <w:webHidden/>
+              </w:rPr>
+              <w:fldChar w:fldCharType="separate"/>
+            </w:r>
+            <w:r>
+              <w:rPr>
+                <w:noProof/>
+                <w:webHidden/>
+              </w:rPr>
+              <w:t>14</w:t>
+            </w:r>
+            <w:r>
+              <w:rPr>
+                <w:noProof/>
+                <w:webHidden/>
+              </w:rPr>
+              <w:fldChar w:fldCharType="end"/>
+            </w:r>
+          </w:hyperlink>
+        </w:p>
+        <w:p>
+          <w:pPr>
+            <w:pStyle w:val="TOC1"/>
+            <w:tabs>
+              <w:tab w:val="right" w:leader="dot" w:pos="9350"/>
+            </w:tabs>
+            <w:rPr>
+              <w:noProof/>
+            </w:rPr>
+          </w:pPr>
+          <w:hyperlink w:anchor="_Toc231569613" w:history="1">
+            <w:r>
+              <w:rPr>
+                <w:rStyle w:val="Hyperlink"/>
+                <w:noProof/>
+              </w:rPr>
+              <w:t>Recommendations</w:t>
+            </w:r>
+            <w:r>
+              <w:rPr>
+                <w:noProof/>
+                <w:webHidden/>
+              </w:rPr>
+              <w:tab/>
+            </w:r>
+            <w:r>
+              <w:rPr>
+                <w:noProof/>
+                <w:webHidden/>
+              </w:rPr>
+              <w:fldChar w:fldCharType="begin"/>
+            </w:r>
+            <w:r>
+              <w:rPr>
+                <w:noProof/>
+                <w:webHidden/>
+              </w:rPr>
+              <w:instrText xml:space="preserve"> PAGEREF _Toc231569613 \h </w:instrText>
+            </w:r>
+            <w:r>
+              <w:rPr>
+                <w:noProof/>
+                <w:webHidden/>
+              </w:rPr>
+            </w:r>
+            <w:r>
+              <w:rPr>
+                <w:noProof/>
+                <w:webHidden/>
+              </w:rPr>
+              <w:fldChar w:fldCharType="separate"/>
+            </w:r>
+            <w:r>
+              <w:rPr>
+                <w:noProof/>
+                <w:webHidden/>
+              </w:rPr>
+              <w:t>15</w:t>
+            </w:r>
+            <w:r>
+              <w:rPr>
+                <w:noProof/>
+                <w:webHidden/>
+              </w:rPr>
+              <w:fldChar w:fldCharType="end"/>
+            </w:r>
+          </w:hyperlink>
+        </w:p>
+        <w:p>
+          <w:pPr>
+            <w:pStyle w:val="TOC1"/>
+            <w:tabs>
+              <w:tab w:val="right" w:leader="dot" w:pos="9350"/>
+            </w:tabs>
+            <w:rPr>
+              <w:noProof/>
+            </w:rPr>
+          </w:pPr>
+          <w:hyperlink w:anchor="_Toc231569614" w:history="1">
+            <w:r>
+              <w:rPr>
+                <w:rStyle w:val="Hyperlink"/>
+                <w:noProof/>
+              </w:rPr>
+              <w:t>Methodology Appendix</w:t>
+            </w:r>
+            <w:r>
+              <w:rPr>
+                <w:noProof/>
+                <w:webHidden/>
+              </w:rPr>
+              <w:tab/>
+            </w:r>
+            <w:r>
+              <w:rPr>
+                <w:noProof/>
+                <w:webHidden/>
+              </w:rPr>
+              <w:fldChar w:fldCharType="begin"/>
+            </w:r>
+            <w:r>
+              <w:rPr>
+                <w:noProof/>
+                <w:webHidden/>
+              </w:rPr>
+              <w:instrText xml:space="preserve"> PAGEREF _Toc231569614 \h </w:instrText>
+            </w:r>
+            <w:r>
+              <w:rPr>
+                <w:noProof/>
+                <w:webHidden/>
+              </w:rPr>
+            </w:r>
+            <w:r>
+              <w:rPr>
+                <w:noProof/>
+                <w:webHidden/>
+              </w:rPr>
+              <w:fldChar w:fldCharType="separate"/>
+            </w:r>
+            <w:r>
+              <w:rPr>
+                <w:noProof/>
+                <w:webHidden/>
+              </w:rPr>
+              <w:t>15</w:t>
+            </w:r>
+            <w:r>
+              <w:rPr>
+                <w:noProof/>
+                <w:webHidden/>
+              </w:rPr>
+              <w:fldChar w:fldCharType="end"/>
+            </w:r>
+          </w:hyperlink>
+        </w:p>
+        <w:p>
+          <w:r>
+            <w:rPr>
+              <w:b/>
+              <w:bCs/>
+              <w:noProof/>
+            </w:rPr>
+            <w:fldChar w:fldCharType="end"/>
+          </w:r>
+        </w:p>
+      </w:sdtContent>
+    </w:sdt>
+    <w:p>
+      <w:pPr>
+        <w:spacing w:line="240" w:lineRule="auto"/>
+        <w:jc w:val="center"/>
+        <w:rPr>
+          <w:sz w:val="32"/>
+          <w:szCs w:val="32"/>
+        </w:rPr>
+      </w:pPr>
+    </w:p>
+    <w:p>
+      <w:pPr>
+        <w:spacing w:line="240" w:lineRule="auto"/>
+        <w:jc w:val="center"/>
+        <w:rPr>
+          <w:sz w:val="32"/>
+          <w:szCs w:val="32"/>
+        </w:rPr>
+      </w:pPr>
+    </w:p>
+    <w:p>
+      <w:pPr>
+        <w:spacing w:line="240" w:lineRule="auto"/>
+        <w:jc w:val="center"/>
+        <w:rPr>
+          <w:sz w:val="32"/>
+          <w:szCs w:val="32"/>
+        </w:rPr>
+      </w:pPr>
+    </w:p>
+    <w:p>
+      <w:pPr>
+        <w:spacing w:line="240" w:lineRule="auto"/>
+        <w:jc w:val="center"/>
+        <w:rPr>
+          <w:sz w:val="32"/>
+          <w:szCs w:val="32"/>
+        </w:rPr>
+      </w:pPr>
+    </w:p>
+    <w:p>
+      <w:pPr>
+        <w:spacing w:line="240" w:lineRule="auto"/>
+        <w:jc w:val="center"/>
+        <w:rPr>
+          <w:sz w:val="32"/>
+          <w:szCs w:val="32"/>
+        </w:rPr>
+      </w:pPr>
+    </w:p>
+    <w:p>
+      <w:pPr>
+        <w:spacing w:line="240" w:lineRule="auto"/>
+        <w:jc w:val="center"/>
+        <w:rPr>
+          <w:sz w:val="32"/>
+          <w:szCs w:val="32"/>
+        </w:rPr>
+      </w:pPr>
+    </w:p>
+    <w:p>
+      <w:pPr>
+        <w:pStyle w:val="Heading1"/>
+      </w:pPr>
+      <w:bookmarkStart w:id="0" w:name="_Toc231569597"/>
+      <w:r>
+        <w:lastRenderedPageBreak/>
+        <w:t>Overview</w:t>
+      </w:r>
+      <w:bookmarkEnd w:id="0"/>
+    </w:p>
+    <w:p/>
+    <w:p>
+      <w:pPr>
+        <w:rPr>
+          <w:sz w:val="32"/>
+          <w:szCs w:val="32"/>
+        </w:rPr>
+      </w:pPr>
+      <w:r>
+        <w:rPr>
+          <w:sz w:val="32"/>
+          <w:szCs w:val="32"/>
+        </w:rPr>
         <w:t>Audience</w:t>
       </w:r>
     </w:p>
@@ -50,7 +1662,26 @@
     <w:p>
       <w:pPr>
         <w:spacing w:line="240" w:lineRule="auto"/>
-      </w:pPr>
+        <w:rPr>
+          <w:b/>
+          <w:bCs/>
+        </w:rPr>
+      </w:pPr>
+    </w:p>
+    <w:p>
+      <w:pPr>
+        <w:rPr>
+          <w:sz w:val="32"/>
+          <w:szCs w:val="32"/>
+        </w:rPr>
+      </w:pPr>
+      <w:r>
+        <w:rPr>
+          <w:sz w:val="32"/>
+          <w:szCs w:val="32"/>
+        </w:rPr>
+        <w:t>Problem</w:t>
+      </w:r>
     </w:p>
     <w:p>
       <w:pPr>
@@ -58,7 +1689,13 @@
         <w:jc w:val="both"/>
       </w:pPr>
       <w:r>
-        <w:t>Problem</w:t>
+        <w:t>Businesses like Apple Inc. are</w:t>
+      </w:r>
+      <w:r>
+        <w:t xml:space="preserve"> spending heavily on digital advertising nowadays. However, they are unsure if their advertising dollars are </w:t>
+      </w:r>
+      <w:r>
+        <w:t>efficiently allocated at the correct advertising audience, locations and digital channels or not.</w:t>
       </w:r>
     </w:p>
     <w:p>
@@ -66,14 +1703,20 @@
         <w:spacing w:line="240" w:lineRule="auto"/>
         <w:jc w:val="both"/>
       </w:pPr>
-      <w:r>
-        <w:t>Businesses like Apple Inc. are</w:t>
-      </w:r>
-      <w:r>
-        <w:t xml:space="preserve"> spending heavily on digital advertising nowadays. However, they are unsure if their advertising dollars are </w:t>
-      </w:r>
-      <w:r>
-        <w:t>efficiently allocated at the correct advertising audience, locations and digital channels or not.</w:t>
+    </w:p>
+    <w:p>
+      <w:pPr>
+        <w:rPr>
+          <w:sz w:val="32"/>
+          <w:szCs w:val="32"/>
+        </w:rPr>
+      </w:pPr>
+      <w:r>
+        <w:rPr>
+          <w:sz w:val="32"/>
+          <w:szCs w:val="32"/>
+        </w:rPr>
+        <w:t>Goal</w:t>
       </w:r>
     </w:p>
     <w:p>
@@ -81,14 +1724,73 @@
         <w:spacing w:line="240" w:lineRule="auto"/>
         <w:jc w:val="both"/>
       </w:pPr>
+      <w:r>
+        <w:t xml:space="preserve">The criteria for this report </w:t>
+      </w:r>
+      <w:proofErr w:type="gramStart"/>
+      <w:r>
+        <w:t>is</w:t>
+      </w:r>
+      <w:proofErr w:type="gramEnd"/>
+      <w:r>
+        <w:t xml:space="preserve"> evaluated based on </w:t>
+      </w:r>
+      <w:r>
+        <w:t xml:space="preserve">if there is a significant </w:t>
+      </w:r>
+      <w:r>
+        <w:rPr>
+          <w:highlight w:val="yellow"/>
+        </w:rPr>
+        <w:t>(at least 10-20%)</w:t>
+      </w:r>
+      <w:r>
+        <w:t xml:space="preserve"> </w:t>
+      </w:r>
+      <w:r>
+        <w:t xml:space="preserve">increase in expected number of online purchases </w:t>
+      </w:r>
+      <w:r>
+        <w:t>and/</w:t>
+      </w:r>
+      <w:r>
+        <w:t xml:space="preserve">or </w:t>
+      </w:r>
+      <w:r>
+        <w:t xml:space="preserve">a </w:t>
+      </w:r>
+      <w:r>
+        <w:t xml:space="preserve">decrease in the cost per acquisition (CPA) per </w:t>
+      </w:r>
+      <w:r>
+        <w:t xml:space="preserve">digital advertising </w:t>
+      </w:r>
+      <w:r>
+        <w:t>dollar spent by the marketing team.</w:t>
+      </w:r>
+      <w:r>
+        <w:t xml:space="preserve"> </w:t>
+      </w:r>
     </w:p>
     <w:p>
       <w:pPr>
         <w:spacing w:line="240" w:lineRule="auto"/>
         <w:jc w:val="both"/>
       </w:pPr>
-      <w:r>
-        <w:t>Goal</w:t>
+    </w:p>
+    <w:p>
+      <w:pPr>
+        <w:rPr>
+          <w:sz w:val="32"/>
+          <w:szCs w:val="32"/>
+        </w:rPr>
+      </w:pPr>
+      <w:r>
+        <w:rPr>
+          <w:sz w:val="32"/>
+          <w:szCs w:val="32"/>
+        </w:rPr>
+        <w:t>Approach</w:t>
       </w:r>
     </w:p>
     <w:p>
@@ -97,58 +1799,71 @@
         <w:jc w:val="both"/>
       </w:pPr>
       <w:r>
-        <w:t xml:space="preserve">The criteria for this report is evaluated based on </w:t>
-      </w:r>
-      <w:r>
-        <w:t xml:space="preserve">if there is a significant </w:t>
-      </w:r>
-      <w:r>
-        <w:rPr>
-          <w:highlight w:val="yellow"/>
-        </w:rPr>
-        <w:t>(at least 10-20%)</w:t>
-      </w:r>
-      <w:r>
-        <w:t xml:space="preserve"> </w:t>
-      </w:r>
-      <w:r>
-        <w:t xml:space="preserve">increase in expected number of online purchases </w:t>
-      </w:r>
-      <w:r>
-        <w:t>and/</w:t>
-      </w:r>
-      <w:r>
-        <w:t xml:space="preserve">or </w:t>
-      </w:r>
-      <w:r>
-        <w:t xml:space="preserve">a </w:t>
-      </w:r>
-      <w:r>
-        <w:t xml:space="preserve">decrease in the cost per acquisition (CPA) per </w:t>
-      </w:r>
-      <w:r>
-        <w:t xml:space="preserve">digital advertising </w:t>
-      </w:r>
-      <w:r>
-        <w:t>dollar spent by the marketing team.</w:t>
-      </w:r>
-      <w:r>
-        <w:t xml:space="preserve"> </w:t>
+        <w:t xml:space="preserve">My approach to this problem is to make recommendations to enable Apple’s marketing team to better allocate the digital advertising capital </w:t>
+      </w:r>
+      <w:r>
+        <w:t>to the right audience at the right locations and channels based on analyzing online users’ behaviors</w:t>
+      </w:r>
+      <w:r>
+        <w:t xml:space="preserve"> across different digital platforms from different locations</w:t>
+      </w:r>
+      <w:r>
+        <w:t>.</w:t>
       </w:r>
     </w:p>
     <w:p>
       <w:pPr>
         <w:spacing w:line="240" w:lineRule="auto"/>
         <w:jc w:val="both"/>
-      </w:pPr>
+        <w:rPr>
+          <w:sz w:val="28"/>
+          <w:szCs w:val="28"/>
+        </w:rPr>
+      </w:pPr>
+    </w:p>
+    <w:p>
+      <w:pPr>
+        <w:pStyle w:val="Heading1"/>
+      </w:pPr>
+    </w:p>
+    <w:p/>
+    <w:p/>
+    <w:p>
+      <w:pPr>
+        <w:pStyle w:val="Heading1"/>
+      </w:pPr>
+    </w:p>
+    <w:p/>
+    <w:p>
+      <w:pPr>
+        <w:pStyle w:val="Heading1"/>
+      </w:pPr>
+      <w:bookmarkStart w:id="1" w:name="_Toc231569598"/>
+      <w:r>
+        <w:lastRenderedPageBreak/>
+        <w:t>Data Information</w:t>
+      </w:r>
+      <w:bookmarkEnd w:id="1"/>
     </w:p>
     <w:p>
       <w:pPr>
         <w:spacing w:line="240" w:lineRule="auto"/>
         <w:jc w:val="both"/>
       </w:pPr>
-      <w:r>
-        <w:t>Approach</w:t>
+    </w:p>
+    <w:p>
+      <w:pPr>
+        <w:rPr>
+          <w:sz w:val="32"/>
+          <w:szCs w:val="32"/>
+        </w:rPr>
+      </w:pPr>
+      <w:r>
+        <w:rPr>
+          <w:sz w:val="32"/>
+          <w:szCs w:val="32"/>
+        </w:rPr>
+        <w:t>Data Source</w:t>
       </w:r>
     </w:p>
     <w:p>
@@ -157,113 +1872,46 @@
         <w:jc w:val="both"/>
       </w:pPr>
       <w:r>
-        <w:t xml:space="preserve">My approach to this problem is to make recommendations to enable Apple’s marketing team to better allocate the digital advertising capital </w:t>
-      </w:r>
-      <w:r>
-        <w:t>to the right audience at the right locations and channels based on analyzing online users’ behaviors</w:t>
-      </w:r>
-      <w:r>
-        <w:t xml:space="preserve"> across different digital platforms from different locations</w:t>
-      </w:r>
-      <w:r>
-        <w:t>.</w:t>
-      </w:r>
+        <w:t>The data is obtained from fictious advertising performance data from Kaggle. It covers from May to August 2025, including information regarding users’ profiles, advertisement campaigns, advertisement events such as clicks and purchases, as well as the budget and advertisement timings.</w:t>
+      </w:r>
+      <w:r>
+        <w:t xml:space="preserve"> The data was consolidated into a single dataset to ensure comparability across the various channels.</w:t>
+      </w:r>
+      <w:r>
+        <w:t xml:space="preserve"> </w:t>
+      </w:r>
+    </w:p>
+    <w:p>
+      <w:pPr>
+        <w:rPr>
+          <w:sz w:val="32"/>
+          <w:szCs w:val="32"/>
+        </w:rPr>
+      </w:pPr>
     </w:p>
     <w:p>
       <w:pPr>
         <w:spacing w:line="240" w:lineRule="auto"/>
         <w:jc w:val="both"/>
         <w:rPr>
-          <w:sz w:val="28"/>
-          <w:szCs w:val="28"/>
-        </w:rPr>
-      </w:pPr>
-    </w:p>
-    <w:p>
-      <w:pPr>
-        <w:spacing w:line="240" w:lineRule="auto"/>
-        <w:jc w:val="both"/>
-      </w:pPr>
-      <w:r>
-        <w:t>Data Source</w:t>
-      </w:r>
-    </w:p>
-    <w:p>
-      <w:pPr>
-        <w:spacing w:line="240" w:lineRule="auto"/>
-        <w:jc w:val="both"/>
-      </w:pPr>
-      <w:r>
-        <w:t>The data is obtained from fictious advertising performance data from Kaggle. It covers from May to August 2025, including information regarding users’ profiles, advertisement campaigns, advertisement events such as clicks and purchases, as well as the budget and advertisement timings.</w:t>
-      </w:r>
-      <w:r>
-        <w:t xml:space="preserve"> The d</w:t>
-      </w:r>
-      <w:r>
-        <w:t xml:space="preserve">ata was consolidated into a single dataset to ensure comparability across </w:t>
-      </w:r>
-      <w:r>
-        <w:t>the various channels.</w:t>
-      </w:r>
-      <w:r>
-        <w:t xml:space="preserve"> </w:t>
-      </w:r>
-    </w:p>
-    <w:p>
-      <w:pPr>
-        <w:spacing w:line="240" w:lineRule="auto"/>
-        <w:jc w:val="both"/>
-        <w:rPr>
-          <w:sz w:val="28"/>
-          <w:szCs w:val="28"/>
-        </w:rPr>
-      </w:pPr>
-    </w:p>
-    <w:p>
-      <w:pPr>
-        <w:spacing w:line="240" w:lineRule="auto"/>
-        <w:jc w:val="both"/>
-        <w:rPr>
-          <w:sz w:val="28"/>
-          <w:szCs w:val="28"/>
-        </w:rPr>
-      </w:pPr>
-    </w:p>
-    <w:p>
-      <w:pPr>
-        <w:spacing w:line="240" w:lineRule="auto"/>
-        <w:jc w:val="both"/>
-        <w:rPr>
-          <w:sz w:val="28"/>
-          <w:szCs w:val="28"/>
-        </w:rPr>
-      </w:pPr>
-    </w:p>
-    <w:p>
-      <w:pPr>
-        <w:spacing w:line="240" w:lineRule="auto"/>
-        <w:jc w:val="both"/>
-        <w:rPr>
-          <w:sz w:val="28"/>
-          <w:szCs w:val="28"/>
-        </w:rPr>
-      </w:pPr>
-    </w:p>
-    <w:p>
-      <w:pPr>
-        <w:spacing w:line="240" w:lineRule="auto"/>
-        <w:jc w:val="both"/>
-      </w:pPr>
-      <w:r>
-        <w:lastRenderedPageBreak/>
+          <w:sz w:val="32"/>
+          <w:szCs w:val="32"/>
+        </w:rPr>
+      </w:pPr>
+      <w:r>
+        <w:rPr>
+          <w:sz w:val="32"/>
+          <w:szCs w:val="32"/>
+        </w:rPr>
         <w:t>Data Dictionary</w:t>
       </w:r>
-    </w:p>
-    <w:p>
-      <w:pPr>
-        <w:spacing w:line="240" w:lineRule="auto"/>
-        <w:jc w:val="both"/>
-      </w:pPr>
+      <w:r>
+        <w:rPr>
+          <w:sz w:val="32"/>
+          <w:szCs w:val="32"/>
+        </w:rPr>
+        <w:t xml:space="preserve"> Table</w:t>
+      </w:r>
     </w:p>
     <w:tbl>
       <w:tblPr>
@@ -436,6 +2084,7 @@
                 <w14:ligatures w14:val="none"/>
               </w:rPr>
             </w:pPr>
+            <w:proofErr w:type="spellStart"/>
             <w:r>
               <w:rPr>
                 <w:rFonts w:ascii="Calibri" w:eastAsia="Times New Roman" w:hAnsi="Calibri" w:cs="Calibri"/>
@@ -447,6 +2096,7 @@
               </w:rPr>
               <w:t>event_id</w:t>
             </w:r>
+            <w:proofErr w:type="spellEnd"/>
           </w:p>
         </w:tc>
         <w:tc>
@@ -555,6 +2205,7 @@
                 <w14:ligatures w14:val="none"/>
               </w:rPr>
             </w:pPr>
+            <w:proofErr w:type="spellStart"/>
             <w:r>
               <w:rPr>
                 <w:rFonts w:ascii="Calibri" w:eastAsia="Times New Roman" w:hAnsi="Calibri" w:cs="Calibri"/>
@@ -566,6 +2217,7 @@
               </w:rPr>
               <w:t>ad_id</w:t>
             </w:r>
+            <w:proofErr w:type="spellEnd"/>
           </w:p>
         </w:tc>
         <w:tc>
@@ -674,6 +2326,7 @@
                 <w14:ligatures w14:val="none"/>
               </w:rPr>
             </w:pPr>
+            <w:proofErr w:type="spellStart"/>
             <w:r>
               <w:rPr>
                 <w:rFonts w:ascii="Calibri" w:eastAsia="Times New Roman" w:hAnsi="Calibri" w:cs="Calibri"/>
@@ -685,6 +2338,7 @@
               </w:rPr>
               <w:t>user_id</w:t>
             </w:r>
+            <w:proofErr w:type="spellEnd"/>
           </w:p>
         </w:tc>
         <w:tc>
@@ -912,6 +2566,7 @@
                 <w14:ligatures w14:val="none"/>
               </w:rPr>
             </w:pPr>
+            <w:proofErr w:type="spellStart"/>
             <w:r>
               <w:rPr>
                 <w:rFonts w:ascii="Calibri" w:eastAsia="Times New Roman" w:hAnsi="Calibri" w:cs="Calibri"/>
@@ -923,6 +2578,7 @@
               </w:rPr>
               <w:t>day_of_week</w:t>
             </w:r>
+            <w:proofErr w:type="spellEnd"/>
           </w:p>
         </w:tc>
         <w:tc>
@@ -1031,6 +2687,7 @@
                 <w14:ligatures w14:val="none"/>
               </w:rPr>
             </w:pPr>
+            <w:proofErr w:type="spellStart"/>
             <w:r>
               <w:rPr>
                 <w:rFonts w:ascii="Calibri" w:eastAsia="Times New Roman" w:hAnsi="Calibri" w:cs="Calibri"/>
@@ -1042,6 +2699,7 @@
               </w:rPr>
               <w:t>time_of_day</w:t>
             </w:r>
+            <w:proofErr w:type="spellEnd"/>
           </w:p>
         </w:tc>
         <w:tc>
@@ -1150,6 +2808,7 @@
                 <w14:ligatures w14:val="none"/>
               </w:rPr>
             </w:pPr>
+            <w:proofErr w:type="spellStart"/>
             <w:r>
               <w:rPr>
                 <w:rFonts w:ascii="Calibri" w:eastAsia="Times New Roman" w:hAnsi="Calibri" w:cs="Calibri"/>
@@ -1161,6 +2820,7 @@
               </w:rPr>
               <w:t>event_type</w:t>
             </w:r>
+            <w:proofErr w:type="spellEnd"/>
           </w:p>
         </w:tc>
         <w:tc>
@@ -1269,6 +2929,7 @@
                 <w14:ligatures w14:val="none"/>
               </w:rPr>
             </w:pPr>
+            <w:proofErr w:type="spellStart"/>
             <w:r>
               <w:rPr>
                 <w:rFonts w:ascii="Calibri" w:eastAsia="Times New Roman" w:hAnsi="Calibri" w:cs="Calibri"/>
@@ -1280,6 +2941,7 @@
               </w:rPr>
               <w:t>campaign_id</w:t>
             </w:r>
+            <w:proofErr w:type="spellEnd"/>
           </w:p>
         </w:tc>
         <w:tc>
@@ -1388,6 +3050,7 @@
                 <w14:ligatures w14:val="none"/>
               </w:rPr>
             </w:pPr>
+            <w:proofErr w:type="spellStart"/>
             <w:r>
               <w:rPr>
                 <w:rFonts w:ascii="Calibri" w:eastAsia="Times New Roman" w:hAnsi="Calibri" w:cs="Calibri"/>
@@ -1399,6 +3062,7 @@
               </w:rPr>
               <w:t>ad_platform</w:t>
             </w:r>
+            <w:proofErr w:type="spellEnd"/>
           </w:p>
         </w:tc>
         <w:tc>
@@ -1507,6 +3171,7 @@
                 <w14:ligatures w14:val="none"/>
               </w:rPr>
             </w:pPr>
+            <w:proofErr w:type="spellStart"/>
             <w:r>
               <w:rPr>
                 <w:rFonts w:ascii="Calibri" w:eastAsia="Times New Roman" w:hAnsi="Calibri" w:cs="Calibri"/>
@@ -1518,6 +3183,7 @@
               </w:rPr>
               <w:t>ad_type</w:t>
             </w:r>
+            <w:proofErr w:type="spellEnd"/>
           </w:p>
         </w:tc>
         <w:tc>
@@ -1626,6 +3292,7 @@
                 <w14:ligatures w14:val="none"/>
               </w:rPr>
             </w:pPr>
+            <w:proofErr w:type="spellStart"/>
             <w:r>
               <w:rPr>
                 <w:rFonts w:ascii="Calibri" w:eastAsia="Times New Roman" w:hAnsi="Calibri" w:cs="Calibri"/>
@@ -1637,6 +3304,7 @@
               </w:rPr>
               <w:t>target_gender</w:t>
             </w:r>
+            <w:proofErr w:type="spellEnd"/>
           </w:p>
         </w:tc>
         <w:tc>
@@ -1745,6 +3413,7 @@
                 <w14:ligatures w14:val="none"/>
               </w:rPr>
             </w:pPr>
+            <w:proofErr w:type="spellStart"/>
             <w:r>
               <w:rPr>
                 <w:rFonts w:ascii="Calibri" w:eastAsia="Times New Roman" w:hAnsi="Calibri" w:cs="Calibri"/>
@@ -1756,6 +3425,7 @@
               </w:rPr>
               <w:t>target_age_group</w:t>
             </w:r>
+            <w:proofErr w:type="spellEnd"/>
           </w:p>
         </w:tc>
         <w:tc>
@@ -1864,6 +3534,7 @@
                 <w14:ligatures w14:val="none"/>
               </w:rPr>
             </w:pPr>
+            <w:proofErr w:type="spellStart"/>
             <w:r>
               <w:rPr>
                 <w:rFonts w:ascii="Calibri" w:eastAsia="Times New Roman" w:hAnsi="Calibri" w:cs="Calibri"/>
@@ -1875,6 +3546,7 @@
               </w:rPr>
               <w:t>target_interests</w:t>
             </w:r>
+            <w:proofErr w:type="spellEnd"/>
           </w:p>
         </w:tc>
         <w:tc>
@@ -2102,6 +3774,7 @@
                 <w14:ligatures w14:val="none"/>
               </w:rPr>
             </w:pPr>
+            <w:proofErr w:type="spellStart"/>
             <w:r>
               <w:rPr>
                 <w:rFonts w:ascii="Calibri" w:eastAsia="Times New Roman" w:hAnsi="Calibri" w:cs="Calibri"/>
@@ -2113,6 +3786,7 @@
               </w:rPr>
               <w:t>start_date</w:t>
             </w:r>
+            <w:proofErr w:type="spellEnd"/>
           </w:p>
         </w:tc>
         <w:tc>
@@ -2221,6 +3895,7 @@
                 <w14:ligatures w14:val="none"/>
               </w:rPr>
             </w:pPr>
+            <w:proofErr w:type="spellStart"/>
             <w:r>
               <w:rPr>
                 <w:rFonts w:ascii="Calibri" w:eastAsia="Times New Roman" w:hAnsi="Calibri" w:cs="Calibri"/>
@@ -2232,6 +3907,7 @@
               </w:rPr>
               <w:t>end_date</w:t>
             </w:r>
+            <w:proofErr w:type="spellEnd"/>
           </w:p>
         </w:tc>
         <w:tc>
@@ -2340,6 +4016,7 @@
                 <w14:ligatures w14:val="none"/>
               </w:rPr>
             </w:pPr>
+            <w:proofErr w:type="spellStart"/>
             <w:r>
               <w:rPr>
                 <w:rFonts w:ascii="Calibri" w:eastAsia="Times New Roman" w:hAnsi="Calibri" w:cs="Calibri"/>
@@ -2351,6 +4028,7 @@
               </w:rPr>
               <w:t>duration_days</w:t>
             </w:r>
+            <w:proofErr w:type="spellEnd"/>
           </w:p>
         </w:tc>
         <w:tc>
@@ -2459,6 +4137,7 @@
                 <w14:ligatures w14:val="none"/>
               </w:rPr>
             </w:pPr>
+            <w:proofErr w:type="spellStart"/>
             <w:r>
               <w:rPr>
                 <w:rFonts w:ascii="Calibri" w:eastAsia="Times New Roman" w:hAnsi="Calibri" w:cs="Calibri"/>
@@ -2470,6 +4149,7 @@
               </w:rPr>
               <w:t>total_budget</w:t>
             </w:r>
+            <w:proofErr w:type="spellEnd"/>
           </w:p>
         </w:tc>
         <w:tc>
@@ -2578,6 +4258,7 @@
                 <w14:ligatures w14:val="none"/>
               </w:rPr>
             </w:pPr>
+            <w:proofErr w:type="spellStart"/>
             <w:r>
               <w:rPr>
                 <w:rFonts w:ascii="Calibri" w:eastAsia="Times New Roman" w:hAnsi="Calibri" w:cs="Calibri"/>
@@ -2589,6 +4270,7 @@
               </w:rPr>
               <w:t>user_gender</w:t>
             </w:r>
+            <w:proofErr w:type="spellEnd"/>
           </w:p>
         </w:tc>
         <w:tc>
@@ -2697,6 +4379,7 @@
                 <w14:ligatures w14:val="none"/>
               </w:rPr>
             </w:pPr>
+            <w:proofErr w:type="spellStart"/>
             <w:r>
               <w:rPr>
                 <w:rFonts w:ascii="Calibri" w:eastAsia="Times New Roman" w:hAnsi="Calibri" w:cs="Calibri"/>
@@ -2708,6 +4391,7 @@
               </w:rPr>
               <w:t>user_age</w:t>
             </w:r>
+            <w:proofErr w:type="spellEnd"/>
           </w:p>
         </w:tc>
         <w:tc>
@@ -2816,6 +4500,7 @@
                 <w14:ligatures w14:val="none"/>
               </w:rPr>
             </w:pPr>
+            <w:proofErr w:type="spellStart"/>
             <w:r>
               <w:rPr>
                 <w:rFonts w:ascii="Calibri" w:eastAsia="Times New Roman" w:hAnsi="Calibri" w:cs="Calibri"/>
@@ -2827,6 +4512,7 @@
               </w:rPr>
               <w:t>age_group</w:t>
             </w:r>
+            <w:proofErr w:type="spellEnd"/>
           </w:p>
         </w:tc>
         <w:tc>
@@ -3275,29 +4961,34 @@
         <w:spacing w:line="240" w:lineRule="auto"/>
         <w:jc w:val="both"/>
       </w:pPr>
-      <w:r>
-        <w:t xml:space="preserve">Data </w:t>
-      </w:r>
-      <w:r>
-        <w:t xml:space="preserve">Cleaning </w:t>
-      </w:r>
     </w:p>
     <w:p>
       <w:pPr>
         <w:spacing w:line="240" w:lineRule="auto"/>
         <w:jc w:val="both"/>
       </w:pPr>
-      <w:r>
-        <w:t xml:space="preserve">All the data records were cleaned to remove duplicates, incomplete entries and erroneous data points. Dates were standardized to a uniform format and </w:t>
-      </w:r>
-      <w:r>
-        <w:t>numerical fields were validated against expected ranges</w:t>
-      </w:r>
-      <w:r>
-        <w:t xml:space="preserve">. </w:t>
-      </w:r>
-      <w:r>
-        <w:t>This ensured the dataset was reliable, consistent, and suitable for analysis.</w:t>
+    </w:p>
+    <w:p>
+      <w:pPr>
+        <w:rPr>
+          <w:sz w:val="32"/>
+          <w:szCs w:val="32"/>
+        </w:rPr>
+      </w:pPr>
+      <w:r>
+        <w:rPr>
+          <w:sz w:val="32"/>
+          <w:szCs w:val="32"/>
+        </w:rPr>
+        <w:lastRenderedPageBreak/>
+        <w:t xml:space="preserve">Data </w:t>
+      </w:r>
+      <w:r>
+        <w:rPr>
+          <w:sz w:val="32"/>
+          <w:szCs w:val="32"/>
+        </w:rPr>
+        <w:t xml:space="preserve">Cleaning </w:t>
       </w:r>
     </w:p>
     <w:p>
@@ -3305,16 +4996,44 @@
         <w:spacing w:line="240" w:lineRule="auto"/>
         <w:jc w:val="both"/>
       </w:pPr>
+      <w:r>
+        <w:t xml:space="preserve">All the data records were cleaned to remove duplicates, incomplete entries and erroneous data points. Dates were standardized to a uniform format and </w:t>
+      </w:r>
+      <w:r>
+        <w:t>numerical fields were validated against expected ranges</w:t>
+      </w:r>
+      <w:r>
+        <w:t xml:space="preserve">. </w:t>
+      </w:r>
+      <w:r>
+        <w:t>This ensured the dataset was reliable, consistent, and suitable for analysis.</w:t>
+      </w:r>
     </w:p>
     <w:p>
       <w:pPr>
         <w:spacing w:line="240" w:lineRule="auto"/>
         <w:jc w:val="both"/>
       </w:pPr>
-      <w:r>
+    </w:p>
+    <w:p>
+      <w:pPr>
+        <w:rPr>
+          <w:sz w:val="32"/>
+          <w:szCs w:val="32"/>
+        </w:rPr>
+      </w:pPr>
+      <w:r>
+        <w:rPr>
+          <w:sz w:val="32"/>
+          <w:szCs w:val="32"/>
+        </w:rPr>
         <w:t xml:space="preserve">Data </w:t>
       </w:r>
       <w:r>
+        <w:rPr>
+          <w:sz w:val="32"/>
+          <w:szCs w:val="32"/>
+        </w:rPr>
         <w:t>Limitations</w:t>
       </w:r>
     </w:p>
@@ -3352,28 +5071,2034 @@
         <w:t xml:space="preserve">In addition, the low purchase rate of 0.5% limits the predictive modeling performance score as well. </w:t>
       </w:r>
       <w:r>
-        <w:t xml:space="preserve">Audience </w:t>
-      </w:r>
+        <w:t xml:space="preserve">Audience segmentation was restricted </w:t>
+      </w:r>
+      <w:r>
+        <w:t xml:space="preserve">by Kaggle, </w:t>
+      </w:r>
+      <w:r>
+        <w:t>which may not fully reflect</w:t>
+      </w:r>
+      <w:r>
+        <w:t xml:space="preserve"> comprehensive</w:t>
+      </w:r>
+      <w:r>
+        <w:t xml:space="preserve"> </w:t>
+      </w:r>
+      <w:r>
+        <w:t>customer behavior.</w:t>
+      </w:r>
+    </w:p>
+    <w:p>
+      <w:pPr>
+        <w:spacing w:line="240" w:lineRule="auto"/>
+        <w:jc w:val="both"/>
+      </w:pPr>
+    </w:p>
+    <w:p>
+      <w:pPr>
+        <w:pStyle w:val="Heading1"/>
+      </w:pPr>
+      <w:bookmarkStart w:id="2" w:name="_Toc231569599"/>
+      <w:r>
+        <w:t>Exploratory Data Analysis (EDA)</w:t>
+      </w:r>
+      <w:bookmarkEnd w:id="2"/>
+    </w:p>
+    <w:p/>
+    <w:p>
+      <w:pPr>
+        <w:pStyle w:val="Heading2"/>
+      </w:pPr>
+      <w:bookmarkStart w:id="3" w:name="_Toc231569600"/>
+      <w:r>
+        <w:t>Purpose</w:t>
+      </w:r>
+      <w:bookmarkEnd w:id="3"/>
+    </w:p>
+    <w:p>
+      <w:pPr>
+        <w:jc w:val="both"/>
+      </w:pPr>
+      <w:r>
+        <w:t>This EDA section was carried out to discover key drivers of advertising performance, validating data quality and identify actionable patterns across different campaigns. This ensures stakeholders can trust the dataset and highlight early insights before advanced modeling stage.</w:t>
+      </w:r>
+    </w:p>
+    <w:p>
+      <w:pPr>
+        <w:jc w:val="both"/>
+      </w:pPr>
+    </w:p>
+    <w:p>
+      <w:pPr>
+        <w:pStyle w:val="Heading2"/>
+      </w:pPr>
+      <w:bookmarkStart w:id="4" w:name="_Toc231569601"/>
+      <w:r>
+        <w:t>Data Quality</w:t>
+      </w:r>
+      <w:bookmarkEnd w:id="4"/>
+      <w:r>
+        <w:t xml:space="preserve"> </w:t>
+      </w:r>
+    </w:p>
+    <w:p>
+      <w:pPr>
+        <w:jc w:val="both"/>
+      </w:pPr>
+      <w:r>
+        <w:t xml:space="preserve">There are approximately 1% of duplicated data which have been removed </w:t>
+      </w:r>
+      <w:r>
+        <w:t>from</w:t>
+      </w:r>
+      <w:r>
+        <w:t xml:space="preserve"> the dataset.</w:t>
+      </w:r>
+      <w:r>
+        <w:t xml:space="preserve"> There are no missing data in the dataset</w:t>
+      </w:r>
+      <w:r>
+        <w:t xml:space="preserve">, and dataset has been verified for reasonableness. </w:t>
+      </w:r>
+      <w:r>
+        <w:t xml:space="preserve">The datatype </w:t>
+      </w:r>
+      <w:r>
+        <w:t xml:space="preserve">of the various categories </w:t>
+      </w:r>
+      <w:r>
+        <w:t>ha</w:t>
+      </w:r>
+      <w:r>
+        <w:t>s</w:t>
+      </w:r>
+      <w:r>
+        <w:t xml:space="preserve"> been updated to the appropriate data types</w:t>
+      </w:r>
+      <w:r>
+        <w:t>.</w:t>
+      </w:r>
+    </w:p>
+    <w:p/>
+    <w:p>
+      <w:pPr>
+        <w:rPr>
+          <w:sz w:val="32"/>
+          <w:szCs w:val="32"/>
+        </w:rPr>
+      </w:pPr>
+    </w:p>
+    <w:p>
+      <w:pPr>
+        <w:rPr>
+          <w:sz w:val="32"/>
+          <w:szCs w:val="32"/>
+        </w:rPr>
+      </w:pPr>
+    </w:p>
+    <w:p>
+      <w:pPr>
+        <w:rPr>
+          <w:sz w:val="32"/>
+          <w:szCs w:val="32"/>
+        </w:rPr>
+      </w:pPr>
+    </w:p>
+    <w:p>
+      <w:pPr>
+        <w:pStyle w:val="Heading2"/>
+      </w:pPr>
+      <w:bookmarkStart w:id="5" w:name="_Toc231569602"/>
       <w:r>
         <w:lastRenderedPageBreak/>
-        <w:t xml:space="preserve">segmentation was restricted </w:t>
-      </w:r>
-      <w:r>
-        <w:t xml:space="preserve">by Kaggle, </w:t>
-      </w:r>
-      <w:r>
-        <w:t>which may not fully reflect</w:t>
-      </w:r>
-      <w:r>
-        <w:t xml:space="preserve"> comprehensive</w:t>
-      </w:r>
-      <w:r>
+        <w:t>Univariate Insights</w:t>
+      </w:r>
+      <w:bookmarkEnd w:id="5"/>
+    </w:p>
+    <w:p>
+      <w:pPr>
+        <w:rPr>
+          <w:sz w:val="32"/>
+          <w:szCs w:val="32"/>
+        </w:rPr>
+      </w:pPr>
+    </w:p>
+    <w:p>
+      <w:pPr>
+        <w:rPr>
+          <w:b/>
+          <w:bCs/>
+        </w:rPr>
+      </w:pPr>
+      <w:r>
+        <w:rPr>
+          <w:b/>
+          <w:bCs/>
+        </w:rPr>
+        <w:t>Figure 1</w:t>
+      </w:r>
+      <w:r>
+        <w:rPr>
+          <w:b/>
+          <w:bCs/>
+        </w:rPr>
+        <w:t>.</w:t>
+      </w:r>
+      <w:r>
+        <w:rPr>
+          <w:b/>
+          <w:bCs/>
+        </w:rPr>
+        <w:t xml:space="preserve"> Advertising Event Types</w:t>
+      </w:r>
+      <w:r>
+        <w:rPr>
+          <w:b/>
+          <w:bCs/>
+        </w:rPr>
         <w:t xml:space="preserve"> </w:t>
       </w:r>
       <w:r>
-        <w:t>customer behavior.</w:t>
-      </w:r>
-    </w:p>
+        <w:rPr>
+          <w:b/>
+          <w:bCs/>
+        </w:rPr>
+        <w:t>&amp; Counts</w:t>
+      </w:r>
+    </w:p>
+    <w:p>
+      <w:r>
+        <w:rPr>
+          <w:noProof/>
+        </w:rPr>
+        <w:drawing>
+          <wp:inline distT="0" distB="0" distL="0" distR="0" wp14:anchorId="00E44567" wp14:editId="3A3360F8">
+            <wp:extent cx="2731950" cy="1906172"/>
+            <wp:effectExtent l="0" t="0" r="0" b="0"/>
+            <wp:docPr id="373482868" name="Picture 1"/>
+            <wp:cNvGraphicFramePr>
+              <a:graphicFrameLocks xmlns:a="http://schemas.openxmlformats.org/drawingml/2006/main" noChangeAspect="1"/>
+            </wp:cNvGraphicFramePr>
+            <a:graphic xmlns:a="http://schemas.openxmlformats.org/drawingml/2006/main">
+              <a:graphicData uri="http://schemas.openxmlformats.org/drawingml/2006/picture">
+                <pic:pic xmlns:pic="http://schemas.openxmlformats.org/drawingml/2006/picture">
+                  <pic:nvPicPr>
+                    <pic:cNvPr id="373482868" name=""/>
+                    <pic:cNvPicPr/>
+                  </pic:nvPicPr>
+                  <pic:blipFill>
+                    <a:blip r:embed="rId6"/>
+                    <a:stretch>
+                      <a:fillRect/>
+                    </a:stretch>
+                  </pic:blipFill>
+                  <pic:spPr>
+                    <a:xfrm>
+                      <a:off x="0" y="0"/>
+                      <a:ext cx="2749523" cy="1918433"/>
+                    </a:xfrm>
+                    <a:prstGeom prst="rect">
+                      <a:avLst/>
+                    </a:prstGeom>
+                  </pic:spPr>
+                </pic:pic>
+              </a:graphicData>
+            </a:graphic>
+          </wp:inline>
+        </w:drawing>
+      </w:r>
+    </w:p>
+    <w:p>
+      <w:pPr>
+        <w:jc w:val="both"/>
+      </w:pPr>
+      <w:r>
+        <w:t>The number of impressions is the highest among all advertisement event</w:t>
+      </w:r>
+      <w:r>
+        <w:t xml:space="preserve"> types</w:t>
+      </w:r>
+      <w:r>
+        <w:t xml:space="preserve">, making up approximately 85% of the total </w:t>
+      </w:r>
+      <w:r>
+        <w:t xml:space="preserve">events </w:t>
+      </w:r>
+      <w:r>
+        <w:t>(refer to above table).</w:t>
+      </w:r>
+      <w:r>
+        <w:t xml:space="preserve"> The second highest is number of clicks (10%) follow by number of likes (3%).</w:t>
+      </w:r>
+      <w:r>
+        <w:t xml:space="preserve"> </w:t>
+      </w:r>
+    </w:p>
+    <w:p>
+      <w:pPr>
+        <w:jc w:val="both"/>
+      </w:pPr>
+    </w:p>
+    <w:p>
+      <w:pPr>
+        <w:jc w:val="both"/>
+        <w:rPr>
+          <w:b/>
+          <w:bCs/>
+        </w:rPr>
+      </w:pPr>
+      <w:r>
+        <w:rPr>
+          <w:b/>
+          <w:bCs/>
+        </w:rPr>
+        <w:t xml:space="preserve">Figure </w:t>
+      </w:r>
+      <w:r>
+        <w:rPr>
+          <w:b/>
+          <w:bCs/>
+        </w:rPr>
+        <w:t>2</w:t>
+      </w:r>
+      <w:r>
+        <w:rPr>
+          <w:b/>
+          <w:bCs/>
+        </w:rPr>
+        <w:t xml:space="preserve">. </w:t>
+      </w:r>
+      <w:r>
+        <w:rPr>
+          <w:b/>
+          <w:bCs/>
+        </w:rPr>
+        <w:t>Histogram of CPA Cost by Age</w:t>
+      </w:r>
+    </w:p>
+    <w:p>
+      <w:r>
+        <w:rPr>
+          <w:noProof/>
+        </w:rPr>
+        <w:drawing>
+          <wp:inline distT="0" distB="0" distL="0" distR="0" wp14:anchorId="1DE57194" wp14:editId="75D2CBBF">
+            <wp:extent cx="3319975" cy="2522258"/>
+            <wp:effectExtent l="0" t="0" r="0" b="0"/>
+            <wp:docPr id="1333840066" name="Picture 1"/>
+            <wp:cNvGraphicFramePr>
+              <a:graphicFrameLocks xmlns:a="http://schemas.openxmlformats.org/drawingml/2006/main" noChangeAspect="1"/>
+            </wp:cNvGraphicFramePr>
+            <a:graphic xmlns:a="http://schemas.openxmlformats.org/drawingml/2006/main">
+              <a:graphicData uri="http://schemas.openxmlformats.org/drawingml/2006/picture">
+                <pic:pic xmlns:pic="http://schemas.openxmlformats.org/drawingml/2006/picture">
+                  <pic:nvPicPr>
+                    <pic:cNvPr id="1333840066" name=""/>
+                    <pic:cNvPicPr/>
+                  </pic:nvPicPr>
+                  <pic:blipFill>
+                    <a:blip r:embed="rId7"/>
+                    <a:stretch>
+                      <a:fillRect/>
+                    </a:stretch>
+                  </pic:blipFill>
+                  <pic:spPr>
+                    <a:xfrm>
+                      <a:off x="0" y="0"/>
+                      <a:ext cx="3346083" cy="2542092"/>
+                    </a:xfrm>
+                    <a:prstGeom prst="rect">
+                      <a:avLst/>
+                    </a:prstGeom>
+                  </pic:spPr>
+                </pic:pic>
+              </a:graphicData>
+            </a:graphic>
+          </wp:inline>
+        </w:drawing>
+      </w:r>
+    </w:p>
+    <w:p>
+      <w:pPr>
+        <w:jc w:val="both"/>
+      </w:pPr>
+      <w:r>
+        <w:t xml:space="preserve">The above table shows that the majority of the </w:t>
+      </w:r>
+      <w:r>
+        <w:t xml:space="preserve">digital advertising campaigns’ </w:t>
+      </w:r>
+      <w:r>
+        <w:t>cost of acquisition (CPA) are low</w:t>
+      </w:r>
+      <w:r>
+        <w:t>, clustering below $5,000</w:t>
+      </w:r>
+      <w:r>
+        <w:t xml:space="preserve">. </w:t>
+      </w:r>
+      <w:r>
+        <w:t>However, t</w:t>
+      </w:r>
+      <w:r>
+        <w:t>here are a small group of online users</w:t>
+      </w:r>
+      <w:r>
+        <w:t xml:space="preserve"> showing significantly higher </w:t>
+      </w:r>
+      <w:r>
+        <w:t xml:space="preserve">CPA </w:t>
+      </w:r>
+      <w:r>
+        <w:t xml:space="preserve">values, extending </w:t>
+      </w:r>
+      <w:r>
+        <w:t>above $50</w:t>
+      </w:r>
+      <w:r>
+        <w:t>,000</w:t>
+      </w:r>
+      <w:r>
+        <w:t xml:space="preserve">. </w:t>
+      </w:r>
+      <w:r>
+        <w:tab/>
+      </w:r>
+      <w:r>
+        <w:t>This skewed distribution suggest</w:t>
+      </w:r>
+      <w:r>
+        <w:t>s</w:t>
+      </w:r>
+      <w:r>
+        <w:t xml:space="preserve"> that while the overall digital advertising efficiency is strong, certain age group segments may require adjustment to prevent budget leakage.</w:t>
+      </w:r>
+    </w:p>
+    <w:p>
+      <w:pPr>
+        <w:pStyle w:val="Heading2"/>
+      </w:pPr>
+      <w:bookmarkStart w:id="6" w:name="_Toc231569603"/>
+      <w:r>
+        <w:lastRenderedPageBreak/>
+        <w:t>Bivariate / Segmentation Analysis</w:t>
+      </w:r>
+      <w:bookmarkEnd w:id="6"/>
+      <w:r>
+        <w:t xml:space="preserve"> </w:t>
+      </w:r>
+    </w:p>
+    <w:p>
+      <w:pPr>
+        <w:rPr>
+          <w:sz w:val="32"/>
+          <w:szCs w:val="32"/>
+        </w:rPr>
+      </w:pPr>
+    </w:p>
+    <w:p>
+      <w:pPr>
+        <w:jc w:val="both"/>
+        <w:rPr>
+          <w:b/>
+          <w:bCs/>
+        </w:rPr>
+      </w:pPr>
+      <w:r>
+        <w:rPr>
+          <w:b/>
+          <w:bCs/>
+        </w:rPr>
+        <w:t xml:space="preserve">Figure </w:t>
+      </w:r>
+      <w:r>
+        <w:rPr>
+          <w:b/>
+          <w:bCs/>
+        </w:rPr>
+        <w:t>3</w:t>
+      </w:r>
+      <w:r>
+        <w:rPr>
+          <w:b/>
+          <w:bCs/>
+        </w:rPr>
+        <w:t xml:space="preserve">. </w:t>
+      </w:r>
+      <w:r>
+        <w:rPr>
+          <w:b/>
+          <w:bCs/>
+        </w:rPr>
+        <w:t>Impressions &amp; Advertisement Conversion Rate (CR)</w:t>
+      </w:r>
+    </w:p>
+    <w:p>
+      <w:r>
+        <w:rPr>
+          <w:noProof/>
+        </w:rPr>
+        <w:drawing>
+          <wp:inline distT="0" distB="0" distL="0" distR="0" wp14:anchorId="44403411" wp14:editId="320466E1">
+            <wp:extent cx="3559727" cy="2757267"/>
+            <wp:effectExtent l="0" t="0" r="3175" b="5080"/>
+            <wp:docPr id="1431991274" name="Picture 1"/>
+            <wp:cNvGraphicFramePr>
+              <a:graphicFrameLocks xmlns:a="http://schemas.openxmlformats.org/drawingml/2006/main" noChangeAspect="1"/>
+            </wp:cNvGraphicFramePr>
+            <a:graphic xmlns:a="http://schemas.openxmlformats.org/drawingml/2006/main">
+              <a:graphicData uri="http://schemas.openxmlformats.org/drawingml/2006/picture">
+                <pic:pic xmlns:pic="http://schemas.openxmlformats.org/drawingml/2006/picture">
+                  <pic:nvPicPr>
+                    <pic:cNvPr id="1431991274" name=""/>
+                    <pic:cNvPicPr/>
+                  </pic:nvPicPr>
+                  <pic:blipFill>
+                    <a:blip r:embed="rId8"/>
+                    <a:stretch>
+                      <a:fillRect/>
+                    </a:stretch>
+                  </pic:blipFill>
+                  <pic:spPr>
+                    <a:xfrm>
+                      <a:off x="0" y="0"/>
+                      <a:ext cx="3576095" cy="2769945"/>
+                    </a:xfrm>
+                    <a:prstGeom prst="rect">
+                      <a:avLst/>
+                    </a:prstGeom>
+                  </pic:spPr>
+                </pic:pic>
+              </a:graphicData>
+            </a:graphic>
+          </wp:inline>
+        </w:drawing>
+      </w:r>
+    </w:p>
+    <w:p>
+      <w:pPr>
+        <w:jc w:val="both"/>
+      </w:pPr>
+      <w:r>
+        <w:t>As shown from above figure, there is no clear linear relationship between the number of impressions and advertisement conversion rate (CR). The advertising conversion (purchase) rate ranges steadily from 4-6% regardless of number of impressions. This shows that there is not much value to scale up the advertisements since there is no increase in CR at higher number of impressions.</w:t>
+      </w:r>
+    </w:p>
+    <w:p>
+      <w:pPr>
+        <w:jc w:val="both"/>
+      </w:pPr>
+    </w:p>
+    <w:p>
+      <w:pPr>
+        <w:jc w:val="both"/>
+      </w:pPr>
+    </w:p>
+    <w:p>
+      <w:pPr>
+        <w:jc w:val="both"/>
+      </w:pPr>
+    </w:p>
+    <w:p>
+      <w:pPr>
+        <w:jc w:val="both"/>
+      </w:pPr>
+    </w:p>
+    <w:p>
+      <w:pPr>
+        <w:jc w:val="both"/>
+      </w:pPr>
+    </w:p>
+    <w:p>
+      <w:pPr>
+        <w:jc w:val="both"/>
+      </w:pPr>
+    </w:p>
+    <w:p>
+      <w:pPr>
+        <w:jc w:val="both"/>
+      </w:pPr>
+    </w:p>
+    <w:p>
+      <w:pPr>
+        <w:jc w:val="both"/>
+      </w:pPr>
+    </w:p>
+    <w:p>
+      <w:pPr>
+        <w:jc w:val="both"/>
+      </w:pPr>
+    </w:p>
+    <w:p>
+      <w:pPr>
+        <w:jc w:val="both"/>
+      </w:pPr>
+    </w:p>
+    <w:p>
+      <w:r>
+        <w:rPr>
+          <w:b/>
+          <w:bCs/>
+        </w:rPr>
+        <w:lastRenderedPageBreak/>
+        <w:t>Figure 4</w:t>
+      </w:r>
+      <w:r>
+        <w:rPr>
+          <w:b/>
+          <w:bCs/>
+        </w:rPr>
+        <w:t xml:space="preserve">. </w:t>
+      </w:r>
+      <w:r>
+        <w:rPr>
+          <w:b/>
+          <w:bCs/>
+        </w:rPr>
+        <w:t>Relationship between Country &amp; CR, CPA, CTR</w:t>
+      </w:r>
+    </w:p>
+    <w:p>
+      <w:r>
+        <w:rPr>
+          <w:noProof/>
+        </w:rPr>
+        <w:drawing>
+          <wp:inline distT="0" distB="0" distL="0" distR="0" wp14:anchorId="4AA3439E" wp14:editId="2A25FEC3">
+            <wp:extent cx="4027696" cy="984739"/>
+            <wp:effectExtent l="0" t="0" r="0" b="6350"/>
+            <wp:docPr id="1636514665" name="Picture 1"/>
+            <wp:cNvGraphicFramePr>
+              <a:graphicFrameLocks xmlns:a="http://schemas.openxmlformats.org/drawingml/2006/main" noChangeAspect="1"/>
+            </wp:cNvGraphicFramePr>
+            <a:graphic xmlns:a="http://schemas.openxmlformats.org/drawingml/2006/main">
+              <a:graphicData uri="http://schemas.openxmlformats.org/drawingml/2006/picture">
+                <pic:pic xmlns:pic="http://schemas.openxmlformats.org/drawingml/2006/picture">
+                  <pic:nvPicPr>
+                    <pic:cNvPr id="1636514665" name=""/>
+                    <pic:cNvPicPr/>
+                  </pic:nvPicPr>
+                  <pic:blipFill>
+                    <a:blip r:embed="rId9"/>
+                    <a:stretch>
+                      <a:fillRect/>
+                    </a:stretch>
+                  </pic:blipFill>
+                  <pic:spPr>
+                    <a:xfrm>
+                      <a:off x="0" y="0"/>
+                      <a:ext cx="4076941" cy="996779"/>
+                    </a:xfrm>
+                    <a:prstGeom prst="rect">
+                      <a:avLst/>
+                    </a:prstGeom>
+                  </pic:spPr>
+                </pic:pic>
+              </a:graphicData>
+            </a:graphic>
+          </wp:inline>
+        </w:drawing>
+      </w:r>
+    </w:p>
+    <w:p/>
+    <w:p>
+      <w:r>
+        <w:rPr>
+          <w:noProof/>
+        </w:rPr>
+        <w:drawing>
+          <wp:inline distT="0" distB="0" distL="0" distR="0" wp14:anchorId="71ED4823" wp14:editId="31279EF8">
+            <wp:extent cx="2834640" cy="2516525"/>
+            <wp:effectExtent l="0" t="0" r="3810" b="0"/>
+            <wp:docPr id="965581366" name="Picture 1"/>
+            <wp:cNvGraphicFramePr>
+              <a:graphicFrameLocks xmlns:a="http://schemas.openxmlformats.org/drawingml/2006/main" noChangeAspect="1"/>
+            </wp:cNvGraphicFramePr>
+            <a:graphic xmlns:a="http://schemas.openxmlformats.org/drawingml/2006/main">
+              <a:graphicData uri="http://schemas.openxmlformats.org/drawingml/2006/picture">
+                <pic:pic xmlns:pic="http://schemas.openxmlformats.org/drawingml/2006/picture">
+                  <pic:nvPicPr>
+                    <pic:cNvPr id="965581366" name=""/>
+                    <pic:cNvPicPr/>
+                  </pic:nvPicPr>
+                  <pic:blipFill>
+                    <a:blip r:embed="rId10"/>
+                    <a:stretch>
+                      <a:fillRect/>
+                    </a:stretch>
+                  </pic:blipFill>
+                  <pic:spPr>
+                    <a:xfrm>
+                      <a:off x="0" y="0"/>
+                      <a:ext cx="2846232" cy="2526816"/>
+                    </a:xfrm>
+                    <a:prstGeom prst="rect">
+                      <a:avLst/>
+                    </a:prstGeom>
+                  </pic:spPr>
+                </pic:pic>
+              </a:graphicData>
+            </a:graphic>
+          </wp:inline>
+        </w:drawing>
+      </w:r>
+    </w:p>
+    <w:p>
+      <w:pPr>
+        <w:jc w:val="both"/>
+      </w:pPr>
+      <w:r>
+        <w:t xml:space="preserve">Based on the above </w:t>
+      </w:r>
+      <w:r>
+        <w:t>figure, countries such as India, Mexico and United States have low CPA cost, medium to high conversion rate (CR).</w:t>
+      </w:r>
+      <w:r>
+        <w:t xml:space="preserve"> Business can consider allocating more advertising budget to these countries and reduce allocation to countries such as Australia, Brazil and United Kingdom with high CPA cost and low CR</w:t>
+      </w:r>
+      <w:r>
+        <w:t xml:space="preserve"> in order to </w:t>
+      </w:r>
+      <w:r>
+        <w:t>increase</w:t>
+      </w:r>
+      <w:r>
+        <w:t xml:space="preserve"> advertising cost efficiency.</w:t>
+      </w:r>
+    </w:p>
+    <w:p>
+      <w:pPr>
+        <w:rPr>
+          <w:b/>
+          <w:bCs/>
+        </w:rPr>
+      </w:pPr>
+    </w:p>
+    <w:p>
+      <w:pPr>
+        <w:rPr>
+          <w:b/>
+          <w:bCs/>
+        </w:rPr>
+      </w:pPr>
+    </w:p>
+    <w:p>
+      <w:pPr>
+        <w:rPr>
+          <w:b/>
+          <w:bCs/>
+        </w:rPr>
+      </w:pPr>
+    </w:p>
+    <w:p>
+      <w:pPr>
+        <w:rPr>
+          <w:b/>
+          <w:bCs/>
+        </w:rPr>
+      </w:pPr>
+    </w:p>
+    <w:p>
+      <w:pPr>
+        <w:rPr>
+          <w:b/>
+          <w:bCs/>
+        </w:rPr>
+      </w:pPr>
+    </w:p>
+    <w:p>
+      <w:pPr>
+        <w:rPr>
+          <w:b/>
+          <w:bCs/>
+        </w:rPr>
+      </w:pPr>
+    </w:p>
+    <w:p>
+      <w:pPr>
+        <w:rPr>
+          <w:b/>
+          <w:bCs/>
+        </w:rPr>
+      </w:pPr>
+    </w:p>
+    <w:p>
+      <w:pPr>
+        <w:rPr>
+          <w:b/>
+          <w:bCs/>
+        </w:rPr>
+      </w:pPr>
+    </w:p>
+    <w:p>
+      <w:pPr>
+        <w:rPr>
+          <w:b/>
+          <w:bCs/>
+        </w:rPr>
+      </w:pPr>
+    </w:p>
+    <w:p>
+      <w:r>
+        <w:rPr>
+          <w:b/>
+          <w:bCs/>
+        </w:rPr>
+        <w:lastRenderedPageBreak/>
+        <w:t xml:space="preserve">Figure </w:t>
+      </w:r>
+      <w:r>
+        <w:rPr>
+          <w:b/>
+          <w:bCs/>
+        </w:rPr>
+        <w:t>5</w:t>
+      </w:r>
+      <w:r>
+        <w:rPr>
+          <w:b/>
+          <w:bCs/>
+        </w:rPr>
+        <w:t xml:space="preserve">. </w:t>
+      </w:r>
+      <w:r>
+        <w:rPr>
+          <w:b/>
+          <w:bCs/>
+        </w:rPr>
+        <w:t xml:space="preserve">Relationship between </w:t>
+      </w:r>
+      <w:r>
+        <w:rPr>
+          <w:b/>
+          <w:bCs/>
+        </w:rPr>
+        <w:t xml:space="preserve">CPA </w:t>
+      </w:r>
+      <w:r>
+        <w:rPr>
+          <w:b/>
+          <w:bCs/>
+        </w:rPr>
+        <w:t>&amp;</w:t>
+      </w:r>
+      <w:r>
+        <w:rPr>
+          <w:b/>
+          <w:bCs/>
+        </w:rPr>
+        <w:t xml:space="preserve"> Advertisement Type</w:t>
+      </w:r>
+    </w:p>
+    <w:p>
+      <w:r>
+        <w:rPr>
+          <w:noProof/>
+        </w:rPr>
+        <w:drawing>
+          <wp:inline distT="0" distB="0" distL="0" distR="0" wp14:anchorId="39F98EBD" wp14:editId="085E1E1C">
+            <wp:extent cx="3509645" cy="2848708"/>
+            <wp:effectExtent l="0" t="0" r="0" b="8890"/>
+            <wp:docPr id="224052376" name="Picture 1"/>
+            <wp:cNvGraphicFramePr>
+              <a:graphicFrameLocks xmlns:a="http://schemas.openxmlformats.org/drawingml/2006/main" noChangeAspect="1"/>
+            </wp:cNvGraphicFramePr>
+            <a:graphic xmlns:a="http://schemas.openxmlformats.org/drawingml/2006/main">
+              <a:graphicData uri="http://schemas.openxmlformats.org/drawingml/2006/picture">
+                <pic:pic xmlns:pic="http://schemas.openxmlformats.org/drawingml/2006/picture">
+                  <pic:nvPicPr>
+                    <pic:cNvPr id="224052376" name=""/>
+                    <pic:cNvPicPr/>
+                  </pic:nvPicPr>
+                  <pic:blipFill>
+                    <a:blip r:embed="rId11"/>
+                    <a:stretch>
+                      <a:fillRect/>
+                    </a:stretch>
+                  </pic:blipFill>
+                  <pic:spPr>
+                    <a:xfrm>
+                      <a:off x="0" y="0"/>
+                      <a:ext cx="3559807" cy="2889423"/>
+                    </a:xfrm>
+                    <a:prstGeom prst="rect">
+                      <a:avLst/>
+                    </a:prstGeom>
+                  </pic:spPr>
+                </pic:pic>
+              </a:graphicData>
+            </a:graphic>
+          </wp:inline>
+        </w:drawing>
+      </w:r>
+    </w:p>
+    <w:p>
+      <w:r>
+        <w:t xml:space="preserve">The cost of acquisition (CPA) is the lowest at $65 </w:t>
+      </w:r>
+      <w:r>
+        <w:t>for each Story advertisement type</w:t>
+      </w:r>
+      <w:r>
+        <w:t xml:space="preserve">, and highest at $137 for </w:t>
+      </w:r>
+      <w:r>
+        <w:t>every V</w:t>
+      </w:r>
+      <w:r>
+        <w:t>i</w:t>
+      </w:r>
+      <w:r>
+        <w:t>deo advertisement type</w:t>
+      </w:r>
+      <w:r>
+        <w:t xml:space="preserve"> (refer to above figure).</w:t>
+      </w:r>
+      <w:r>
+        <w:t xml:space="preserve"> Hence, business can allocate more advertising budget to Story advertisement type to be more cost efficient.</w:t>
+      </w:r>
+    </w:p>
+    <w:p/>
+    <w:p>
+      <w:r>
+        <w:rPr>
+          <w:b/>
+          <w:bCs/>
+        </w:rPr>
+        <w:t xml:space="preserve">Figure </w:t>
+      </w:r>
+      <w:r>
+        <w:rPr>
+          <w:b/>
+          <w:bCs/>
+        </w:rPr>
+        <w:t>6</w:t>
+      </w:r>
+      <w:r>
+        <w:rPr>
+          <w:b/>
+          <w:bCs/>
+        </w:rPr>
+        <w:t xml:space="preserve">. </w:t>
+      </w:r>
+      <w:r>
+        <w:rPr>
+          <w:b/>
+          <w:bCs/>
+        </w:rPr>
+        <w:t xml:space="preserve">Mismatch of </w:t>
+      </w:r>
+      <w:r>
+        <w:rPr>
+          <w:b/>
+          <w:bCs/>
+        </w:rPr>
+        <w:t>T</w:t>
+      </w:r>
+      <w:r>
+        <w:rPr>
+          <w:b/>
+          <w:bCs/>
+        </w:rPr>
+        <w:t xml:space="preserve">arget &amp; </w:t>
+      </w:r>
+      <w:r>
+        <w:rPr>
+          <w:b/>
+          <w:bCs/>
+        </w:rPr>
+        <w:t>A</w:t>
+      </w:r>
+      <w:r>
+        <w:rPr>
+          <w:b/>
+          <w:bCs/>
+        </w:rPr>
+        <w:t xml:space="preserve">ctual age groups </w:t>
+      </w:r>
+    </w:p>
+    <w:p>
+      <w:pPr>
+        <w:ind w:hanging="180"/>
+      </w:pPr>
+      <w:r>
+        <w:rPr>
+          <w:noProof/>
+        </w:rPr>
+        <w:drawing>
+          <wp:inline distT="0" distB="0" distL="0" distR="0" wp14:anchorId="6E910D63" wp14:editId="46A4E5FB">
+            <wp:extent cx="5838092" cy="674370"/>
+            <wp:effectExtent l="0" t="0" r="0" b="0"/>
+            <wp:docPr id="923509022" name="Picture 1"/>
+            <wp:cNvGraphicFramePr>
+              <a:graphicFrameLocks xmlns:a="http://schemas.openxmlformats.org/drawingml/2006/main" noChangeAspect="1"/>
+            </wp:cNvGraphicFramePr>
+            <a:graphic xmlns:a="http://schemas.openxmlformats.org/drawingml/2006/main">
+              <a:graphicData uri="http://schemas.openxmlformats.org/drawingml/2006/picture">
+                <pic:pic xmlns:pic="http://schemas.openxmlformats.org/drawingml/2006/picture">
+                  <pic:nvPicPr>
+                    <pic:cNvPr id="923509022" name=""/>
+                    <pic:cNvPicPr/>
+                  </pic:nvPicPr>
+                  <pic:blipFill>
+                    <a:blip r:embed="rId12"/>
+                    <a:stretch>
+                      <a:fillRect/>
+                    </a:stretch>
+                  </pic:blipFill>
+                  <pic:spPr>
+                    <a:xfrm>
+                      <a:off x="0" y="0"/>
+                      <a:ext cx="5840987" cy="674704"/>
+                    </a:xfrm>
+                    <a:prstGeom prst="rect">
+                      <a:avLst/>
+                    </a:prstGeom>
+                  </pic:spPr>
+                </pic:pic>
+              </a:graphicData>
+            </a:graphic>
+          </wp:inline>
+        </w:drawing>
+      </w:r>
+    </w:p>
+    <w:p>
+      <w:pPr>
+        <w:tabs>
+          <w:tab w:val="left" w:pos="90"/>
+        </w:tabs>
+        <w:ind w:hanging="90"/>
+      </w:pPr>
+      <w:r>
+        <w:rPr>
+          <w:noProof/>
+        </w:rPr>
+        <w:drawing>
+          <wp:inline distT="0" distB="0" distL="0" distR="0" wp14:anchorId="7B41C26C" wp14:editId="2EB12B38">
+            <wp:extent cx="1160585" cy="522838"/>
+            <wp:effectExtent l="0" t="0" r="1905" b="0"/>
+            <wp:docPr id="2123485459" name="Picture 1"/>
+            <wp:cNvGraphicFramePr>
+              <a:graphicFrameLocks xmlns:a="http://schemas.openxmlformats.org/drawingml/2006/main" noChangeAspect="1"/>
+            </wp:cNvGraphicFramePr>
+            <a:graphic xmlns:a="http://schemas.openxmlformats.org/drawingml/2006/main">
+              <a:graphicData uri="http://schemas.openxmlformats.org/drawingml/2006/picture">
+                <pic:pic xmlns:pic="http://schemas.openxmlformats.org/drawingml/2006/picture">
+                  <pic:nvPicPr>
+                    <pic:cNvPr id="2123485459" name=""/>
+                    <pic:cNvPicPr/>
+                  </pic:nvPicPr>
+                  <pic:blipFill>
+                    <a:blip r:embed="rId13"/>
+                    <a:stretch>
+                      <a:fillRect/>
+                    </a:stretch>
+                  </pic:blipFill>
+                  <pic:spPr>
+                    <a:xfrm>
+                      <a:off x="0" y="0"/>
+                      <a:ext cx="1172348" cy="528137"/>
+                    </a:xfrm>
+                    <a:prstGeom prst="rect">
+                      <a:avLst/>
+                    </a:prstGeom>
+                  </pic:spPr>
+                </pic:pic>
+              </a:graphicData>
+            </a:graphic>
+          </wp:inline>
+        </w:drawing>
+      </w:r>
+    </w:p>
+    <w:p/>
+    <w:p>
+      <w:r>
+        <w:t>There is a high proportion (78%) of mismatch between target and actual age groups of online users. This means that any age group segmenting targeting strategy is most likely ineffective</w:t>
+      </w:r>
+      <w:r>
+        <w:t xml:space="preserve">, even though the conversion (CR) and click through rates (CTR) of both groups </w:t>
+      </w:r>
+      <w:r>
+        <w:t xml:space="preserve">(match = event type 1, mismatch = event type 0) </w:t>
+      </w:r>
+      <w:r>
+        <w:t>are similar (refer to above table).</w:t>
+      </w:r>
+    </w:p>
+    <w:p/>
+    <w:p>
+      <w:pPr>
+        <w:rPr>
+          <w:sz w:val="32"/>
+          <w:szCs w:val="32"/>
+        </w:rPr>
+      </w:pPr>
+    </w:p>
+    <w:p>
+      <w:pPr>
+        <w:pStyle w:val="Heading2"/>
+        <w:spacing w:before="240" w:after="120"/>
+      </w:pPr>
+      <w:bookmarkStart w:id="7" w:name="_Toc231569604"/>
+      <w:r>
+        <w:lastRenderedPageBreak/>
+        <w:t>Outlier Detection</w:t>
+      </w:r>
+      <w:bookmarkEnd w:id="7"/>
+    </w:p>
+    <w:p>
+      <w:pPr>
+        <w:spacing w:before="240" w:after="120"/>
+        <w:rPr>
+          <w:b/>
+          <w:bCs/>
+        </w:rPr>
+      </w:pPr>
+      <w:r>
+        <w:rPr>
+          <w:b/>
+          <w:bCs/>
+        </w:rPr>
+        <w:t xml:space="preserve">Figure </w:t>
+      </w:r>
+      <w:r>
+        <w:rPr>
+          <w:b/>
+          <w:bCs/>
+        </w:rPr>
+        <w:t>7</w:t>
+      </w:r>
+      <w:r>
+        <w:rPr>
+          <w:b/>
+          <w:bCs/>
+        </w:rPr>
+        <w:t xml:space="preserve">. </w:t>
+      </w:r>
+      <w:r>
+        <w:rPr>
+          <w:b/>
+          <w:bCs/>
+        </w:rPr>
+        <w:t xml:space="preserve">Relationship between Advertising Budget &amp; CPA </w:t>
+      </w:r>
+    </w:p>
+    <w:p>
+      <w:r>
+        <w:rPr>
+          <w:noProof/>
+        </w:rPr>
+        <w:drawing>
+          <wp:inline distT="0" distB="0" distL="0" distR="0" wp14:anchorId="22C3A61E" wp14:editId="7694765E">
+            <wp:extent cx="3557721" cy="2250830"/>
+            <wp:effectExtent l="0" t="0" r="5080" b="0"/>
+            <wp:docPr id="229241552" name="Picture 1"/>
+            <wp:cNvGraphicFramePr>
+              <a:graphicFrameLocks xmlns:a="http://schemas.openxmlformats.org/drawingml/2006/main" noChangeAspect="1"/>
+            </wp:cNvGraphicFramePr>
+            <a:graphic xmlns:a="http://schemas.openxmlformats.org/drawingml/2006/main">
+              <a:graphicData uri="http://schemas.openxmlformats.org/drawingml/2006/picture">
+                <pic:pic xmlns:pic="http://schemas.openxmlformats.org/drawingml/2006/picture">
+                  <pic:nvPicPr>
+                    <pic:cNvPr id="229241552" name=""/>
+                    <pic:cNvPicPr/>
+                  </pic:nvPicPr>
+                  <pic:blipFill>
+                    <a:blip r:embed="rId14"/>
+                    <a:stretch>
+                      <a:fillRect/>
+                    </a:stretch>
+                  </pic:blipFill>
+                  <pic:spPr>
+                    <a:xfrm>
+                      <a:off x="0" y="0"/>
+                      <a:ext cx="3581003" cy="2265560"/>
+                    </a:xfrm>
+                    <a:prstGeom prst="rect">
+                      <a:avLst/>
+                    </a:prstGeom>
+                  </pic:spPr>
+                </pic:pic>
+              </a:graphicData>
+            </a:graphic>
+          </wp:inline>
+        </w:drawing>
+      </w:r>
+    </w:p>
+    <w:p>
+      <w:pPr>
+        <w:rPr>
+          <w:b/>
+          <w:bCs/>
+        </w:rPr>
+      </w:pPr>
+      <w:r>
+        <w:rPr>
+          <w:b/>
+          <w:bCs/>
+        </w:rPr>
+        <w:t xml:space="preserve">Figure </w:t>
+      </w:r>
+      <w:r>
+        <w:rPr>
+          <w:b/>
+          <w:bCs/>
+        </w:rPr>
+        <w:t>8</w:t>
+      </w:r>
+      <w:r>
+        <w:rPr>
+          <w:b/>
+          <w:bCs/>
+        </w:rPr>
+        <w:t xml:space="preserve">. </w:t>
+      </w:r>
+      <w:r>
+        <w:rPr>
+          <w:b/>
+          <w:bCs/>
+        </w:rPr>
+        <w:t>CPA</w:t>
+      </w:r>
+      <w:r>
+        <w:rPr>
+          <w:b/>
+          <w:bCs/>
+        </w:rPr>
+        <w:t xml:space="preserve"> Breakdown by Users’ Age Groups</w:t>
+      </w:r>
+      <w:r>
+        <w:rPr>
+          <w:b/>
+          <w:bCs/>
+        </w:rPr>
+        <w:t xml:space="preserve"> </w:t>
+      </w:r>
+    </w:p>
+    <w:p>
+      <w:r>
+        <w:rPr>
+          <w:noProof/>
+        </w:rPr>
+        <w:drawing>
+          <wp:inline distT="0" distB="0" distL="0" distR="0" wp14:anchorId="79D9C0C8" wp14:editId="1C1D9D5B">
+            <wp:extent cx="3509889" cy="2804911"/>
+            <wp:effectExtent l="0" t="0" r="0" b="0"/>
+            <wp:docPr id="1384711006" name="Picture 1"/>
+            <wp:cNvGraphicFramePr>
+              <a:graphicFrameLocks xmlns:a="http://schemas.openxmlformats.org/drawingml/2006/main" noChangeAspect="1"/>
+            </wp:cNvGraphicFramePr>
+            <a:graphic xmlns:a="http://schemas.openxmlformats.org/drawingml/2006/main">
+              <a:graphicData uri="http://schemas.openxmlformats.org/drawingml/2006/picture">
+                <pic:pic xmlns:pic="http://schemas.openxmlformats.org/drawingml/2006/picture">
+                  <pic:nvPicPr>
+                    <pic:cNvPr id="1384711006" name=""/>
+                    <pic:cNvPicPr/>
+                  </pic:nvPicPr>
+                  <pic:blipFill>
+                    <a:blip r:embed="rId15"/>
+                    <a:stretch>
+                      <a:fillRect/>
+                    </a:stretch>
+                  </pic:blipFill>
+                  <pic:spPr>
+                    <a:xfrm>
+                      <a:off x="0" y="0"/>
+                      <a:ext cx="3521986" cy="2814578"/>
+                    </a:xfrm>
+                    <a:prstGeom prst="rect">
+                      <a:avLst/>
+                    </a:prstGeom>
+                  </pic:spPr>
+                </pic:pic>
+              </a:graphicData>
+            </a:graphic>
+          </wp:inline>
+        </w:drawing>
+      </w:r>
+    </w:p>
+    <w:p>
+      <w:pPr>
+        <w:jc w:val="both"/>
+      </w:pPr>
+      <w:r>
+        <w:t xml:space="preserve">There is a </w:t>
+      </w:r>
+      <w:r>
+        <w:t>small group of users whose CPA is significantly higher (above $80,000) than the majority of the other online users (</w:t>
+      </w:r>
+      <w:r>
+        <w:t>see</w:t>
+      </w:r>
+      <w:r>
+        <w:t xml:space="preserve"> </w:t>
+      </w:r>
+      <w:r>
+        <w:t xml:space="preserve">above </w:t>
+      </w:r>
+      <w:r>
+        <w:t>figure 7).</w:t>
+      </w:r>
+      <w:r>
+        <w:t xml:space="preserve"> This is likely to result from the age 55-65 user segment with a mean CPA of $3,047 which is significantly higher than the other age groups (see above figure 8).</w:t>
+      </w:r>
+      <w:r>
+        <w:t xml:space="preserve"> </w:t>
+      </w:r>
+      <w:r>
+        <w:t>Hence,</w:t>
+      </w:r>
+      <w:r>
+        <w:t xml:space="preserve"> they are the outlier group compared to other users.</w:t>
+      </w:r>
+    </w:p>
+    <w:p>
+      <w:pPr>
+        <w:jc w:val="both"/>
+      </w:pPr>
+    </w:p>
+    <w:p>
+      <w:pPr>
+        <w:pStyle w:val="Heading2"/>
+        <w:spacing w:before="240" w:after="120" w:line="240" w:lineRule="auto"/>
+      </w:pPr>
+      <w:bookmarkStart w:id="8" w:name="_Toc231569605"/>
+      <w:r>
+        <w:lastRenderedPageBreak/>
+        <w:t>Correlation Analysis</w:t>
+      </w:r>
+      <w:bookmarkEnd w:id="8"/>
+    </w:p>
+    <w:p>
+      <w:pPr>
+        <w:spacing w:before="240" w:after="120" w:line="240" w:lineRule="auto"/>
+      </w:pPr>
+    </w:p>
+    <w:p>
+      <w:pPr>
+        <w:spacing w:before="240" w:after="120" w:line="240" w:lineRule="auto"/>
+      </w:pPr>
+      <w:r>
+        <w:rPr>
+          <w:b/>
+          <w:bCs/>
+        </w:rPr>
+        <w:t xml:space="preserve">Figure </w:t>
+      </w:r>
+      <w:r>
+        <w:rPr>
+          <w:b/>
+          <w:bCs/>
+        </w:rPr>
+        <w:t>9</w:t>
+      </w:r>
+      <w:r>
+        <w:rPr>
+          <w:b/>
+          <w:bCs/>
+        </w:rPr>
+        <w:t xml:space="preserve">. </w:t>
+      </w:r>
+      <w:r>
+        <w:rPr>
+          <w:b/>
+          <w:bCs/>
+        </w:rPr>
+        <w:t>C</w:t>
+      </w:r>
+      <w:r>
+        <w:rPr>
+          <w:b/>
+          <w:bCs/>
+        </w:rPr>
+        <w:t>orrelation between 4 categorical features</w:t>
+      </w:r>
+    </w:p>
+    <w:p>
+      <w:r>
+        <w:rPr>
+          <w:noProof/>
+        </w:rPr>
+        <w:drawing>
+          <wp:inline distT="0" distB="0" distL="0" distR="0" wp14:anchorId="3191AAFF" wp14:editId="01B25F58">
+            <wp:extent cx="3530991" cy="2942493"/>
+            <wp:effectExtent l="0" t="0" r="0" b="0"/>
+            <wp:docPr id="972491516" name="Picture 1"/>
+            <wp:cNvGraphicFramePr>
+              <a:graphicFrameLocks xmlns:a="http://schemas.openxmlformats.org/drawingml/2006/main" noChangeAspect="1"/>
+            </wp:cNvGraphicFramePr>
+            <a:graphic xmlns:a="http://schemas.openxmlformats.org/drawingml/2006/main">
+              <a:graphicData uri="http://schemas.openxmlformats.org/drawingml/2006/picture">
+                <pic:pic xmlns:pic="http://schemas.openxmlformats.org/drawingml/2006/picture">
+                  <pic:nvPicPr>
+                    <pic:cNvPr id="972491516" name=""/>
+                    <pic:cNvPicPr/>
+                  </pic:nvPicPr>
+                  <pic:blipFill>
+                    <a:blip r:embed="rId16"/>
+                    <a:stretch>
+                      <a:fillRect/>
+                    </a:stretch>
+                  </pic:blipFill>
+                  <pic:spPr>
+                    <a:xfrm>
+                      <a:off x="0" y="0"/>
+                      <a:ext cx="3545577" cy="2954648"/>
+                    </a:xfrm>
+                    <a:prstGeom prst="rect">
+                      <a:avLst/>
+                    </a:prstGeom>
+                  </pic:spPr>
+                </pic:pic>
+              </a:graphicData>
+            </a:graphic>
+          </wp:inline>
+        </w:drawing>
+      </w:r>
+    </w:p>
+    <w:p/>
+    <w:p>
+      <w:r>
+        <w:rPr>
+          <w:b/>
+          <w:bCs/>
+        </w:rPr>
+        <w:t xml:space="preserve">Figure </w:t>
+      </w:r>
+      <w:r>
+        <w:rPr>
+          <w:b/>
+          <w:bCs/>
+        </w:rPr>
+        <w:t>10. Correlation between Probability of Purchase &amp; 4 categorical features</w:t>
+      </w:r>
+    </w:p>
+    <w:p>
+      <w:r>
+        <w:rPr>
+          <w:noProof/>
+        </w:rPr>
+        <w:drawing>
+          <wp:inline distT="0" distB="0" distL="0" distR="0" wp14:anchorId="71C4EBB0" wp14:editId="2AC538B4">
+            <wp:extent cx="3242027" cy="1104314"/>
+            <wp:effectExtent l="0" t="0" r="0" b="635"/>
+            <wp:docPr id="1112442835" name="Picture 1"/>
+            <wp:cNvGraphicFramePr>
+              <a:graphicFrameLocks xmlns:a="http://schemas.openxmlformats.org/drawingml/2006/main" noChangeAspect="1"/>
+            </wp:cNvGraphicFramePr>
+            <a:graphic xmlns:a="http://schemas.openxmlformats.org/drawingml/2006/main">
+              <a:graphicData uri="http://schemas.openxmlformats.org/drawingml/2006/picture">
+                <pic:pic xmlns:pic="http://schemas.openxmlformats.org/drawingml/2006/picture">
+                  <pic:nvPicPr>
+                    <pic:cNvPr id="1112442835" name=""/>
+                    <pic:cNvPicPr/>
+                  </pic:nvPicPr>
+                  <pic:blipFill>
+                    <a:blip r:embed="rId17"/>
+                    <a:stretch>
+                      <a:fillRect/>
+                    </a:stretch>
+                  </pic:blipFill>
+                  <pic:spPr>
+                    <a:xfrm>
+                      <a:off x="0" y="0"/>
+                      <a:ext cx="3272206" cy="1114594"/>
+                    </a:xfrm>
+                    <a:prstGeom prst="rect">
+                      <a:avLst/>
+                    </a:prstGeom>
+                  </pic:spPr>
+                </pic:pic>
+              </a:graphicData>
+            </a:graphic>
+          </wp:inline>
+        </w:drawing>
+      </w:r>
+    </w:p>
+    <w:p>
+      <w:pPr>
+        <w:jc w:val="both"/>
+      </w:pPr>
+      <w:r>
+        <w:t xml:space="preserve">The correlations between the 4 categorical features (age group, country, ad type, day of week) and 2 numerical features (CTR, CPA) are very low of less than 0.1. In addition, the correlation between target variable and categorical features are also very low at 0.01 (see above). This shows that there is no multicollinearity issue among the features. However, these low correlations </w:t>
+      </w:r>
+      <w:proofErr w:type="gramStart"/>
+      <w:r>
+        <w:t>is</w:t>
+      </w:r>
+      <w:proofErr w:type="gramEnd"/>
+      <w:r>
+        <w:t xml:space="preserve"> also likely due to the low purchase rate (class size) of 0.5%.  </w:t>
+      </w:r>
+    </w:p>
+    <w:p/>
+    <w:p/>
+    <w:p/>
+    <w:p>
+      <w:pPr>
+        <w:pStyle w:val="Heading1"/>
+      </w:pPr>
+      <w:bookmarkStart w:id="9" w:name="_Toc231569606"/>
+      <w:r>
+        <w:lastRenderedPageBreak/>
+        <w:t>Predictive Modeling &amp; Insights</w:t>
+      </w:r>
+      <w:bookmarkEnd w:id="9"/>
+    </w:p>
+    <w:p>
+      <w:pPr>
+        <w:pStyle w:val="Heading2"/>
+        <w:spacing w:before="240" w:after="120" w:line="480" w:lineRule="auto"/>
+      </w:pPr>
+      <w:bookmarkStart w:id="10" w:name="_Toc231569607"/>
+      <w:r>
+        <w:t>Model Selection &amp; Rationale</w:t>
+      </w:r>
+      <w:bookmarkEnd w:id="10"/>
+    </w:p>
+    <w:p>
+      <w:pPr>
+        <w:spacing w:before="240" w:after="120" w:line="240" w:lineRule="auto"/>
+        <w:jc w:val="both"/>
+      </w:pPr>
+      <w:r>
+        <w:t xml:space="preserve">The logistic regression model is being chosen due to its ability to handle large datasets that consists of a mix of categorical and numerical features, as well as a binary target </w:t>
+      </w:r>
+      <w:r>
+        <w:t xml:space="preserve">(purchase) </w:t>
+      </w:r>
+      <w:r>
+        <w:t>variable</w:t>
+      </w:r>
+      <w:r>
+        <w:t>. In addition, the model can train and predict</w:t>
+      </w:r>
+      <w:r>
+        <w:t xml:space="preserve"> faster </w:t>
+      </w:r>
+      <w:r>
+        <w:t xml:space="preserve">and needing lesser computing power as </w:t>
+      </w:r>
+      <w:r>
+        <w:t>compared to other similar models such as random forest.</w:t>
+      </w:r>
+    </w:p>
+    <w:p/>
+    <w:p>
+      <w:pPr>
+        <w:pStyle w:val="Heading2"/>
+        <w:spacing w:line="480" w:lineRule="auto"/>
+      </w:pPr>
+      <w:bookmarkStart w:id="11" w:name="_Toc231569608"/>
+      <w:r>
+        <w:t>Feature Importance &amp; Drivers</w:t>
+      </w:r>
+      <w:bookmarkEnd w:id="11"/>
+    </w:p>
+    <w:p>
+      <w:r>
+        <w:rPr>
+          <w:b/>
+          <w:bCs/>
+        </w:rPr>
+        <w:t xml:space="preserve">Figure </w:t>
+      </w:r>
+      <w:r>
+        <w:rPr>
+          <w:b/>
+          <w:bCs/>
+        </w:rPr>
+        <w:t>11</w:t>
+      </w:r>
+      <w:r>
+        <w:rPr>
+          <w:b/>
+          <w:bCs/>
+        </w:rPr>
+        <w:t xml:space="preserve">. </w:t>
+      </w:r>
+      <w:r>
+        <w:rPr>
+          <w:b/>
+          <w:bCs/>
+        </w:rPr>
+        <w:t>Coefficients &amp; Odds Ratio of Logistic Regression Model</w:t>
+      </w:r>
+    </w:p>
+    <w:p>
+      <w:r>
+        <w:rPr>
+          <w:noProof/>
+        </w:rPr>
+        <w:drawing>
+          <wp:inline distT="0" distB="0" distL="0" distR="0" wp14:anchorId="6CFFEC49" wp14:editId="135586BC">
+            <wp:extent cx="3235917" cy="1913206"/>
+            <wp:effectExtent l="0" t="0" r="3175" b="0"/>
+            <wp:docPr id="1098519508" name="Picture 1"/>
+            <wp:cNvGraphicFramePr>
+              <a:graphicFrameLocks xmlns:a="http://schemas.openxmlformats.org/drawingml/2006/main" noChangeAspect="1"/>
+            </wp:cNvGraphicFramePr>
+            <a:graphic xmlns:a="http://schemas.openxmlformats.org/drawingml/2006/main">
+              <a:graphicData uri="http://schemas.openxmlformats.org/drawingml/2006/picture">
+                <pic:pic xmlns:pic="http://schemas.openxmlformats.org/drawingml/2006/picture">
+                  <pic:nvPicPr>
+                    <pic:cNvPr id="1098519508" name=""/>
+                    <pic:cNvPicPr/>
+                  </pic:nvPicPr>
+                  <pic:blipFill>
+                    <a:blip r:embed="rId18"/>
+                    <a:stretch>
+                      <a:fillRect/>
+                    </a:stretch>
+                  </pic:blipFill>
+                  <pic:spPr>
+                    <a:xfrm>
+                      <a:off x="0" y="0"/>
+                      <a:ext cx="3252377" cy="1922938"/>
+                    </a:xfrm>
+                    <a:prstGeom prst="rect">
+                      <a:avLst/>
+                    </a:prstGeom>
+                  </pic:spPr>
+                </pic:pic>
+              </a:graphicData>
+            </a:graphic>
+          </wp:inline>
+        </w:drawing>
+      </w:r>
+    </w:p>
+    <w:p>
+      <w:pPr>
+        <w:jc w:val="both"/>
+      </w:pPr>
+      <w:r>
+        <w:t xml:space="preserve">Features such as Countries and CPA have the strongest </w:t>
+      </w:r>
+      <w:r>
+        <w:t xml:space="preserve">relative </w:t>
+      </w:r>
+      <w:r>
+        <w:t>influence on Target Variable (Probability of Purchase) as shown above.</w:t>
+      </w:r>
+      <w:r>
+        <w:t xml:space="preserve"> Days of the week and age group features have weak to moderate</w:t>
+      </w:r>
+      <w:r>
+        <w:t xml:space="preserve"> relative</w:t>
+      </w:r>
+      <w:r>
+        <w:t xml:space="preserve"> influence. </w:t>
+      </w:r>
+    </w:p>
+    <w:p>
+      <w:pPr>
+        <w:jc w:val="both"/>
+      </w:pPr>
+    </w:p>
+    <w:p>
+      <w:pPr>
+        <w:pStyle w:val="Heading2"/>
+        <w:spacing w:line="480" w:lineRule="auto"/>
+      </w:pPr>
+    </w:p>
+    <w:p>
+      <w:pPr>
+        <w:pStyle w:val="Heading2"/>
+        <w:spacing w:line="480" w:lineRule="auto"/>
+      </w:pPr>
+    </w:p>
+    <w:p/>
+    <w:p>
+      <w:pPr>
+        <w:pStyle w:val="Heading2"/>
+        <w:spacing w:line="480" w:lineRule="auto"/>
+      </w:pPr>
+      <w:bookmarkStart w:id="12" w:name="_Toc231569609"/>
+      <w:r>
+        <w:lastRenderedPageBreak/>
+        <w:t xml:space="preserve">Model </w:t>
+      </w:r>
+      <w:r>
+        <w:t>Performance Metrics</w:t>
+      </w:r>
+      <w:bookmarkEnd w:id="12"/>
+    </w:p>
+    <w:p>
+      <w:pPr>
+        <w:rPr>
+          <w:b/>
+          <w:bCs/>
+        </w:rPr>
+      </w:pPr>
+      <w:r>
+        <w:rPr>
+          <w:b/>
+          <w:bCs/>
+        </w:rPr>
+        <w:t xml:space="preserve">Figure </w:t>
+      </w:r>
+      <w:r>
+        <w:rPr>
+          <w:b/>
+          <w:bCs/>
+        </w:rPr>
+        <w:t>1</w:t>
+      </w:r>
+      <w:r>
+        <w:rPr>
+          <w:b/>
+          <w:bCs/>
+        </w:rPr>
+        <w:t>2</w:t>
+      </w:r>
+      <w:r>
+        <w:rPr>
+          <w:b/>
+          <w:bCs/>
+        </w:rPr>
+        <w:t xml:space="preserve">. </w:t>
+      </w:r>
+      <w:r>
+        <w:rPr>
+          <w:b/>
+          <w:bCs/>
+        </w:rPr>
+        <w:t>Logistic Regression Model Performance Metrics</w:t>
+      </w:r>
+    </w:p>
+    <w:p>
+      <w:r>
+        <w:rPr>
+          <w:noProof/>
+        </w:rPr>
+        <w:drawing>
+          <wp:inline distT="0" distB="0" distL="0" distR="0" wp14:anchorId="2DB5E159" wp14:editId="512103B2">
+            <wp:extent cx="4318887" cy="1385668"/>
+            <wp:effectExtent l="0" t="0" r="5715" b="5080"/>
+            <wp:docPr id="1383749808" name="Picture 1"/>
+            <wp:cNvGraphicFramePr>
+              <a:graphicFrameLocks xmlns:a="http://schemas.openxmlformats.org/drawingml/2006/main" noChangeAspect="1"/>
+            </wp:cNvGraphicFramePr>
+            <a:graphic xmlns:a="http://schemas.openxmlformats.org/drawingml/2006/main">
+              <a:graphicData uri="http://schemas.openxmlformats.org/drawingml/2006/picture">
+                <pic:pic xmlns:pic="http://schemas.openxmlformats.org/drawingml/2006/picture">
+                  <pic:nvPicPr>
+                    <pic:cNvPr id="1383749808" name=""/>
+                    <pic:cNvPicPr/>
+                  </pic:nvPicPr>
+                  <pic:blipFill>
+                    <a:blip r:embed="rId19"/>
+                    <a:stretch>
+                      <a:fillRect/>
+                    </a:stretch>
+                  </pic:blipFill>
+                  <pic:spPr>
+                    <a:xfrm>
+                      <a:off x="0" y="0"/>
+                      <a:ext cx="4441499" cy="1425007"/>
+                    </a:xfrm>
+                    <a:prstGeom prst="rect">
+                      <a:avLst/>
+                    </a:prstGeom>
+                  </pic:spPr>
+                </pic:pic>
+              </a:graphicData>
+            </a:graphic>
+          </wp:inline>
+        </w:drawing>
+      </w:r>
+    </w:p>
+    <w:p>
+      <w:pPr>
+        <w:jc w:val="both"/>
+      </w:pPr>
+      <w:r>
+        <w:t xml:space="preserve">The logistic regression model </w:t>
+      </w:r>
+      <w:r>
+        <w:t>achieves</w:t>
+      </w:r>
+      <w:r>
+        <w:t xml:space="preserve"> macro average </w:t>
+      </w:r>
+      <w:r>
+        <w:t xml:space="preserve">performance </w:t>
+      </w:r>
+      <w:r>
+        <w:t>scores (precision: 0.50, recall: 0.52, f1: 0.34, accuracy: 0.51) as per above table.</w:t>
+      </w:r>
+      <w:r>
+        <w:t xml:space="preserve"> These scores are not considered high, means the a</w:t>
+      </w:r>
+      <w:r>
+        <w:t>pproximately</w:t>
+      </w:r>
+      <w:r>
+        <w:t xml:space="preserve"> half of the model’s predictions are true.</w:t>
+      </w:r>
+      <w:r>
+        <w:t xml:space="preserve"> The extremely low precision score of 0.01 for the minority class (1) is due to the low purchase rate of 0.5% (imbalanced class size).</w:t>
+      </w:r>
+    </w:p>
+    <w:p>
+      <w:pPr>
+        <w:jc w:val="both"/>
+      </w:pPr>
+    </w:p>
+    <w:p>
+      <w:pPr>
+        <w:pStyle w:val="Heading2"/>
+        <w:spacing w:line="480" w:lineRule="auto"/>
+      </w:pPr>
+      <w:bookmarkStart w:id="13" w:name="_Toc231569610"/>
+      <w:r>
+        <w:t>Segment Analysis</w:t>
+      </w:r>
+      <w:bookmarkEnd w:id="13"/>
+    </w:p>
+    <w:p>
+      <w:r>
+        <w:rPr>
+          <w:b/>
+          <w:bCs/>
+        </w:rPr>
+        <w:t xml:space="preserve">Figure </w:t>
+      </w:r>
+      <w:r>
+        <w:rPr>
+          <w:b/>
+          <w:bCs/>
+        </w:rPr>
+        <w:t>1</w:t>
+      </w:r>
+      <w:r>
+        <w:rPr>
+          <w:b/>
+          <w:bCs/>
+        </w:rPr>
+        <w:t>3</w:t>
+      </w:r>
+      <w:r>
+        <w:rPr>
+          <w:b/>
+          <w:bCs/>
+        </w:rPr>
+        <w:t xml:space="preserve">. </w:t>
+      </w:r>
+      <w:r>
+        <w:rPr>
+          <w:b/>
+          <w:bCs/>
+        </w:rPr>
+        <w:t>Expected CPA by Country</w:t>
+      </w:r>
+    </w:p>
+    <w:p>
+      <w:pPr>
+        <w:jc w:val="both"/>
+      </w:pPr>
+      <w:r>
+        <w:rPr>
+          <w:noProof/>
+        </w:rPr>
+        <w:drawing>
+          <wp:inline distT="0" distB="0" distL="0" distR="0" wp14:anchorId="5C59283A" wp14:editId="6A26CA27">
+            <wp:extent cx="3603883" cy="2595489"/>
+            <wp:effectExtent l="0" t="0" r="0" b="0"/>
+            <wp:docPr id="746503425" name="Picture 1"/>
+            <wp:cNvGraphicFramePr>
+              <a:graphicFrameLocks xmlns:a="http://schemas.openxmlformats.org/drawingml/2006/main" noChangeAspect="1"/>
+            </wp:cNvGraphicFramePr>
+            <a:graphic xmlns:a="http://schemas.openxmlformats.org/drawingml/2006/main">
+              <a:graphicData uri="http://schemas.openxmlformats.org/drawingml/2006/picture">
+                <pic:pic xmlns:pic="http://schemas.openxmlformats.org/drawingml/2006/picture">
+                  <pic:nvPicPr>
+                    <pic:cNvPr id="746503425" name=""/>
+                    <pic:cNvPicPr/>
+                  </pic:nvPicPr>
+                  <pic:blipFill>
+                    <a:blip r:embed="rId20"/>
+                    <a:stretch>
+                      <a:fillRect/>
+                    </a:stretch>
+                  </pic:blipFill>
+                  <pic:spPr>
+                    <a:xfrm>
+                      <a:off x="0" y="0"/>
+                      <a:ext cx="3612161" cy="2601451"/>
+                    </a:xfrm>
+                    <a:prstGeom prst="rect">
+                      <a:avLst/>
+                    </a:prstGeom>
+                  </pic:spPr>
+                </pic:pic>
+              </a:graphicData>
+            </a:graphic>
+          </wp:inline>
+        </w:drawing>
+      </w:r>
+    </w:p>
+    <w:p>
+      <w:pPr>
+        <w:jc w:val="both"/>
+      </w:pPr>
+      <w:proofErr w:type="spellStart"/>
+      <w:r>
+        <w:rPr>
+          <w:highlight w:val="yellow"/>
+        </w:rPr>
+        <w:t>dsfsdfsg</w:t>
+      </w:r>
+      <w:proofErr w:type="spellEnd"/>
+    </w:p>
+    <w:p>
+      <w:pPr>
+        <w:pStyle w:val="Heading2"/>
+        <w:spacing w:line="480" w:lineRule="auto"/>
+      </w:pPr>
+      <w:bookmarkStart w:id="14" w:name="_Toc231569611"/>
+      <w:r>
+        <w:lastRenderedPageBreak/>
+        <w:t>Scenario Analysis</w:t>
+      </w:r>
+      <w:bookmarkEnd w:id="14"/>
+    </w:p>
+    <w:p>
+      <w:r>
+        <w:rPr>
+          <w:b/>
+          <w:bCs/>
+        </w:rPr>
+        <w:t xml:space="preserve">Figure </w:t>
+      </w:r>
+      <w:r>
+        <w:rPr>
+          <w:b/>
+          <w:bCs/>
+        </w:rPr>
+        <w:t>1</w:t>
+      </w:r>
+      <w:r>
+        <w:rPr>
+          <w:b/>
+          <w:bCs/>
+        </w:rPr>
+        <w:t>4</w:t>
+      </w:r>
+      <w:r>
+        <w:rPr>
+          <w:b/>
+          <w:bCs/>
+        </w:rPr>
+        <w:t xml:space="preserve">. </w:t>
+      </w:r>
+      <w:r>
+        <w:rPr>
+          <w:b/>
+          <w:bCs/>
+        </w:rPr>
+        <w:t>Increasing CPA by 10% on Probability to Purchase</w:t>
+      </w:r>
+    </w:p>
+    <w:p>
+      <w:r>
+        <w:rPr>
+          <w:noProof/>
+        </w:rPr>
+        <w:drawing>
+          <wp:inline distT="0" distB="0" distL="0" distR="0" wp14:anchorId="68FEFDB9" wp14:editId="2490B4A7">
+            <wp:extent cx="4316618" cy="1814732"/>
+            <wp:effectExtent l="0" t="0" r="8255" b="0"/>
+            <wp:docPr id="644290901" name="Picture 1"/>
+            <wp:cNvGraphicFramePr>
+              <a:graphicFrameLocks xmlns:a="http://schemas.openxmlformats.org/drawingml/2006/main" noChangeAspect="1"/>
+            </wp:cNvGraphicFramePr>
+            <a:graphic xmlns:a="http://schemas.openxmlformats.org/drawingml/2006/main">
+              <a:graphicData uri="http://schemas.openxmlformats.org/drawingml/2006/picture">
+                <pic:pic xmlns:pic="http://schemas.openxmlformats.org/drawingml/2006/picture">
+                  <pic:nvPicPr>
+                    <pic:cNvPr id="644290901" name=""/>
+                    <pic:cNvPicPr/>
+                  </pic:nvPicPr>
+                  <pic:blipFill>
+                    <a:blip r:embed="rId21"/>
+                    <a:stretch>
+                      <a:fillRect/>
+                    </a:stretch>
+                  </pic:blipFill>
+                  <pic:spPr>
+                    <a:xfrm>
+                      <a:off x="0" y="0"/>
+                      <a:ext cx="4339324" cy="1824278"/>
+                    </a:xfrm>
+                    <a:prstGeom prst="rect">
+                      <a:avLst/>
+                    </a:prstGeom>
+                  </pic:spPr>
+                </pic:pic>
+              </a:graphicData>
+            </a:graphic>
+          </wp:inline>
+        </w:drawing>
+      </w:r>
+    </w:p>
+    <w:p>
+      <w:r>
+        <w:t>Increasing CPA by 10% will reduce the probability of purchase from -0.5 to -3.2% at each decile</w:t>
+      </w:r>
+      <w:r>
+        <w:t xml:space="preserve"> (refer to above) even though the overall mean probability to purchase is unchanged due to low purchase rate (0.5%).</w:t>
+      </w:r>
+    </w:p>
+    <w:p/>
+    <w:p/>
+    <w:p/>
+    <w:p/>
+    <w:p>
+      <w:pPr>
+        <w:pStyle w:val="Heading2"/>
+        <w:spacing w:line="480" w:lineRule="auto"/>
+      </w:pPr>
+      <w:bookmarkStart w:id="15" w:name="_Toc231569612"/>
+      <w:r>
+        <w:t xml:space="preserve">Model </w:t>
+      </w:r>
+      <w:r>
+        <w:t>Limitation &amp; Assumptions</w:t>
+      </w:r>
+      <w:bookmarkEnd w:id="15"/>
+    </w:p>
+    <w:p/>
+    <w:p/>
+    <w:p/>
+    <w:p/>
+    <w:p/>
+    <w:p/>
+    <w:p/>
+    <w:p>
+      <w:pPr>
+        <w:pStyle w:val="Heading1"/>
+      </w:pPr>
+      <w:bookmarkStart w:id="16" w:name="_Toc231569613"/>
+      <w:r>
+        <w:lastRenderedPageBreak/>
+        <w:t>Recommendations</w:t>
+      </w:r>
+      <w:bookmarkEnd w:id="16"/>
+    </w:p>
+    <w:p/>
+    <w:p>
+      <w:pPr>
+        <w:pStyle w:val="Heading1"/>
+      </w:pPr>
+      <w:bookmarkStart w:id="17" w:name="_Toc231569614"/>
+      <w:r>
+        <w:t>Methodology Appendix</w:t>
+      </w:r>
+      <w:bookmarkEnd w:id="17"/>
+    </w:p>
+    <w:p/>
+    <w:p/>
     <w:sectPr>
       <w:pgSz w:w="12240" w:h="15840"/>
       <w:pgMar w:top="1440" w:right="1440" w:bottom="1440" w:left="1440" w:header="720" w:footer="720" w:gutter="0"/>
@@ -3382,6 +7107,103 @@
     </w:sectPr>
   </w:body>
 </w:document>
+</file>
+
+<file path=word/numbering.xml><?xml version="1.0" encoding="utf-8"?>
+<w:numbering xmlns:wpc="http://schemas.microsoft.com/office/word/2010/wordprocessingCanvas" xmlns:cx="http://schemas.microsoft.com/office/drawing/2014/chartex" xmlns:cx1="http://schemas.microsoft.com/office/drawing/2015/9/8/chartex" xmlns:cx2="http://schemas.microsoft.com/office/drawing/2015/10/21/chartex" xmlns:cx3="http://schemas.microsoft.com/office/drawing/2016/5/9/chartex" xmlns:cx4="http://schemas.microsoft.com/office/drawing/2016/5/10/chartex" xmlns:cx5="http://schemas.microsoft.com/office/drawing/2016/5/11/chartex" xmlns:cx6="http://schemas.microsoft.com/office/drawing/2016/5/12/chartex" xmlns:cx7="http://schemas.microsoft.com/office/drawing/2016/5/13/chartex" xmlns:cx8="http://schemas.microsoft.com/office/drawing/2016/5/14/chartex" xmlns:mc="http://schemas.openxmlformats.org/markup-compatibility/2006" xmlns:aink="http://schemas.microsoft.com/office/drawing/2016/ink" xmlns:am3d="http://schemas.microsoft.com/office/drawing/2017/model3d" xmlns:o="urn:schemas-microsoft-com:office:office" xmlns:oel="http://schemas.microsoft.com/office/2019/extlst" xmlns:r="http://schemas.openxmlformats.org/officeDocument/2006/relationships" xmlns:m="http://schemas.openxmlformats.org/officeDocument/2006/math" xmlns:v="urn:schemas-microsoft-com:vml" xmlns:wp14="http://schemas.microsoft.com/office/word/2010/wordprocessingDrawing" xmlns:wp="http://schemas.openxmlformats.org/drawingml/2006/wordprocessingDrawing" xmlns:w10="urn:schemas-microsoft-com:office:word" xmlns:w="http://schemas.openxmlformats.org/wordprocessingml/2006/main" xmlns:w14="http://schemas.microsoft.com/office/word/2010/wordml" xmlns:w15="http://schemas.microsoft.com/office/word/2012/wordml" xmlns:w16cex="http://schemas.microsoft.com/office/word/2018/wordml/cex" xmlns:w16cid="http://schemas.microsoft.com/office/word/2016/wordml/cid" xmlns:w16="http://schemas.microsoft.com/office/word/2018/wordml" xmlns:w16du="http://schemas.microsoft.com/office/word/2023/wordml/word16du" xmlns:w16sdtdh="http://schemas.microsoft.com/office/word/2020/wordml/sdtdatahash" xmlns:w16sdtfl="http://schemas.microsoft.com/office/word/2024/wordml/sdtformatlock" xmlns:w16se="http://schemas.microsoft.com/office/word/2015/wordml/symex" xmlns:wpg="http://schemas.microsoft.com/office/word/2010/wordprocessingGroup" xmlns:wpi="http://schemas.microsoft.com/office/word/2010/wordprocessingInk" xmlns:wne="http://schemas.microsoft.com/office/word/2006/wordml" xmlns:wps="http://schemas.microsoft.com/office/word/2010/wordprocessingShape" mc:Ignorable="w14 w15 w16se w16cid w16 w16cex w16sdtdh w16sdtfl w16du wp14">
+  <w:abstractNum w:abstractNumId="0" w15:restartNumberingAfterBreak="0">
+    <w:nsid w:val="15DF3038"/>
+    <w:multiLevelType w:val="hybridMultilevel"/>
+    <w:tmpl w:val="297A7936"/>
+    <w:lvl w:ilvl="0" w:tplc="0409000F">
+      <w:start w:val="1"/>
+      <w:numFmt w:val="decimal"/>
+      <w:lvlText w:val="%1."/>
+      <w:lvlJc w:val="left"/>
+      <w:pPr>
+        <w:ind w:left="720" w:hanging="360"/>
+      </w:pPr>
+      <w:rPr>
+        <w:rFonts w:hint="default"/>
+      </w:rPr>
+    </w:lvl>
+    <w:lvl w:ilvl="1" w:tplc="04090019" w:tentative="1">
+      <w:start w:val="1"/>
+      <w:numFmt w:val="lowerLetter"/>
+      <w:lvlText w:val="%2."/>
+      <w:lvlJc w:val="left"/>
+      <w:pPr>
+        <w:ind w:left="1440" w:hanging="360"/>
+      </w:pPr>
+    </w:lvl>
+    <w:lvl w:ilvl="2" w:tplc="0409001B" w:tentative="1">
+      <w:start w:val="1"/>
+      <w:numFmt w:val="lowerRoman"/>
+      <w:lvlText w:val="%3."/>
+      <w:lvlJc w:val="right"/>
+      <w:pPr>
+        <w:ind w:left="2160" w:hanging="180"/>
+      </w:pPr>
+    </w:lvl>
+    <w:lvl w:ilvl="3" w:tplc="0409000F" w:tentative="1">
+      <w:start w:val="1"/>
+      <w:numFmt w:val="decimal"/>
+      <w:lvlText w:val="%4."/>
+      <w:lvlJc w:val="left"/>
+      <w:pPr>
+        <w:ind w:left="2880" w:hanging="360"/>
+      </w:pPr>
+    </w:lvl>
+    <w:lvl w:ilvl="4" w:tplc="04090019" w:tentative="1">
+      <w:start w:val="1"/>
+      <w:numFmt w:val="lowerLetter"/>
+      <w:lvlText w:val="%5."/>
+      <w:lvlJc w:val="left"/>
+      <w:pPr>
+        <w:ind w:left="3600" w:hanging="360"/>
+      </w:pPr>
+    </w:lvl>
+    <w:lvl w:ilvl="5" w:tplc="0409001B" w:tentative="1">
+      <w:start w:val="1"/>
+      <w:numFmt w:val="lowerRoman"/>
+      <w:lvlText w:val="%6."/>
+      <w:lvlJc w:val="right"/>
+      <w:pPr>
+        <w:ind w:left="4320" w:hanging="180"/>
+      </w:pPr>
+    </w:lvl>
+    <w:lvl w:ilvl="6" w:tplc="0409000F" w:tentative="1">
+      <w:start w:val="1"/>
+      <w:numFmt w:val="decimal"/>
+      <w:lvlText w:val="%7."/>
+      <w:lvlJc w:val="left"/>
+      <w:pPr>
+        <w:ind w:left="5040" w:hanging="360"/>
+      </w:pPr>
+    </w:lvl>
+    <w:lvl w:ilvl="7" w:tplc="04090019" w:tentative="1">
+      <w:start w:val="1"/>
+      <w:numFmt w:val="lowerLetter"/>
+      <w:lvlText w:val="%8."/>
+      <w:lvlJc w:val="left"/>
+      <w:pPr>
+        <w:ind w:left="5760" w:hanging="360"/>
+      </w:pPr>
+    </w:lvl>
+    <w:lvl w:ilvl="8" w:tplc="0409001B" w:tentative="1">
+      <w:start w:val="1"/>
+      <w:numFmt w:val="lowerRoman"/>
+      <w:lvlText w:val="%9."/>
+      <w:lvlJc w:val="right"/>
+      <w:pPr>
+        <w:ind w:left="6480" w:hanging="180"/>
+      </w:pPr>
+    </w:lvl>
+  </w:abstractNum>
+  <w:num w:numId="1" w16cid:durableId="901020520">
+    <w:abstractNumId w:val="0"/>
+  </w:num>
+</w:numbering>
 </file>
 
 <file path=word/styles.xml><?xml version="1.0" encoding="utf-8"?>
@@ -3812,7 +7634,6 @@
     <w:next w:val="Normal"/>
     <w:link w:val="Heading2Char"/>
     <w:uiPriority w:val="9"/>
-    <w:semiHidden/>
     <w:unhideWhenUsed/>
     <w:qFormat/>
     <w:rsid w:val="00755AD4"/>
@@ -4028,7 +7849,6 @@
     <w:basedOn w:val="DefaultParagraphFont"/>
     <w:link w:val="Heading2"/>
     <w:uiPriority w:val="9"/>
-    <w:semiHidden/>
     <w:rsid w:val="00755AD4"/>
     <w:rPr>
       <w:rFonts w:asciiTheme="majorHAnsi" w:eastAsiaTheme="majorEastAsia" w:hAnsiTheme="majorHAnsi" w:cstheme="majorBidi"/>
@@ -4299,6 +8119,62 @@
       <w:color w:val="2F5496" w:themeColor="accent1" w:themeShade="BF"/>
       <w:spacing w:val="5"/>
     </w:rPr>
+  </w:style>
+  <w:style w:type="paragraph" w:styleId="TOCHeading">
+    <w:name w:val="TOC Heading"/>
+    <w:basedOn w:val="Heading1"/>
+    <w:next w:val="Normal"/>
+    <w:uiPriority w:val="39"/>
+    <w:unhideWhenUsed/>
+    <w:qFormat/>
+    <w:rsid w:val="0083187A"/>
+    <w:pPr>
+      <w:spacing w:before="240" w:after="0" w:line="259" w:lineRule="auto"/>
+      <w:outlineLvl w:val="9"/>
+    </w:pPr>
+    <w:rPr>
+      <w:kern w:val="0"/>
+      <w:sz w:val="32"/>
+      <w:szCs w:val="32"/>
+      <w:lang w:eastAsia="en-US"/>
+      <w14:ligatures w14:val="none"/>
+    </w:rPr>
+  </w:style>
+  <w:style w:type="paragraph" w:styleId="TOC1">
+    <w:name w:val="toc 1"/>
+    <w:basedOn w:val="Normal"/>
+    <w:next w:val="Normal"/>
+    <w:autoRedefine/>
+    <w:uiPriority w:val="39"/>
+    <w:unhideWhenUsed/>
+    <w:rsid w:val="002D3739"/>
+    <w:pPr>
+      <w:spacing w:after="100"/>
+    </w:pPr>
+  </w:style>
+  <w:style w:type="character" w:styleId="Hyperlink">
+    <w:name w:val="Hyperlink"/>
+    <w:basedOn w:val="DefaultParagraphFont"/>
+    <w:uiPriority w:val="99"/>
+    <w:unhideWhenUsed/>
+    <w:rsid w:val="002D3739"/>
+    <w:rPr>
+      <w:color w:val="0563C1" w:themeColor="hyperlink"/>
+      <w:u w:val="single"/>
+    </w:rPr>
+  </w:style>
+  <w:style w:type="paragraph" w:styleId="TOC2">
+    <w:name w:val="toc 2"/>
+    <w:basedOn w:val="Normal"/>
+    <w:next w:val="Normal"/>
+    <w:autoRedefine/>
+    <w:uiPriority w:val="39"/>
+    <w:unhideWhenUsed/>
+    <w:rsid w:val="006D64A6"/>
+    <w:pPr>
+      <w:spacing w:after="100"/>
+      <w:ind w:left="240"/>
+    </w:pPr>
   </w:style>
 </w:styles>
 </file>
@@ -4596,4 +8472,16 @@
     </a:ext>
   </a:extLst>
 </a:theme>
+</file>
+
+<file path=customXml/item1.xml><?xml version="1.0" encoding="utf-8"?>
+<b:Sources xmlns:b="http://schemas.openxmlformats.org/officeDocument/2006/bibliography" xmlns="http://schemas.openxmlformats.org/officeDocument/2006/bibliography" SelectedStyle="\APASixthEditionOfficeOnline.xsl" StyleName="APA" Version="6"/>
+</file>
+
+<file path=customXml/itemProps1.xml><?xml version="1.0" encoding="utf-8"?>
+<ds:datastoreItem xmlns:ds="http://schemas.openxmlformats.org/officeDocument/2006/customXml" ds:itemID="{6EFD203C-DF3B-44A2-9A47-3BE384A7B434}">
+  <ds:schemaRefs>
+    <ds:schemaRef ds:uri="http://schemas.openxmlformats.org/officeDocument/2006/bibliography"/>
+  </ds:schemaRefs>
+</ds:datastoreItem>
 </file>
--- a/Reports/Final Report.docx
+++ b/Reports/Final Report.docx
@@ -275,6 +275,15 @@
     </w:p>
     <w:sdt>
       <w:sdtPr>
+        <w:rPr>
+          <w:rFonts w:asciiTheme="minorHAnsi" w:eastAsiaTheme="minorEastAsia" w:hAnsiTheme="minorHAnsi" w:cstheme="minorBidi"/>
+          <w:color w:val="auto"/>
+          <w:kern w:val="2"/>
+          <w:sz w:val="24"/>
+          <w:szCs w:val="24"/>
+          <w:lang w:eastAsia="zh-CN"/>
+          <w14:ligatures w14:val="standardContextual"/>
+        </w:rPr>
         <w:id w:val="2124881309"/>
         <w:docPartObj>
           <w:docPartGallery w:val="Table of Contents"/>
@@ -283,16 +292,9 @@
       </w:sdtPr>
       <w:sdtEndPr>
         <w:rPr>
-          <w:rFonts w:asciiTheme="minorHAnsi" w:eastAsiaTheme="minorEastAsia" w:hAnsiTheme="minorHAnsi" w:cstheme="minorBidi"/>
           <w:b/>
           <w:bCs/>
           <w:noProof/>
-          <w:color w:val="auto"/>
-          <w:kern w:val="2"/>
-          <w:sz w:val="24"/>
-          <w:szCs w:val="24"/>
-          <w:lang w:eastAsia="zh-CN"/>
-          <w14:ligatures w14:val="standardContextual"/>
         </w:rPr>
       </w:sdtEndPr>
       <w:sdtContent>
@@ -337,7 +339,7 @@
           <w:r>
             <w:fldChar w:fldCharType="separate"/>
           </w:r>
-          <w:hyperlink w:anchor="_Toc231569597" w:history="1">
+          <w:hyperlink w:anchor="_Toc231592601" w:history="1">
             <w:r>
               <w:rPr>
                 <w:rStyle w:val="Hyperlink"/>
@@ -364,7 +366,7 @@
                 <w:noProof/>
                 <w:webHidden/>
               </w:rPr>
-              <w:instrText xml:space="preserve"> PAGEREF _Toc231569597 \h </w:instrText>
+              <w:instrText xml:space="preserve"> PAGEREF _Toc231592601 \h </w:instrText>
             </w:r>
             <w:r>
               <w:rPr>
@@ -405,7 +407,7 @@
               <w:noProof/>
             </w:rPr>
           </w:pPr>
-          <w:hyperlink w:anchor="_Toc231569598" w:history="1">
+          <w:hyperlink w:anchor="_Toc231592602" w:history="1">
             <w:r>
               <w:rPr>
                 <w:rStyle w:val="Hyperlink"/>
@@ -432,7 +434,7 @@
                 <w:noProof/>
                 <w:webHidden/>
               </w:rPr>
-              <w:instrText xml:space="preserve"> PAGEREF _Toc231569598 \h </w:instrText>
+              <w:instrText xml:space="preserve"> PAGEREF _Toc231592602 \h </w:instrText>
             </w:r>
             <w:r>
               <w:rPr>
@@ -473,7 +475,7 @@
               <w:noProof/>
             </w:rPr>
           </w:pPr>
-          <w:hyperlink w:anchor="_Toc231569599" w:history="1">
+          <w:hyperlink w:anchor="_Toc231592603" w:history="1">
             <w:r>
               <w:rPr>
                 <w:rStyle w:val="Hyperlink"/>
@@ -500,7 +502,7 @@
                 <w:noProof/>
                 <w:webHidden/>
               </w:rPr>
-              <w:instrText xml:space="preserve"> PAGEREF _Toc231569599 \h </w:instrText>
+              <w:instrText xml:space="preserve"> PAGEREF _Toc231592603 \h </w:instrText>
             </w:r>
             <w:r>
               <w:rPr>
@@ -541,7 +543,7 @@
               <w:noProof/>
             </w:rPr>
           </w:pPr>
-          <w:hyperlink w:anchor="_Toc231569600" w:history="1">
+          <w:hyperlink w:anchor="_Toc231592604" w:history="1">
             <w:r>
               <w:rPr>
                 <w:rStyle w:val="Hyperlink"/>
@@ -568,7 +570,7 @@
                 <w:noProof/>
                 <w:webHidden/>
               </w:rPr>
-              <w:instrText xml:space="preserve"> PAGEREF _Toc231569600 \h </w:instrText>
+              <w:instrText xml:space="preserve"> PAGEREF _Toc231592604 \h </w:instrText>
             </w:r>
             <w:r>
               <w:rPr>
@@ -609,7 +611,7 @@
               <w:noProof/>
             </w:rPr>
           </w:pPr>
-          <w:hyperlink w:anchor="_Toc231569601" w:history="1">
+          <w:hyperlink w:anchor="_Toc231592605" w:history="1">
             <w:r>
               <w:rPr>
                 <w:rStyle w:val="Hyperlink"/>
@@ -636,7 +638,7 @@
                 <w:noProof/>
                 <w:webHidden/>
               </w:rPr>
-              <w:instrText xml:space="preserve"> PAGEREF _Toc231569601 \h </w:instrText>
+              <w:instrText xml:space="preserve"> PAGEREF _Toc231592605 \h </w:instrText>
             </w:r>
             <w:r>
               <w:rPr>
@@ -677,7 +679,7 @@
               <w:noProof/>
             </w:rPr>
           </w:pPr>
-          <w:hyperlink w:anchor="_Toc231569602" w:history="1">
+          <w:hyperlink w:anchor="_Toc231592606" w:history="1">
             <w:r>
               <w:rPr>
                 <w:rStyle w:val="Hyperlink"/>
@@ -704,7 +706,7 @@
                 <w:noProof/>
                 <w:webHidden/>
               </w:rPr>
-              <w:instrText xml:space="preserve"> PAGEREF _Toc231569602 \h </w:instrText>
+              <w:instrText xml:space="preserve"> PAGEREF _Toc231592606 \h </w:instrText>
             </w:r>
             <w:r>
               <w:rPr>
@@ -745,13 +747,13 @@
               <w:noProof/>
             </w:rPr>
           </w:pPr>
-          <w:hyperlink w:anchor="_Toc231569603" w:history="1">
+          <w:hyperlink w:anchor="_Toc231592607" w:history="1">
             <w:r>
               <w:rPr>
                 <w:rStyle w:val="Hyperlink"/>
                 <w:noProof/>
               </w:rPr>
-              <w:t>Bivariate / Segmentation Analysis</w:t>
+              <w:t>Bivariate / Segmentation Analysis &amp; Insights</w:t>
             </w:r>
             <w:r>
               <w:rPr>
@@ -772,7 +774,7 @@
                 <w:noProof/>
                 <w:webHidden/>
               </w:rPr>
-              <w:instrText xml:space="preserve"> PAGEREF _Toc231569603 \h </w:instrText>
+              <w:instrText xml:space="preserve"> PAGEREF _Toc231592607 \h </w:instrText>
             </w:r>
             <w:r>
               <w:rPr>
@@ -813,13 +815,13 @@
               <w:noProof/>
             </w:rPr>
           </w:pPr>
-          <w:hyperlink w:anchor="_Toc231569604" w:history="1">
+          <w:hyperlink w:anchor="_Toc231592608" w:history="1">
             <w:r>
               <w:rPr>
                 <w:rStyle w:val="Hyperlink"/>
                 <w:noProof/>
               </w:rPr>
-              <w:t>Outlier Detection</w:t>
+              <w:t>Outlier Detection &amp; Insights</w:t>
             </w:r>
             <w:r>
               <w:rPr>
@@ -840,7 +842,7 @@
                 <w:noProof/>
                 <w:webHidden/>
               </w:rPr>
-              <w:instrText xml:space="preserve"> PAGEREF _Toc231569604 \h </w:instrText>
+              <w:instrText xml:space="preserve"> PAGEREF _Toc231592608 \h </w:instrText>
             </w:r>
             <w:r>
               <w:rPr>
@@ -881,7 +883,7 @@
               <w:noProof/>
             </w:rPr>
           </w:pPr>
-          <w:hyperlink w:anchor="_Toc231569605" w:history="1">
+          <w:hyperlink w:anchor="_Toc231592609" w:history="1">
             <w:r>
               <w:rPr>
                 <w:rStyle w:val="Hyperlink"/>
@@ -908,7 +910,7 @@
                 <w:noProof/>
                 <w:webHidden/>
               </w:rPr>
-              <w:instrText xml:space="preserve"> PAGEREF _Toc231569605 \h </w:instrText>
+              <w:instrText xml:space="preserve"> PAGEREF _Toc231592609 \h </w:instrText>
             </w:r>
             <w:r>
               <w:rPr>
@@ -949,7 +951,7 @@
               <w:noProof/>
             </w:rPr>
           </w:pPr>
-          <w:hyperlink w:anchor="_Toc231569606" w:history="1">
+          <w:hyperlink w:anchor="_Toc231592610" w:history="1">
             <w:r>
               <w:rPr>
                 <w:rStyle w:val="Hyperlink"/>
@@ -976,7 +978,7 @@
                 <w:noProof/>
                 <w:webHidden/>
               </w:rPr>
-              <w:instrText xml:space="preserve"> PAGEREF _Toc231569606 \h </w:instrText>
+              <w:instrText xml:space="preserve"> PAGEREF _Toc231592610 \h </w:instrText>
             </w:r>
             <w:r>
               <w:rPr>
@@ -1017,7 +1019,7 @@
               <w:noProof/>
             </w:rPr>
           </w:pPr>
-          <w:hyperlink w:anchor="_Toc231569607" w:history="1">
+          <w:hyperlink w:anchor="_Toc231592611" w:history="1">
             <w:r>
               <w:rPr>
                 <w:rStyle w:val="Hyperlink"/>
@@ -1044,7 +1046,7 @@
                 <w:noProof/>
                 <w:webHidden/>
               </w:rPr>
-              <w:instrText xml:space="preserve"> PAGEREF _Toc231569607 \h </w:instrText>
+              <w:instrText xml:space="preserve"> PAGEREF _Toc231592611 \h </w:instrText>
             </w:r>
             <w:r>
               <w:rPr>
@@ -1085,7 +1087,7 @@
               <w:noProof/>
             </w:rPr>
           </w:pPr>
-          <w:hyperlink w:anchor="_Toc231569608" w:history="1">
+          <w:hyperlink w:anchor="_Toc231592612" w:history="1">
             <w:r>
               <w:rPr>
                 <w:rStyle w:val="Hyperlink"/>
@@ -1112,7 +1114,7 @@
                 <w:noProof/>
                 <w:webHidden/>
               </w:rPr>
-              <w:instrText xml:space="preserve"> PAGEREF _Toc231569608 \h </w:instrText>
+              <w:instrText xml:space="preserve"> PAGEREF _Toc231592612 \h </w:instrText>
             </w:r>
             <w:r>
               <w:rPr>
@@ -1153,7 +1155,7 @@
               <w:noProof/>
             </w:rPr>
           </w:pPr>
-          <w:hyperlink w:anchor="_Toc231569609" w:history="1">
+          <w:hyperlink w:anchor="_Toc231592613" w:history="1">
             <w:r>
               <w:rPr>
                 <w:rStyle w:val="Hyperlink"/>
@@ -1180,7 +1182,7 @@
                 <w:noProof/>
                 <w:webHidden/>
               </w:rPr>
-              <w:instrText xml:space="preserve"> PAGEREF _Toc231569609 \h </w:instrText>
+              <w:instrText xml:space="preserve"> PAGEREF _Toc231592613 \h </w:instrText>
             </w:r>
             <w:r>
               <w:rPr>
@@ -1221,13 +1223,13 @@
               <w:noProof/>
             </w:rPr>
           </w:pPr>
-          <w:hyperlink w:anchor="_Toc231569610" w:history="1">
+          <w:hyperlink w:anchor="_Toc231592614" w:history="1">
             <w:r>
               <w:rPr>
                 <w:rStyle w:val="Hyperlink"/>
                 <w:noProof/>
               </w:rPr>
-              <w:t>Segment Analysis</w:t>
+              <w:t>Segment Analysis &amp; Insights</w:t>
             </w:r>
             <w:r>
               <w:rPr>
@@ -1248,7 +1250,7 @@
                 <w:noProof/>
                 <w:webHidden/>
               </w:rPr>
-              <w:instrText xml:space="preserve"> PAGEREF _Toc231569610 \h </w:instrText>
+              <w:instrText xml:space="preserve"> PAGEREF _Toc231592614 \h </w:instrText>
             </w:r>
             <w:r>
               <w:rPr>
@@ -1289,7 +1291,7 @@
               <w:noProof/>
             </w:rPr>
           </w:pPr>
-          <w:hyperlink w:anchor="_Toc231569611" w:history="1">
+          <w:hyperlink w:anchor="_Toc231592615" w:history="1">
             <w:r>
               <w:rPr>
                 <w:rStyle w:val="Hyperlink"/>
@@ -1316,7 +1318,7 @@
                 <w:noProof/>
                 <w:webHidden/>
               </w:rPr>
-              <w:instrText xml:space="preserve"> PAGEREF _Toc231569611 \h </w:instrText>
+              <w:instrText xml:space="preserve"> PAGEREF _Toc231592615 \h </w:instrText>
             </w:r>
             <w:r>
               <w:rPr>
@@ -1357,13 +1359,13 @@
               <w:noProof/>
             </w:rPr>
           </w:pPr>
-          <w:hyperlink w:anchor="_Toc231569612" w:history="1">
+          <w:hyperlink w:anchor="_Toc231592616" w:history="1">
             <w:r>
               <w:rPr>
                 <w:rStyle w:val="Hyperlink"/>
                 <w:noProof/>
               </w:rPr>
-              <w:t>Model Limitation &amp; Assumptions</w:t>
+              <w:t>Model Assumptions &amp; Limitations</w:t>
             </w:r>
             <w:r>
               <w:rPr>
@@ -1384,7 +1386,7 @@
                 <w:noProof/>
                 <w:webHidden/>
               </w:rPr>
-              <w:instrText xml:space="preserve"> PAGEREF _Toc231569612 \h </w:instrText>
+              <w:instrText xml:space="preserve"> PAGEREF _Toc231592616 \h </w:instrText>
             </w:r>
             <w:r>
               <w:rPr>
@@ -1425,7 +1427,7 @@
               <w:noProof/>
             </w:rPr>
           </w:pPr>
-          <w:hyperlink w:anchor="_Toc231569613" w:history="1">
+          <w:hyperlink w:anchor="_Toc231592617" w:history="1">
             <w:r>
               <w:rPr>
                 <w:rStyle w:val="Hyperlink"/>
@@ -1452,7 +1454,7 @@
                 <w:noProof/>
                 <w:webHidden/>
               </w:rPr>
-              <w:instrText xml:space="preserve"> PAGEREF _Toc231569613 \h </w:instrText>
+              <w:instrText xml:space="preserve"> PAGEREF _Toc231592617 \h </w:instrText>
             </w:r>
             <w:r>
               <w:rPr>
@@ -1493,7 +1495,7 @@
               <w:noProof/>
             </w:rPr>
           </w:pPr>
-          <w:hyperlink w:anchor="_Toc231569614" w:history="1">
+          <w:hyperlink w:anchor="_Toc231592618" w:history="1">
             <w:r>
               <w:rPr>
                 <w:rStyle w:val="Hyperlink"/>
@@ -1520,7 +1522,7 @@
                 <w:noProof/>
                 <w:webHidden/>
               </w:rPr>
-              <w:instrText xml:space="preserve"> PAGEREF _Toc231569614 \h </w:instrText>
+              <w:instrText xml:space="preserve"> PAGEREF _Toc231592618 \h </w:instrText>
             </w:r>
             <w:r>
               <w:rPr>
@@ -1627,7 +1629,7 @@
       <w:pPr>
         <w:pStyle w:val="Heading1"/>
       </w:pPr>
-      <w:bookmarkStart w:id="0" w:name="_Toc231569597"/>
+      <w:bookmarkStart w:id="0" w:name="_Toc231592601"/>
       <w:r>
         <w:lastRenderedPageBreak/>
         <w:t>Overview</w:t>
@@ -1838,7 +1840,7 @@
       <w:pPr>
         <w:pStyle w:val="Heading1"/>
       </w:pPr>
-      <w:bookmarkStart w:id="1" w:name="_Toc231569598"/>
+      <w:bookmarkStart w:id="1" w:name="_Toc231592602"/>
       <w:r>
         <w:lastRenderedPageBreak/>
         <w:t>Data Information</w:t>
@@ -5099,7 +5101,7 @@
       <w:pPr>
         <w:pStyle w:val="Heading1"/>
       </w:pPr>
-      <w:bookmarkStart w:id="2" w:name="_Toc231569599"/>
+      <w:bookmarkStart w:id="2" w:name="_Toc231592603"/>
       <w:r>
         <w:t>Exploratory Data Analysis (EDA)</w:t>
       </w:r>
@@ -5110,7 +5112,7 @@
       <w:pPr>
         <w:pStyle w:val="Heading2"/>
       </w:pPr>
-      <w:bookmarkStart w:id="3" w:name="_Toc231569600"/>
+      <w:bookmarkStart w:id="3" w:name="_Toc231592604"/>
       <w:r>
         <w:t>Purpose</w:t>
       </w:r>
@@ -5133,7 +5135,7 @@
       <w:pPr>
         <w:pStyle w:val="Heading2"/>
       </w:pPr>
-      <w:bookmarkStart w:id="4" w:name="_Toc231569601"/>
+      <w:bookmarkStart w:id="4" w:name="_Toc231592605"/>
       <w:r>
         <w:t>Data Quality</w:t>
       </w:r>
@@ -5209,7 +5211,7 @@
       <w:pPr>
         <w:pStyle w:val="Heading2"/>
       </w:pPr>
-      <w:bookmarkStart w:id="5" w:name="_Toc231569602"/>
+      <w:bookmarkStart w:id="5" w:name="_Toc231592606"/>
       <w:r>
         <w:lastRenderedPageBreak/>
         <w:t>Univariate Insights</w:t>
@@ -5479,15 +5481,15 @@
       <w:pPr>
         <w:pStyle w:val="Heading2"/>
       </w:pPr>
-      <w:bookmarkStart w:id="6" w:name="_Toc231569603"/>
+      <w:bookmarkStart w:id="6" w:name="_Toc231592607"/>
       <w:r>
         <w:lastRenderedPageBreak/>
-        <w:t>Bivariate / Segmentation Analysis</w:t>
+        <w:t xml:space="preserve">Bivariate / Segmentation Analysis </w:t>
+      </w:r>
+      <w:r>
+        <w:t>&amp; Insights</w:t>
       </w:r>
       <w:bookmarkEnd w:id="6"/>
-      <w:r>
-        <w:t xml:space="preserve"> </w:t>
-      </w:r>
     </w:p>
     <w:p>
       <w:pPr>
@@ -5581,7 +5583,19 @@
         <w:jc w:val="both"/>
       </w:pPr>
       <w:r>
-        <w:t>As shown from above figure, there is no clear linear relationship between the number of impressions and advertisement conversion rate (CR). The advertising conversion (purchase) rate ranges steadily from 4-6% regardless of number of impressions. This shows that there is not much value to scale up the advertisements since there is no increase in CR at higher number of impressions.</w:t>
+        <w:t xml:space="preserve">As shown from above figure, there is no clear linear relationship between the number of impressions and advertisement conversion rate (CR). The advertising conversion (purchase) rate ranges steadily from 4-6% regardless of number of impressions. This shows that there is not much </w:t>
+      </w:r>
+      <w:r>
+        <w:t xml:space="preserve">benefits for business </w:t>
+      </w:r>
+      <w:r>
+        <w:t>to scale up the</w:t>
+      </w:r>
+      <w:r>
+        <w:t>ir digital</w:t>
+      </w:r>
+      <w:r>
+        <w:t xml:space="preserve"> advertisements since there is no increase in CR at higher number of impressions.</w:t>
       </w:r>
     </w:p>
     <w:p>
@@ -6139,10 +6153,13 @@
         <w:pStyle w:val="Heading2"/>
         <w:spacing w:before="240" w:after="120"/>
       </w:pPr>
-      <w:bookmarkStart w:id="7" w:name="_Toc231569604"/>
+      <w:bookmarkStart w:id="7" w:name="_Toc231592608"/>
       <w:r>
         <w:lastRenderedPageBreak/>
         <w:t>Outlier Detection</w:t>
+      </w:r>
+      <w:r>
+        <w:t xml:space="preserve"> &amp; Insights</w:t>
       </w:r>
       <w:bookmarkEnd w:id="7"/>
     </w:p>
@@ -6258,21 +6275,7 @@
           <w:b/>
           <w:bCs/>
         </w:rPr>
-        <w:t>CPA</w:t>
-      </w:r>
-      <w:r>
-        <w:rPr>
-          <w:b/>
-          <w:bCs/>
-        </w:rPr>
-        <w:t xml:space="preserve"> Breakdown by Users’ Age Groups</w:t>
-      </w:r>
-      <w:r>
-        <w:rPr>
-          <w:b/>
-          <w:bCs/>
-        </w:rPr>
-        <w:t xml:space="preserve"> </w:t>
+        <w:t xml:space="preserve">CPA Breakdown by Users’ Age Groups </w:t>
       </w:r>
     </w:p>
     <w:p>
@@ -6351,6 +6354,9 @@
       <w:r>
         <w:t xml:space="preserve"> they are the outlier group compared to other users.</w:t>
       </w:r>
+      <w:r>
+        <w:t xml:space="preserve"> Consequently, businesses can reallocate to reduce/stop digital advertising that are targeted at the age 55-65 user group to increase the cost efficiency of their digital advertising.</w:t>
+      </w:r>
     </w:p>
     <w:p>
       <w:pPr>
@@ -6362,7 +6368,7 @@
         <w:pStyle w:val="Heading2"/>
         <w:spacing w:before="240" w:after="120" w:line="240" w:lineRule="auto"/>
       </w:pPr>
-      <w:bookmarkStart w:id="8" w:name="_Toc231569605"/>
+      <w:bookmarkStart w:id="8" w:name="_Toc231592609"/>
       <w:r>
         <w:lastRenderedPageBreak/>
         <w:t>Correlation Analysis</w:t>
@@ -6404,14 +6410,7 @@
           <w:b/>
           <w:bCs/>
         </w:rPr>
-        <w:t>C</w:t>
-      </w:r>
-      <w:r>
-        <w:rPr>
-          <w:b/>
-          <w:bCs/>
-        </w:rPr>
-        <w:t>orrelation between 4 categorical features</w:t>
+        <w:t>Correlation between 4 categorical features</w:t>
       </w:r>
     </w:p>
     <w:p>
@@ -6522,11 +6521,9 @@
       <w:r>
         <w:t xml:space="preserve">The correlations between the 4 categorical features (age group, country, ad type, day of week) and 2 numerical features (CTR, CPA) are very low of less than 0.1. In addition, the correlation between target variable and categorical features are also very low at 0.01 (see above). This shows that there is no multicollinearity issue among the features. However, these low correlations </w:t>
       </w:r>
-      <w:proofErr w:type="gramStart"/>
-      <w:r>
-        <w:t>is</w:t>
-      </w:r>
-      <w:proofErr w:type="gramEnd"/>
+      <w:r>
+        <w:t>are</w:t>
+      </w:r>
       <w:r>
         <w:t xml:space="preserve"> also likely due to the low purchase rate (class size) of 0.5%.  </w:t>
       </w:r>
@@ -6538,7 +6535,7 @@
       <w:pPr>
         <w:pStyle w:val="Heading1"/>
       </w:pPr>
-      <w:bookmarkStart w:id="9" w:name="_Toc231569606"/>
+      <w:bookmarkStart w:id="9" w:name="_Toc231592610"/>
       <w:r>
         <w:lastRenderedPageBreak/>
         <w:t>Predictive Modeling &amp; Insights</w:t>
@@ -6550,7 +6547,7 @@
         <w:pStyle w:val="Heading2"/>
         <w:spacing w:before="240" w:after="120" w:line="480" w:lineRule="auto"/>
       </w:pPr>
-      <w:bookmarkStart w:id="10" w:name="_Toc231569607"/>
+      <w:bookmarkStart w:id="10" w:name="_Toc231592611"/>
       <w:r>
         <w:t>Model Selection &amp; Rationale</w:t>
       </w:r>
@@ -6589,7 +6586,7 @@
         <w:pStyle w:val="Heading2"/>
         <w:spacing w:line="480" w:lineRule="auto"/>
       </w:pPr>
-      <w:bookmarkStart w:id="11" w:name="_Toc231569608"/>
+      <w:bookmarkStart w:id="11" w:name="_Toc231592612"/>
       <w:r>
         <w:t>Feature Importance &amp; Drivers</w:t>
       </w:r>
@@ -6689,37 +6686,35 @@
       <w:r>
         <w:t xml:space="preserve"> influence. </w:t>
       </w:r>
+      <w:r>
+        <w:t xml:space="preserve">Businesses should increase digital advertising targeting at countries like Japan and Mexico as every </w:t>
+      </w:r>
+      <w:r>
+        <w:t xml:space="preserve">unit </w:t>
+      </w:r>
+      <w:r>
+        <w:t>increase in these countries will result in an increase in the probability of purchase on the online users.</w:t>
+      </w:r>
+      <w:r>
+        <w:t xml:space="preserve"> In addition, businesses should reduce the CPA as an increase in CPA will reduce the probability of purchase on the online users.</w:t>
+      </w:r>
     </w:p>
     <w:p>
       <w:pPr>
         <w:jc w:val="both"/>
       </w:pPr>
     </w:p>
+    <w:p/>
+    <w:p/>
     <w:p>
       <w:pPr>
         <w:pStyle w:val="Heading2"/>
         <w:spacing w:line="480" w:lineRule="auto"/>
       </w:pPr>
-    </w:p>
-    <w:p>
-      <w:pPr>
-        <w:pStyle w:val="Heading2"/>
-        <w:spacing w:line="480" w:lineRule="auto"/>
-      </w:pPr>
-    </w:p>
-    <w:p/>
-    <w:p>
-      <w:pPr>
-        <w:pStyle w:val="Heading2"/>
-        <w:spacing w:line="480" w:lineRule="auto"/>
-      </w:pPr>
-      <w:bookmarkStart w:id="12" w:name="_Toc231569609"/>
+      <w:bookmarkStart w:id="12" w:name="_Toc231592613"/>
       <w:r>
         <w:lastRenderedPageBreak/>
-        <w:t xml:space="preserve">Model </w:t>
-      </w:r>
-      <w:r>
-        <w:t>Performance Metrics</w:t>
+        <w:t>Model Performance Metrics</w:t>
       </w:r>
       <w:bookmarkEnd w:id="12"/>
     </w:p>
@@ -6742,14 +6737,7 @@
           <w:b/>
           <w:bCs/>
         </w:rPr>
-        <w:t>1</w:t>
-      </w:r>
-      <w:r>
-        <w:rPr>
-          <w:b/>
-          <w:bCs/>
-        </w:rPr>
-        <w:t>2</w:t>
+        <w:t>12</w:t>
       </w:r>
       <w:r>
         <w:rPr>
@@ -6850,9 +6838,12 @@
         <w:pStyle w:val="Heading2"/>
         <w:spacing w:line="480" w:lineRule="auto"/>
       </w:pPr>
-      <w:bookmarkStart w:id="13" w:name="_Toc231569610"/>
+      <w:bookmarkStart w:id="13" w:name="_Toc231592614"/>
       <w:r>
         <w:t>Segment Analysis</w:t>
+      </w:r>
+      <w:r>
+        <w:t xml:space="preserve"> &amp; Insights</w:t>
       </w:r>
       <w:bookmarkEnd w:id="13"/>
     </w:p>
@@ -6869,14 +6860,7 @@
           <w:b/>
           <w:bCs/>
         </w:rPr>
-        <w:t>1</w:t>
-      </w:r>
-      <w:r>
-        <w:rPr>
-          <w:b/>
-          <w:bCs/>
-        </w:rPr>
-        <w:t>3</w:t>
+        <w:t>13</w:t>
       </w:r>
       <w:r>
         <w:rPr>
@@ -6942,21 +6926,16 @@
       <w:pPr>
         <w:jc w:val="both"/>
       </w:pPr>
-      <w:proofErr w:type="spellStart"/>
-      <w:r>
-        <w:rPr>
-          <w:highlight w:val="yellow"/>
-        </w:rPr>
-        <w:t>dsfsdfsg</w:t>
-      </w:r>
-      <w:proofErr w:type="spellEnd"/>
+      <w:r>
+        <w:t xml:space="preserve">The top three countries with the lowest expected cost of acquisition (CPA) are United States ($83), United Kingdom ($181) and Canada ($263). The median expected cost of acquisition (CPA) of the countries segment is calculated to be $356. Businesses can re-allocate their digital advertising budget to focus on those countries whose CPA are below the median of $356.  </w:t>
+      </w:r>
     </w:p>
     <w:p>
       <w:pPr>
         <w:pStyle w:val="Heading2"/>
         <w:spacing w:line="480" w:lineRule="auto"/>
       </w:pPr>
-      <w:bookmarkStart w:id="14" w:name="_Toc231569611"/>
+      <w:bookmarkStart w:id="14" w:name="_Toc231592615"/>
       <w:r>
         <w:lastRenderedPageBreak/>
         <w:t>Scenario Analysis</w:t>
@@ -7043,43 +7022,149 @@
       </w:r>
     </w:p>
     <w:p>
-      <w:r>
-        <w:t>Increasing CPA by 10% will reduce the probability of purchase from -0.5 to -3.2% at each decile</w:t>
+      <w:pPr>
+        <w:jc w:val="both"/>
+      </w:pPr>
+      <w:r>
+        <w:t>Increasing CPA by 10% will reduce the probability of purchase from -0.5 to -3.2% at e</w:t>
+      </w:r>
+      <w:r>
+        <w:t>very</w:t>
+      </w:r>
+      <w:r>
+        <w:t xml:space="preserve"> decile</w:t>
       </w:r>
       <w:r>
         <w:t xml:space="preserve"> (refer to above) even though the overall mean probability to purchase is unchanged due to low purchase rate (0.5%).</w:t>
+      </w:r>
+      <w:r>
+        <w:t xml:space="preserve"> As such, this shows that businesses should reduce their average CPA in order to result in higher chance of purchase on their products.</w:t>
+      </w:r>
+    </w:p>
+    <w:p>
+      <w:pPr>
+        <w:jc w:val="both"/>
+      </w:pPr>
+    </w:p>
+    <w:p>
+      <w:pPr>
+        <w:pStyle w:val="Heading2"/>
+        <w:spacing w:line="480" w:lineRule="auto"/>
+      </w:pPr>
+      <w:bookmarkStart w:id="15" w:name="_Toc231592616"/>
+      <w:r>
+        <w:t xml:space="preserve">Model </w:t>
+      </w:r>
+      <w:r>
+        <w:t xml:space="preserve">Assumptions &amp; </w:t>
+      </w:r>
+      <w:r>
+        <w:t>Limitation</w:t>
+      </w:r>
+      <w:r>
+        <w:t>s</w:t>
+      </w:r>
+      <w:bookmarkEnd w:id="15"/>
+      <w:r>
+        <w:t xml:space="preserve"> </w:t>
+      </w:r>
+    </w:p>
+    <w:p>
+      <w:pPr>
+        <w:jc w:val="both"/>
+      </w:pPr>
+      <w:r>
+        <w:t>The above logistic regression model assumes that online users</w:t>
+      </w:r>
+      <w:r>
+        <w:t>’</w:t>
+      </w:r>
+      <w:r>
+        <w:t xml:space="preserve"> behavior patterns </w:t>
+      </w:r>
+      <w:r>
+        <w:t xml:space="preserve">are representative of the behavior of the real world’s online users’ population, </w:t>
+      </w:r>
+      <w:r>
+        <w:t>and market conditions will remain unchanged over time</w:t>
+      </w:r>
+      <w:r>
+        <w:t xml:space="preserve">. Another assumption is that the </w:t>
+      </w:r>
+      <w:r>
+        <w:t xml:space="preserve">target purchase variable is only linearly related to the </w:t>
+      </w:r>
+      <w:r>
+        <w:t>features of the model</w:t>
+      </w:r>
+      <w:r>
+        <w:t>, which</w:t>
+      </w:r>
+      <w:r>
+        <w:t xml:space="preserve"> are </w:t>
+      </w:r>
+      <w:r>
+        <w:t xml:space="preserve">also assumed to be </w:t>
+      </w:r>
+      <w:r>
+        <w:t>independent of each other.</w:t>
+      </w:r>
+    </w:p>
+    <w:p>
+      <w:pPr>
+        <w:jc w:val="both"/>
+      </w:pPr>
+      <w:r>
+        <w:t xml:space="preserve">There are several limitations, namely the 0.5% purchase rate (due to highly imbalanced dataset) may result in predictions that overstate non-purchase outcomes. </w:t>
+      </w:r>
+      <w:r>
+        <w:t>On top of that, the four</w:t>
+      </w:r>
+      <w:r>
+        <w:t>-</w:t>
+      </w:r>
+      <w:r>
+        <w:t>month time period of the dataset limits visibility of seasonal or long</w:t>
+      </w:r>
+      <w:r>
+        <w:t>-</w:t>
+      </w:r>
+      <w:r>
+        <w:t xml:space="preserve">term </w:t>
+      </w:r>
+      <w:r>
+        <w:t xml:space="preserve">digital advertising </w:t>
+      </w:r>
+      <w:r>
+        <w:t>trends</w:t>
+      </w:r>
+      <w:r>
+        <w:t>.</w:t>
+      </w:r>
+      <w:r>
+        <w:t xml:space="preserve"> In addition, the absence of revenue data of advertisements limit</w:t>
+      </w:r>
+      <w:r>
+        <w:t>s</w:t>
+      </w:r>
+      <w:r>
+        <w:t xml:space="preserve"> the coverage of the digital advertising analysis.</w:t>
+      </w:r>
+      <w:r>
+        <w:t xml:space="preserve"> Last but not least, the </w:t>
+      </w:r>
+      <w:r>
+        <w:t>high mismatch of the target group segments limits the value of the age group segment analysis.</w:t>
       </w:r>
     </w:p>
     <w:p/>
     <w:p/>
     <w:p/>
-    <w:p/>
-    <w:p>
-      <w:pPr>
-        <w:pStyle w:val="Heading2"/>
-        <w:spacing w:line="480" w:lineRule="auto"/>
-      </w:pPr>
-      <w:bookmarkStart w:id="15" w:name="_Toc231569612"/>
-      <w:r>
-        <w:t xml:space="preserve">Model </w:t>
-      </w:r>
-      <w:r>
-        <w:t>Limitation &amp; Assumptions</w:t>
-      </w:r>
-      <w:bookmarkEnd w:id="15"/>
-    </w:p>
-    <w:p/>
-    <w:p/>
-    <w:p/>
-    <w:p/>
-    <w:p/>
-    <w:p/>
-    <w:p/>
     <w:p>
       <w:pPr>
         <w:pStyle w:val="Heading1"/>
       </w:pPr>
-      <w:bookmarkStart w:id="16" w:name="_Toc231569613"/>
+      <w:bookmarkStart w:id="16" w:name="_Toc231592617"/>
       <w:r>
         <w:lastRenderedPageBreak/>
         <w:t>Recommendations</w:t>
@@ -7091,7 +7176,7 @@
       <w:pPr>
         <w:pStyle w:val="Heading1"/>
       </w:pPr>
-      <w:bookmarkStart w:id="17" w:name="_Toc231569614"/>
+      <w:bookmarkStart w:id="17" w:name="_Toc231592618"/>
       <w:r>
         <w:t>Methodology Appendix</w:t>
       </w:r>
@@ -7808,6 +7893,7 @@
   <w:style w:type="character" w:default="1" w:styleId="DefaultParagraphFont">
     <w:name w:val="Default Paragraph Font"/>
     <w:uiPriority w:val="1"/>
+    <w:semiHidden/>
     <w:unhideWhenUsed/>
   </w:style>
   <w:style w:type="table" w:default="1" w:styleId="TableNormal">

--- a/Reports/Final Report.docx
+++ b/Reports/Final Report.docx
@@ -1794,31 +1794,17 @@
         <w:jc w:val="both"/>
       </w:pPr>
       <w:r>
-        <w:t>The number of impressions is the highest among all advertisement event</w:t>
-      </w:r>
-      <w:r>
-        <w:t xml:space="preserve"> types</w:t>
-      </w:r>
-      <w:r>
-        <w:t xml:space="preserve">, making up approximately 85% of the total </w:t>
-      </w:r>
-      <w:r>
-        <w:t xml:space="preserve">events </w:t>
-      </w:r>
-      <w:r>
-        <w:t>(refer to above table).</w:t>
-      </w:r>
-      <w:r>
-        <w:t xml:space="preserve"> The second highest is number of clicks (10%) follow by number of likes (3%).</w:t>
-      </w:r>
-      <w:r>
-        <w:t xml:space="preserve"> </w:t>
-      </w:r>
-    </w:p>
-    <w:p>
-      <w:pPr>
-        <w:jc w:val="both"/>
-      </w:pPr>
+        <w:t>The above table shows that the proportion of purchases is only 0.51% which is very low. The average industry range is approximately 2-4%. This low level of purchases ha</w:t>
+      </w:r>
+      <w:r>
+        <w:t>s</w:t>
+      </w:r>
+      <w:r>
+        <w:t xml:space="preserve"> a direct effect on correlation analysis as well as the prediction modeling performance results.</w:t>
+      </w:r>
+      <w:r>
+        <w:t xml:space="preserve"> An in-depth analysis can be done to find out the root cause of this low purchase rate, as well as how to increase it.</w:t>
+      </w:r>
     </w:p>
     <w:p>
       <w:pPr>
@@ -1865,7 +1851,42 @@
           <w:b/>
           <w:bCs/>
         </w:rPr>
-        <w:t>Histogram of CPA Cost by Age</w:t>
+        <w:t>Relationship between</w:t>
+      </w:r>
+      <w:r>
+        <w:rPr>
+          <w:b/>
+          <w:bCs/>
+        </w:rPr>
+        <w:t xml:space="preserve"> </w:t>
+      </w:r>
+      <w:r>
+        <w:rPr>
+          <w:b/>
+          <w:bCs/>
+        </w:rPr>
+        <w:t xml:space="preserve">Relative </w:t>
+      </w:r>
+      <w:r>
+        <w:rPr>
+          <w:b/>
+          <w:bCs/>
+        </w:rPr>
+        <w:t xml:space="preserve">CPA Cost </w:t>
+      </w:r>
+      <w:r>
+        <w:rPr>
+          <w:b/>
+          <w:bCs/>
+        </w:rPr>
+        <w:t>&amp;</w:t>
+      </w:r>
+      <w:r>
+        <w:rPr>
+          <w:b/>
+          <w:bCs/>
+        </w:rPr>
+        <w:t xml:space="preserve"> Age</w:t>
       </w:r>
       <w:r>
         <w:rPr>
@@ -4469,7 +4490,64 @@
         <w:spacing w:after="0" w:line="240" w:lineRule="auto"/>
       </w:pPr>
       <w:r>
-        <w:t xml:space="preserve">Cost Per Acquisition (CPA) = Campaign Advertising Budget / Purchases * 100 </w:t>
+        <w:t xml:space="preserve">Cost Per Acquisition (CPA) </w:t>
+      </w:r>
+      <w:r>
+        <w:t xml:space="preserve">at Ad level </w:t>
+      </w:r>
+      <w:r>
+        <w:t xml:space="preserve">= Campaign Advertising Budget / </w:t>
+      </w:r>
+      <w:r>
+        <w:t xml:space="preserve">Number of </w:t>
+      </w:r>
+      <w:r>
+        <w:t xml:space="preserve">Purchases * 100 </w:t>
+      </w:r>
+    </w:p>
+    <w:p>
+      <w:pPr>
+        <w:spacing w:after="0" w:line="240" w:lineRule="auto"/>
+      </w:pPr>
+    </w:p>
+    <w:p>
+      <w:pPr>
+        <w:spacing w:after="0" w:line="240" w:lineRule="auto"/>
+        <w:rPr>
+          <w:sz w:val="32"/>
+          <w:szCs w:val="32"/>
+        </w:rPr>
+      </w:pPr>
+      <w:r>
+        <w:rPr>
+          <w:sz w:val="32"/>
+          <w:szCs w:val="32"/>
+        </w:rPr>
+        <w:t>Segment CPA Calculation</w:t>
+      </w:r>
+    </w:p>
+    <w:p>
+      <w:pPr>
+        <w:spacing w:after="0" w:line="240" w:lineRule="auto"/>
+      </w:pPr>
+    </w:p>
+    <w:p>
+      <w:pPr>
+        <w:spacing w:after="0" w:line="240" w:lineRule="auto"/>
+      </w:pPr>
+      <w:r>
+        <w:t xml:space="preserve">Weighted Segment CPA = </w:t>
+      </w:r>
+      <w:r>
+        <w:t>(Total Ad Budget by Segment / Total Number of Purchases by Segment)</w:t>
+      </w:r>
+    </w:p>
+    <w:p>
+      <w:pPr>
+        <w:spacing w:after="0" w:line="240" w:lineRule="auto"/>
+      </w:pPr>
+      <w:r>
+        <w:t>Relative CPA = Weighted Segment CPA / Weighted Segment CPA (Median)</w:t>
       </w:r>
     </w:p>
     <w:p>
@@ -7329,6 +7407,7 @@
                 <w:szCs w:val="22"/>
                 <w14:ligatures w14:val="none"/>
               </w:rPr>
+              <w:lastRenderedPageBreak/>
               <w:t>location</w:t>
             </w:r>
           </w:p>
@@ -7532,38 +7611,24 @@
     </w:tbl>
     <w:p>
       <w:pPr>
-        <w:jc w:val="both"/>
-      </w:pPr>
-    </w:p>
-    <w:p>
-      <w:pPr>
-        <w:rPr>
-          <w:sz w:val="32"/>
-          <w:szCs w:val="32"/>
-        </w:rPr>
-      </w:pPr>
-    </w:p>
-    <w:p>
-      <w:pPr>
-        <w:rPr>
-          <w:sz w:val="32"/>
-          <w:szCs w:val="32"/>
-        </w:rPr>
-      </w:pPr>
-    </w:p>
-    <w:p>
-      <w:pPr>
-        <w:rPr>
-          <w:sz w:val="32"/>
-          <w:szCs w:val="32"/>
-        </w:rPr>
-      </w:pPr>
-      <w:r>
-        <w:rPr>
-          <w:sz w:val="32"/>
-          <w:szCs w:val="32"/>
-        </w:rPr>
-        <w:lastRenderedPageBreak/>
+        <w:rPr>
+          <w:sz w:val="32"/>
+          <w:szCs w:val="32"/>
+        </w:rPr>
+      </w:pPr>
+    </w:p>
+    <w:p>
+      <w:pPr>
+        <w:rPr>
+          <w:sz w:val="32"/>
+          <w:szCs w:val="32"/>
+        </w:rPr>
+      </w:pPr>
+      <w:r>
+        <w:rPr>
+          <w:sz w:val="32"/>
+          <w:szCs w:val="32"/>
+        </w:rPr>
         <w:t>Tools &amp; Environment</w:t>
       </w:r>
     </w:p>
